--- a/files/TODITICO_PROFORMA_CONTRATO.docx
+++ b/files/TODITICO_PROFORMA_CONTRATO.docx
@@ -1,29 +1,30 @@
 
 <file path=word/document.xml><?xml version="1.0" encoding="utf-8"?>
-<w:document xmlns:wpc="http://schemas.microsoft.com/office/word/2010/wordprocessingCanvas" xmlns:cx="http://schemas.microsoft.com/office/drawing/2014/chartex" xmlns:cx1="http://schemas.microsoft.com/office/drawing/2015/9/8/chartex" xmlns:cx2="http://schemas.microsoft.com/office/drawing/2015/10/21/chartex" xmlns:cx3="http://schemas.microsoft.com/office/drawing/2016/5/9/chartex" xmlns:cx4="http://schemas.microsoft.com/office/drawing/2016/5/10/chartex" xmlns:cx5="http://schemas.microsoft.com/office/drawing/2016/5/11/chartex" xmlns:cx6="http://schemas.microsoft.com/office/drawing/2016/5/12/chartex" xmlns:cx7="http://schemas.microsoft.com/office/drawing/2016/5/13/chartex" xmlns:cx8="http://schemas.microsoft.com/office/drawing/2016/5/14/chartex" xmlns:mc="http://schemas.openxmlformats.org/markup-compatibility/2006" xmlns:aink="http://schemas.microsoft.com/office/drawing/2016/ink" xmlns:am3d="http://schemas.microsoft.com/office/drawing/2017/model3d" xmlns:o="urn:schemas-microsoft-com:office:office" xmlns:oel="http://schemas.microsoft.com/office/2019/extlst" xmlns:r="http://schemas.openxmlformats.org/officeDocument/2006/relationships" xmlns:m="http://schemas.openxmlformats.org/officeDocument/2006/math" xmlns:v="urn:schemas-microsoft-com:vml" xmlns:wp14="http://schemas.microsoft.com/office/word/2010/wordprocessingDrawing" xmlns:wp="http://schemas.openxmlformats.org/drawingml/2006/wordprocessingDrawing" xmlns:w10="urn:schemas-microsoft-com:office:word" xmlns:w="http://schemas.openxmlformats.org/wordprocessingml/2006/main" xmlns:w14="http://schemas.microsoft.com/office/word/2010/wordml" xmlns:w15="http://schemas.microsoft.com/office/word/2012/wordml" xmlns:w16cex="http://schemas.microsoft.com/office/word/2018/wordml/cex" xmlns:w16cid="http://schemas.microsoft.com/office/word/2016/wordml/cid" xmlns:w16="http://schemas.microsoft.com/office/word/2018/wordml" xmlns:w16du="http://schemas.microsoft.com/office/word/2023/wordml/word16du" xmlns:w16sdtdh="http://schemas.microsoft.com/office/word/2020/wordml/sdtdatahash" xmlns:w16se="http://schemas.microsoft.com/office/word/2015/wordml/symex" xmlns:wpg="http://schemas.microsoft.com/office/word/2010/wordprocessingGroup" xmlns:wpi="http://schemas.microsoft.com/office/word/2010/wordprocessingInk" xmlns:wne="http://schemas.microsoft.com/office/word/2006/wordml" xmlns:wps="http://schemas.microsoft.com/office/word/2010/wordprocessingShape" mc:Ignorable="w14 w15 w16se w16cid w16 w16cex w16sdtdh w16du wp14">
+<w:document xmlns:w="http://schemas.openxmlformats.org/wordprocessingml/2006/main" xmlns:wp="http://schemas.openxmlformats.org/drawingml/2006/wordprocessingDrawing" xmlns:r="http://schemas.openxmlformats.org/officeDocument/2006/relationships" xmlns:v="urn:schemas-microsoft-com:vml" xmlns:w10="urn:schemas-microsoft-com:office:word" xmlns:o="urn:schemas-microsoft-com:office:office" xmlns:wp14="http://schemas.microsoft.com/office/word/2010/wordprocessingDrawing" xmlns:w14="http://schemas.microsoft.com/office/word/2010/wordml" xmlns:mc="http://schemas.openxmlformats.org/markup-compatibility/2006" xmlns:m="http://schemas.openxmlformats.org/officeDocument/2006/math" xmlns:wps="http://schemas.microsoft.com/office/word/2010/wordprocessingShape" xmlns:wpg="http://schemas.microsoft.com/office/word/2010/wordprocessingGroup" xmlns:wpi="http://schemas.microsoft.com/office/word/2010/wordprocessingInk" xmlns:wpc="http://schemas.microsoft.com/office/word/2010/wordprocessingCanvas" xmlns:wpsCustomData="http://www.wps.cn/officeDocument/2013/wpsCustomData" mc:Ignorable="w14 wp14">
   <w:body>
     <w:p>
       <w:pPr>
+        <w:pStyle w:val="style0"/>
         <w:jc w:val="center"/>
         <w:rPr>
-          <w:rFonts w:ascii="Arial" w:hAnsi="Arial" w:cs="Arial"/>
+          <w:rFonts w:ascii="Arial" w:cs="Arial" w:hAnsi="Arial"/>
           <w:b/>
-          <w:color w:val="0070C0"/>
-          <w:sz w:val="24"/>
-          <w:szCs w:val="24"/>
-        </w:rPr>
-      </w:pPr>
-      <w:r>
-        <w:rPr>
-          <w:rFonts w:ascii="Arial" w:hAnsi="Arial" w:cs="Arial"/>
+          <w:color w:val="0070c0"/>
+          <w:sz w:val="24"/>
+          <w:szCs w:val="24"/>
+        </w:rPr>
+      </w:pPr>
+      <w:r>
+        <w:rPr>
+          <w:rFonts w:ascii="Arial" w:cs="Arial" w:hAnsi="Arial"/>
           <w:b/>
           <w:noProof/>
-          <w:color w:val="0070C0"/>
+          <w:color w:val="0070c0"/>
           <w:sz w:val="24"/>
           <w:szCs w:val="24"/>
         </w:rPr>
         <w:drawing>
-          <wp:anchor distT="0" distB="0" distL="114300" distR="114300" simplePos="0" relativeHeight="251658240" behindDoc="0" locked="0" layoutInCell="1" allowOverlap="1" wp14:anchorId="45FEAF0E" wp14:editId="1D79A2D5">
+          <wp:anchor distT="0" distB="0" distL="0" distR="0" simplePos="false" relativeHeight="2" behindDoc="false" locked="false" layoutInCell="true" allowOverlap="true">
             <wp:simplePos x="0" y="0"/>
             <wp:positionH relativeFrom="column">
               <wp:posOffset>-1270</wp:posOffset>
@@ -34,37 +35,28 @@
             <wp:extent cx="1181100" cy="631170"/>
             <wp:effectExtent l="0" t="0" r="0" b="0"/>
             <wp:wrapNone/>
-            <wp:docPr id="844622430" name="Imagen 1"/>
+            <wp:docPr id="1026" name="Imagen 1"/>
             <wp:cNvGraphicFramePr>
-              <a:graphicFrameLocks xmlns:a="http://schemas.openxmlformats.org/drawingml/2006/main" noChangeAspect="1"/>
+              <a:graphicFrameLocks xmlns:a="http://schemas.openxmlformats.org/drawingml/2006/main" noChangeAspect="false" noSelect="false" noResize="false" noGrp="false"/>
             </wp:cNvGraphicFramePr>
             <a:graphic xmlns:a="http://schemas.openxmlformats.org/drawingml/2006/main">
               <a:graphicData uri="http://schemas.openxmlformats.org/drawingml/2006/picture">
                 <pic:pic xmlns:pic="http://schemas.openxmlformats.org/drawingml/2006/picture">
                   <pic:nvPicPr>
-                    <pic:cNvPr id="844622430" name="Imagen 844622430"/>
+                    <pic:cNvPr id="0" name="Imagen 1"/>
                     <pic:cNvPicPr/>
                   </pic:nvPicPr>
                   <pic:blipFill>
-                    <a:blip r:embed="rId8" cstate="print">
-                      <a:extLst>
-                        <a:ext uri="{28A0092B-C50C-407E-A947-70E740481C1C}">
-                          <a14:useLocalDpi xmlns:a14="http://schemas.microsoft.com/office/drawing/2010/main" val="0"/>
-                        </a:ext>
-                      </a:extLst>
-                    </a:blip>
-                    <a:stretch>
-                      <a:fillRect/>
-                    </a:stretch>
+                    <a:blip r:embed="rId2" cstate="print"/>
+                    <a:srcRect l="0" t="0" r="0" b="0"/>
+                    <a:stretch/>
                   </pic:blipFill>
                   <pic:spPr>
-                    <a:xfrm>
+                    <a:xfrm rot="0">
                       <a:off x="0" y="0"/>
                       <a:ext cx="1181100" cy="631170"/>
                     </a:xfrm>
-                    <a:prstGeom prst="rect">
-                      <a:avLst/>
-                    </a:prstGeom>
+                    <a:prstGeom prst="rect"/>
                   </pic:spPr>
                 </pic:pic>
               </a:graphicData>
@@ -80,9 +72,9 @@
       </w:r>
       <w:r>
         <w:rPr>
-          <w:rFonts w:ascii="Arial" w:hAnsi="Arial" w:cs="Arial"/>
+          <w:rFonts w:ascii="Arial" w:cs="Arial" w:hAnsi="Arial"/>
           <w:b/>
-          <w:color w:val="0070C0"/>
+          <w:color w:val="0070c0"/>
           <w:sz w:val="24"/>
           <w:szCs w:val="24"/>
         </w:rPr>
@@ -91,30 +83,32 @@
     </w:p>
     <w:p>
       <w:pPr>
-        <w:jc w:val="both"/>
-        <w:rPr>
-          <w:rFonts w:ascii="Arial" w:hAnsi="Arial" w:cs="Arial"/>
+        <w:pStyle w:val="style0"/>
+        <w:jc w:val="both"/>
+        <w:rPr>
+          <w:rFonts w:ascii="Arial" w:cs="Arial" w:hAnsi="Arial"/>
           <w:b/>
-          <w:color w:val="0070C0"/>
-          <w:sz w:val="24"/>
-          <w:szCs w:val="24"/>
-        </w:rPr>
-      </w:pPr>
-    </w:p>
-    <w:p>
-      <w:pPr>
-        <w:jc w:val="both"/>
-        <w:rPr>
-          <w:rFonts w:ascii="Arial" w:hAnsi="Arial" w:cs="Arial"/>
-          <w:sz w:val="24"/>
-          <w:szCs w:val="24"/>
-        </w:rPr>
-      </w:pPr>
-      <w:r>
-        <w:rPr>
-          <w:rFonts w:ascii="Arial" w:hAnsi="Arial" w:cs="Arial"/>
+          <w:color w:val="0070c0"/>
+          <w:sz w:val="24"/>
+          <w:szCs w:val="24"/>
+        </w:rPr>
+      </w:pPr>
+    </w:p>
+    <w:p>
+      <w:pPr>
+        <w:pStyle w:val="style0"/>
+        <w:jc w:val="both"/>
+        <w:rPr>
+          <w:rFonts w:ascii="Arial" w:cs="Arial" w:hAnsi="Arial"/>
+          <w:sz w:val="24"/>
+          <w:szCs w:val="24"/>
+        </w:rPr>
+      </w:pPr>
+      <w:r>
+        <w:rPr>
+          <w:rFonts w:ascii="Arial" w:cs="Arial" w:hAnsi="Arial"/>
           <w:b/>
-          <w:color w:val="0070C0"/>
+          <w:color w:val="0070c0"/>
           <w:sz w:val="24"/>
           <w:szCs w:val="24"/>
         </w:rPr>
@@ -122,7 +116,7 @@
       </w:r>
       <w:r>
         <w:rPr>
-          <w:rFonts w:ascii="Arial" w:hAnsi="Arial" w:cs="Arial"/>
+          <w:rFonts w:ascii="Arial" w:cs="Arial" w:hAnsi="Arial"/>
           <w:sz w:val="24"/>
           <w:szCs w:val="24"/>
         </w:rPr>
@@ -130,9 +124,9 @@
       </w:r>
       <w:r>
         <w:rPr>
-          <w:rFonts w:ascii="Arial" w:hAnsi="Arial" w:cs="Arial"/>
+          <w:rFonts w:ascii="Arial" w:cs="Arial" w:hAnsi="Arial"/>
           <w:b/>
-          <w:color w:val="0070C0"/>
+          <w:color w:val="0070c0"/>
           <w:sz w:val="24"/>
           <w:szCs w:val="24"/>
         </w:rPr>
@@ -141,18 +135,19 @@
     </w:p>
     <w:p>
       <w:pPr>
-        <w:jc w:val="both"/>
-        <w:rPr>
-          <w:rFonts w:ascii="Arial" w:hAnsi="Arial" w:cs="Arial"/>
-          <w:sz w:val="24"/>
-          <w:szCs w:val="24"/>
-        </w:rPr>
-      </w:pPr>
-      <w:r>
-        <w:rPr>
-          <w:rFonts w:ascii="Arial" w:hAnsi="Arial" w:cs="Arial"/>
+        <w:pStyle w:val="style0"/>
+        <w:jc w:val="both"/>
+        <w:rPr>
+          <w:rFonts w:ascii="Arial" w:cs="Arial" w:hAnsi="Arial"/>
+          <w:sz w:val="24"/>
+          <w:szCs w:val="24"/>
+        </w:rPr>
+      </w:pPr>
+      <w:r>
+        <w:rPr>
+          <w:rFonts w:ascii="Arial" w:cs="Arial" w:hAnsi="Arial"/>
           <w:b/>
-          <w:color w:val="0070C0"/>
+          <w:color w:val="0070c0"/>
           <w:sz w:val="24"/>
           <w:szCs w:val="24"/>
         </w:rPr>
@@ -160,43 +155,39 @@
       </w:r>
       <w:r>
         <w:rPr>
-          <w:rFonts w:ascii="Arial" w:hAnsi="Arial" w:cs="Arial"/>
+          <w:rFonts w:ascii="Arial" w:cs="Arial" w:hAnsi="Arial"/>
           <w:sz w:val="24"/>
           <w:szCs w:val="24"/>
         </w:rPr>
         <w:t xml:space="preserve"> El Sr. José </w:t>
       </w:r>
-      <w:proofErr w:type="spellStart"/>
-      <w:r>
-        <w:rPr>
-          <w:rFonts w:ascii="Arial" w:hAnsi="Arial" w:cs="Arial"/>
+      <w:r>
+        <w:rPr>
+          <w:rFonts w:ascii="Arial" w:cs="Arial" w:hAnsi="Arial"/>
           <w:sz w:val="24"/>
           <w:szCs w:val="24"/>
         </w:rPr>
         <w:t>Alvarez</w:t>
       </w:r>
-      <w:proofErr w:type="spellEnd"/>
-      <w:r>
-        <w:rPr>
-          <w:rFonts w:ascii="Arial" w:hAnsi="Arial" w:cs="Arial"/>
+      <w:r>
+        <w:rPr>
+          <w:rFonts w:ascii="Arial" w:cs="Arial" w:hAnsi="Arial"/>
           <w:sz w:val="24"/>
           <w:szCs w:val="24"/>
         </w:rPr>
         <w:t xml:space="preserve"> González, ciudadano cubano, mayor de edad, con identidad permanente 94010727068, con domicilio legal en la Calle 44 #2714 E/ 27 y 29 San Antonio de los </w:t>
       </w:r>
-      <w:proofErr w:type="spellStart"/>
-      <w:r>
-        <w:rPr>
-          <w:rFonts w:ascii="Arial" w:hAnsi="Arial" w:cs="Arial"/>
+      <w:r>
+        <w:rPr>
+          <w:rFonts w:ascii="Arial" w:cs="Arial" w:hAnsi="Arial"/>
           <w:sz w:val="24"/>
           <w:szCs w:val="24"/>
         </w:rPr>
         <w:t>Bañ</w:t>
       </w:r>
-      <w:proofErr w:type="spellEnd"/>
-      <w:r>
-        <w:rPr>
-          <w:rFonts w:ascii="Arial" w:hAnsi="Arial" w:cs="Arial"/>
+      <w:r>
+        <w:rPr>
+          <w:rFonts w:ascii="Arial" w:cs="Arial" w:hAnsi="Arial"/>
           <w:sz w:val="24"/>
           <w:szCs w:val="24"/>
           <w:lang w:val="es-ES"/>
@@ -205,7 +196,7 @@
       </w:r>
       <w:r>
         <w:rPr>
-          <w:rFonts w:ascii="Arial" w:hAnsi="Arial" w:cs="Arial"/>
+          <w:rFonts w:ascii="Arial" w:cs="Arial" w:hAnsi="Arial"/>
           <w:sz w:val="24"/>
           <w:szCs w:val="24"/>
         </w:rPr>
@@ -213,7 +204,7 @@
       </w:r>
       <w:r>
         <w:rPr>
-          <w:rFonts w:ascii="Arial" w:hAnsi="Arial" w:cs="Arial"/>
+          <w:rFonts w:ascii="Arial" w:cs="Arial" w:hAnsi="Arial"/>
           <w:sz w:val="24"/>
           <w:szCs w:val="24"/>
           <w:lang w:val="es-ES"/>
@@ -222,7 +213,7 @@
       </w:r>
       <w:r>
         <w:rPr>
-          <w:rFonts w:ascii="Arial" w:hAnsi="Arial" w:cs="Arial"/>
+          <w:rFonts w:ascii="Arial" w:cs="Arial" w:hAnsi="Arial"/>
           <w:sz w:val="24"/>
           <w:szCs w:val="24"/>
         </w:rPr>
@@ -230,7 +221,7 @@
       </w:r>
       <w:r>
         <w:rPr>
-          <w:rFonts w:ascii="Arial" w:hAnsi="Arial" w:cs="Arial"/>
+          <w:rFonts w:ascii="Arial" w:cs="Arial" w:hAnsi="Arial"/>
           <w:sz w:val="24"/>
           <w:szCs w:val="24"/>
           <w:lang w:val="es-ES"/>
@@ -239,7 +230,7 @@
       </w:r>
       <w:r>
         <w:rPr>
-          <w:rFonts w:ascii="Arial" w:hAnsi="Arial" w:cs="Arial"/>
+          <w:rFonts w:ascii="Arial" w:cs="Arial" w:hAnsi="Arial"/>
           <w:sz w:val="24"/>
           <w:szCs w:val="24"/>
         </w:rPr>
@@ -247,27 +238,25 @@
       </w:r>
       <w:r>
         <w:rPr>
-          <w:rFonts w:ascii="Arial" w:hAnsi="Arial" w:cs="Arial"/>
+          <w:rFonts w:ascii="Arial" w:cs="Arial" w:hAnsi="Arial"/>
           <w:sz w:val="24"/>
           <w:szCs w:val="24"/>
           <w:lang w:val="es-US"/>
         </w:rPr>
         <w:t xml:space="preserve">con correo electrónico </w:t>
       </w:r>
-      <w:proofErr w:type="spellStart"/>
-      <w:r>
-        <w:rPr>
-          <w:rFonts w:ascii="Arial" w:hAnsi="Arial" w:cs="Arial"/>
+      <w:r>
+        <w:rPr>
+          <w:rFonts w:ascii="Arial" w:cs="Arial" w:hAnsi="Arial"/>
           <w:sz w:val="24"/>
           <w:szCs w:val="24"/>
           <w:lang w:val="es-ES"/>
         </w:rPr>
         <w:t>administracion</w:t>
       </w:r>
-      <w:proofErr w:type="spellEnd"/>
-      <w:r>
-        <w:rPr>
-          <w:rFonts w:ascii="Arial" w:hAnsi="Arial" w:cs="Arial"/>
+      <w:r>
+        <w:rPr>
+          <w:rFonts w:ascii="Arial" w:cs="Arial" w:hAnsi="Arial"/>
           <w:sz w:val="24"/>
           <w:szCs w:val="24"/>
           <w:lang w:val="es-US"/>
@@ -276,7 +265,7 @@
       </w:r>
       <w:r>
         <w:rPr>
-          <w:rFonts w:ascii="Arial" w:hAnsi="Arial" w:cs="Arial"/>
+          <w:rFonts w:ascii="Arial" w:cs="Arial" w:hAnsi="Arial"/>
           <w:sz w:val="24"/>
           <w:szCs w:val="24"/>
         </w:rPr>
@@ -284,7 +273,7 @@
       </w:r>
       <w:r>
         <w:rPr>
-          <w:rFonts w:ascii="Arial" w:hAnsi="Arial" w:cs="Arial"/>
+          <w:rFonts w:ascii="Arial" w:cs="Arial" w:hAnsi="Arial"/>
           <w:sz w:val="24"/>
           <w:szCs w:val="24"/>
         </w:rPr>
@@ -292,17 +281,34 @@
       </w:r>
       <w:r>
         <w:rPr>
-          <w:rFonts w:ascii="Arial" w:hAnsi="Arial" w:cs="Arial"/>
-          <w:sz w:val="24"/>
-          <w:szCs w:val="24"/>
-        </w:rPr>
-        <w:t xml:space="preserve"> con un punto de venta que se ubica en Avenida 21 número 4418 entre 44 y 46, Playa, La Habana, con Cuenta Bancaria en CUP No. 1218470015793512 en el Banco Popular de Ahorro (BPA) en la Sucursal 1842, que en lo sucesivo y a los efectos de este contrato se denominará </w:t>
-      </w:r>
-      <w:r>
-        <w:rPr>
-          <w:rFonts w:ascii="Arial" w:hAnsi="Arial" w:cs="Arial"/>
+          <w:rFonts w:ascii="Arial" w:cs="Arial" w:hAnsi="Arial"/>
+          <w:sz w:val="24"/>
+          <w:szCs w:val="24"/>
+        </w:rPr>
+        <w:t xml:space="preserve"> con un punto de venta que se ubica en Avenida 21 número 4418 entre 44 y 46, Playa, La Habana, con Cuenta Bancaria en CUP No. 1218470015793512</w:t>
+      </w:r>
+      <w:r>
+        <w:rPr>
+          <w:rFonts w:ascii="Arial" w:cs="Arial" w:hAnsi="Arial"/>
+          <w:sz w:val="24"/>
+          <w:szCs w:val="24"/>
+          <w:lang w:val="en-US"/>
+        </w:rPr>
+        <w:t xml:space="preserve">, y tarjeta en CUP No. 9212 1299 7057 8409, </w:t>
+      </w:r>
+      <w:r>
+        <w:rPr>
+          <w:rFonts w:ascii="Arial" w:cs="Arial" w:hAnsi="Arial"/>
+          <w:sz w:val="24"/>
+          <w:szCs w:val="24"/>
+        </w:rPr>
+        <w:t xml:space="preserve">en el Banco Popular de Ahorro (BPA) en la Sucursal 1842, que en lo sucesivo y a los efectos de este contrato se denominará </w:t>
+      </w:r>
+      <w:r>
+        <w:rPr>
+          <w:rFonts w:ascii="Arial" w:cs="Arial" w:hAnsi="Arial"/>
           <w:b/>
-          <w:color w:val="0070C0"/>
+          <w:color w:val="0070c0"/>
           <w:sz w:val="24"/>
           <w:szCs w:val="24"/>
         </w:rPr>
@@ -310,7 +316,7 @@
       </w:r>
       <w:r>
         <w:rPr>
-          <w:rFonts w:ascii="Arial" w:hAnsi="Arial" w:cs="Arial"/>
+          <w:rFonts w:ascii="Arial" w:cs="Arial" w:hAnsi="Arial"/>
           <w:sz w:val="24"/>
           <w:szCs w:val="24"/>
         </w:rPr>
@@ -319,9 +325,10 @@
     </w:p>
     <w:p>
       <w:pPr>
-        <w:jc w:val="both"/>
-        <w:rPr>
-          <w:rFonts w:ascii="Arial" w:hAnsi="Arial" w:cs="Arial"/>
+        <w:pStyle w:val="style0"/>
+        <w:jc w:val="both"/>
+        <w:rPr>
+          <w:rFonts w:ascii="Arial" w:cs="Arial" w:hAnsi="Arial"/>
           <w:b/>
           <w:sz w:val="24"/>
           <w:szCs w:val="24"/>
@@ -329,9 +336,9 @@
       </w:pPr>
       <w:r>
         <w:rPr>
-          <w:rFonts w:ascii="Arial" w:hAnsi="Arial" w:cs="Arial"/>
+          <w:rFonts w:ascii="Arial" w:cs="Arial" w:hAnsi="Arial"/>
           <w:b/>
-          <w:color w:val="0070C0"/>
+          <w:color w:val="0070c0"/>
           <w:sz w:val="24"/>
           <w:szCs w:val="24"/>
         </w:rPr>
@@ -339,7 +346,7 @@
       </w:r>
       <w:r>
         <w:rPr>
-          <w:rFonts w:ascii="Arial" w:hAnsi="Arial" w:cs="Arial"/>
+          <w:rFonts w:ascii="Arial" w:cs="Arial" w:hAnsi="Arial"/>
           <w:b/>
           <w:sz w:val="24"/>
           <w:szCs w:val="24"/>
@@ -348,7 +355,7 @@
       </w:r>
       <w:r>
         <w:rPr>
-          <w:rFonts w:ascii="Arial" w:hAnsi="Arial" w:cs="Arial"/>
+          <w:rFonts w:ascii="Arial" w:cs="Arial" w:hAnsi="Arial"/>
           <w:sz w:val="24"/>
           <w:szCs w:val="24"/>
         </w:rPr>
@@ -356,7 +363,7 @@
       </w:r>
       <w:r>
         <w:rPr>
-          <w:rFonts w:ascii="Arial" w:hAnsi="Arial" w:cs="Arial"/>
+          <w:rFonts w:ascii="Arial" w:cs="Arial" w:hAnsi="Arial"/>
           <w:sz w:val="24"/>
           <w:szCs w:val="24"/>
         </w:rPr>
@@ -364,25 +371,23 @@
       </w:r>
       <w:r>
         <w:rPr>
-          <w:rFonts w:ascii="Arial" w:hAnsi="Arial" w:cs="Arial"/>
+          <w:rFonts w:ascii="Arial" w:cs="Arial" w:hAnsi="Arial"/>
           <w:sz w:val="24"/>
           <w:szCs w:val="24"/>
         </w:rPr>
         <w:t xml:space="preserve">representada en este acto por: ______________________________________, en su carácter de _____________________________, facultado para suscribir este Contrato en virtud de ___________________________________ </w:t>
       </w:r>
-      <w:proofErr w:type="spellStart"/>
-      <w:r>
-        <w:rPr>
-          <w:rFonts w:ascii="Arial" w:hAnsi="Arial" w:cs="Arial"/>
+      <w:r>
+        <w:rPr>
+          <w:rFonts w:ascii="Arial" w:cs="Arial" w:hAnsi="Arial"/>
           <w:sz w:val="24"/>
           <w:szCs w:val="24"/>
         </w:rPr>
         <w:t>de</w:t>
       </w:r>
-      <w:proofErr w:type="spellEnd"/>
-      <w:r>
-        <w:rPr>
-          <w:rFonts w:ascii="Arial" w:hAnsi="Arial" w:cs="Arial"/>
+      <w:r>
+        <w:rPr>
+          <w:rFonts w:ascii="Arial" w:cs="Arial" w:hAnsi="Arial"/>
           <w:sz w:val="24"/>
           <w:szCs w:val="24"/>
         </w:rPr>
@@ -390,9 +395,9 @@
       </w:r>
       <w:r>
         <w:rPr>
-          <w:rFonts w:ascii="Arial" w:hAnsi="Arial" w:cs="Arial"/>
+          <w:rFonts w:ascii="Arial" w:cs="Arial" w:hAnsi="Arial"/>
           <w:b/>
-          <w:color w:val="0070C0"/>
+          <w:color w:val="0070c0"/>
           <w:sz w:val="24"/>
           <w:szCs w:val="24"/>
         </w:rPr>
@@ -400,8 +405,8 @@
       </w:r>
       <w:r>
         <w:rPr>
-          <w:rFonts w:ascii="Arial" w:hAnsi="Arial" w:cs="Arial"/>
-          <w:color w:val="0070C0"/>
+          <w:rFonts w:ascii="Arial" w:cs="Arial" w:hAnsi="Arial"/>
+          <w:color w:val="0070c0"/>
           <w:sz w:val="24"/>
           <w:szCs w:val="24"/>
         </w:rPr>
@@ -409,7 +414,7 @@
       </w:r>
       <w:r>
         <w:rPr>
-          <w:rFonts w:ascii="Arial" w:hAnsi="Arial" w:cs="Arial"/>
+          <w:rFonts w:ascii="Arial" w:cs="Arial" w:hAnsi="Arial"/>
           <w:b/>
           <w:sz w:val="24"/>
           <w:szCs w:val="24"/>
@@ -419,18 +424,19 @@
     </w:p>
     <w:p>
       <w:pPr>
-        <w:jc w:val="both"/>
-        <w:rPr>
-          <w:rFonts w:ascii="Arial" w:hAnsi="Arial" w:cs="Arial"/>
-          <w:sz w:val="24"/>
-          <w:szCs w:val="24"/>
-        </w:rPr>
-      </w:pPr>
-      <w:r>
-        <w:rPr>
-          <w:rFonts w:ascii="Arial" w:hAnsi="Arial" w:cs="Arial"/>
+        <w:pStyle w:val="style0"/>
+        <w:jc w:val="both"/>
+        <w:rPr>
+          <w:rFonts w:ascii="Arial" w:cs="Arial" w:hAnsi="Arial"/>
+          <w:sz w:val="24"/>
+          <w:szCs w:val="24"/>
+        </w:rPr>
+      </w:pPr>
+      <w:r>
+        <w:rPr>
+          <w:rFonts w:ascii="Arial" w:cs="Arial" w:hAnsi="Arial"/>
           <w:b/>
-          <w:color w:val="0070C0"/>
+          <w:color w:val="0070c0"/>
           <w:sz w:val="24"/>
           <w:szCs w:val="24"/>
         </w:rPr>
@@ -438,7 +444,7 @@
       </w:r>
       <w:r>
         <w:rPr>
-          <w:rFonts w:ascii="Arial" w:hAnsi="Arial" w:cs="Arial"/>
+          <w:rFonts w:ascii="Arial" w:cs="Arial" w:hAnsi="Arial"/>
           <w:sz w:val="24"/>
           <w:szCs w:val="24"/>
         </w:rPr>
@@ -446,10 +452,10 @@
       </w:r>
       <w:r>
         <w:rPr>
-          <w:rFonts w:ascii="Arial" w:hAnsi="Arial" w:cs="Arial"/>
+          <w:rFonts w:ascii="Arial" w:cs="Arial" w:hAnsi="Arial"/>
           <w:b/>
           <w:bCs/>
-          <w:color w:val="0070C0"/>
+          <w:color w:val="0070c0"/>
           <w:sz w:val="24"/>
           <w:szCs w:val="24"/>
         </w:rPr>
@@ -457,7 +463,7 @@
       </w:r>
       <w:r>
         <w:rPr>
-          <w:rFonts w:ascii="Arial" w:hAnsi="Arial" w:cs="Arial"/>
+          <w:rFonts w:ascii="Arial" w:cs="Arial" w:hAnsi="Arial"/>
           <w:sz w:val="24"/>
           <w:szCs w:val="24"/>
         </w:rPr>
@@ -466,16 +472,16 @@
     </w:p>
     <w:p>
       <w:pPr>
-        <w:pStyle w:val="Default"/>
-        <w:jc w:val="both"/>
-        <w:rPr>
-          <w:color w:val="0070C0"/>
+        <w:pStyle w:val="style4110"/>
+        <w:jc w:val="both"/>
+        <w:rPr>
+          <w:color w:val="0070c0"/>
         </w:rPr>
       </w:pPr>
       <w:r>
         <w:rPr>
           <w:bCs/>
-          <w:color w:val="0070C0"/>
+          <w:color w:val="0070c0"/>
         </w:rPr>
         <w:t xml:space="preserve">I. </w:t>
       </w:r>
@@ -483,34 +489,36 @@
         <w:rPr>
           <w:b/>
           <w:bCs/>
-          <w:color w:val="0070C0"/>
+          <w:color w:val="0070c0"/>
         </w:rPr>
         <w:t>OBJETO DEL CONTRATO</w:t>
       </w:r>
     </w:p>
     <w:p>
       <w:pPr>
+        <w:pStyle w:val="style0"/>
         <w:spacing w:after="0"/>
         <w:jc w:val="both"/>
         <w:rPr>
-          <w:rFonts w:ascii="Arial" w:hAnsi="Arial" w:cs="Arial"/>
-          <w:sz w:val="24"/>
-          <w:szCs w:val="24"/>
-        </w:rPr>
-      </w:pPr>
-    </w:p>
-    <w:p>
-      <w:pPr>
-        <w:jc w:val="both"/>
-        <w:rPr>
-          <w:rFonts w:ascii="Arial" w:hAnsi="Arial" w:cs="Arial"/>
-          <w:sz w:val="24"/>
-          <w:szCs w:val="24"/>
-        </w:rPr>
-      </w:pPr>
-      <w:r>
-        <w:rPr>
-          <w:rFonts w:ascii="Arial" w:hAnsi="Arial" w:cs="Arial"/>
+          <w:rFonts w:ascii="Arial" w:cs="Arial" w:hAnsi="Arial"/>
+          <w:sz w:val="24"/>
+          <w:szCs w:val="24"/>
+        </w:rPr>
+      </w:pPr>
+    </w:p>
+    <w:p>
+      <w:pPr>
+        <w:pStyle w:val="style0"/>
+        <w:jc w:val="both"/>
+        <w:rPr>
+          <w:rFonts w:ascii="Arial" w:cs="Arial" w:hAnsi="Arial"/>
+          <w:sz w:val="24"/>
+          <w:szCs w:val="24"/>
+        </w:rPr>
+      </w:pPr>
+      <w:r>
+        <w:rPr>
+          <w:rFonts w:ascii="Arial" w:cs="Arial" w:hAnsi="Arial"/>
           <w:sz w:val="24"/>
           <w:szCs w:val="24"/>
         </w:rPr>
@@ -518,7 +526,7 @@
       </w:r>
       <w:r>
         <w:rPr>
-          <w:rFonts w:ascii="Arial" w:hAnsi="Arial" w:cs="Arial"/>
+          <w:rFonts w:ascii="Arial" w:cs="Arial" w:hAnsi="Arial"/>
           <w:sz w:val="24"/>
           <w:szCs w:val="24"/>
         </w:rPr>
@@ -526,7 +534,7 @@
       </w:r>
       <w:r>
         <w:rPr>
-          <w:rFonts w:ascii="Arial" w:hAnsi="Arial" w:cs="Arial"/>
+          <w:rFonts w:ascii="Arial" w:cs="Arial" w:hAnsi="Arial"/>
           <w:sz w:val="24"/>
           <w:szCs w:val="24"/>
         </w:rPr>
@@ -534,7 +542,7 @@
       </w:r>
       <w:r>
         <w:rPr>
-          <w:rFonts w:ascii="Arial" w:hAnsi="Arial" w:cs="Arial"/>
+          <w:rFonts w:ascii="Arial" w:cs="Arial" w:hAnsi="Arial"/>
           <w:sz w:val="24"/>
           <w:szCs w:val="24"/>
         </w:rPr>
@@ -542,7 +550,7 @@
       </w:r>
       <w:r>
         <w:rPr>
-          <w:rFonts w:ascii="Arial" w:hAnsi="Arial" w:cs="Arial"/>
+          <w:rFonts w:ascii="Arial" w:cs="Arial" w:hAnsi="Arial"/>
           <w:sz w:val="24"/>
           <w:szCs w:val="24"/>
         </w:rPr>
@@ -550,7 +558,7 @@
       </w:r>
       <w:r>
         <w:rPr>
-          <w:rFonts w:ascii="Arial" w:hAnsi="Arial" w:cs="Arial"/>
+          <w:rFonts w:ascii="Arial" w:cs="Arial" w:hAnsi="Arial"/>
           <w:sz w:val="24"/>
           <w:szCs w:val="24"/>
         </w:rPr>
@@ -558,7 +566,7 @@
       </w:r>
       <w:r>
         <w:rPr>
-          <w:rFonts w:ascii="Arial" w:hAnsi="Arial" w:cs="Arial"/>
+          <w:rFonts w:ascii="Arial" w:cs="Arial" w:hAnsi="Arial"/>
           <w:sz w:val="24"/>
           <w:szCs w:val="24"/>
         </w:rPr>
@@ -567,35 +575,49 @@
     </w:p>
     <w:p>
       <w:pPr>
-        <w:jc w:val="both"/>
-        <w:rPr>
-          <w:rFonts w:ascii="Arial" w:hAnsi="Arial" w:cs="Arial"/>
-          <w:sz w:val="24"/>
-          <w:szCs w:val="24"/>
-        </w:rPr>
-      </w:pPr>
-      <w:r>
-        <w:rPr>
-          <w:rFonts w:ascii="Arial" w:hAnsi="Arial" w:cs="Arial"/>
+        <w:pStyle w:val="style0"/>
+        <w:jc w:val="both"/>
+        <w:rPr>
+          <w:rFonts w:ascii="Arial" w:cs="Arial" w:hAnsi="Arial"/>
+          <w:sz w:val="24"/>
+          <w:szCs w:val="24"/>
+        </w:rPr>
+      </w:pPr>
+      <w:r>
+        <w:rPr>
+          <w:rFonts w:ascii="Arial" w:cs="Arial" w:hAnsi="Arial"/>
           <w:sz w:val="24"/>
           <w:szCs w:val="24"/>
         </w:rPr>
         <w:t xml:space="preserve">El catálogo de productos disponibles no forma parte integrante del presente contrato, sino que EL COMPRADOR podrá consultarlo en cualquier momento a través del sitio web </w:t>
       </w:r>
-      <w:hyperlink r:id="rId9" w:history="1">
-        <w:r>
-          <w:rPr>
-            <w:rStyle w:val="Hipervnculo"/>
-            <w:rFonts w:ascii="Arial" w:hAnsi="Arial" w:cs="Arial"/>
-            <w:sz w:val="24"/>
-            <w:szCs w:val="24"/>
-          </w:rPr>
-          <w:t>www.toditico.com</w:t>
-        </w:r>
-      </w:hyperlink>
-      <w:r>
-        <w:rPr>
-          <w:rFonts w:ascii="Arial" w:hAnsi="Arial" w:cs="Arial"/>
+      <w:r>
+        <w:rPr/>
+        <w:fldChar w:fldCharType="begin"/>
+      </w:r>
+      <w:r>
+        <w:instrText xml:space="preserve"> HYPERLINK "https://toditico.com/" </w:instrText>
+      </w:r>
+      <w:r>
+        <w:rPr/>
+        <w:fldChar w:fldCharType="separate"/>
+      </w:r>
+      <w:r>
+        <w:rPr>
+          <w:rStyle w:val="style85"/>
+          <w:rFonts w:ascii="Arial" w:cs="Arial" w:hAnsi="Arial"/>
+          <w:sz w:val="24"/>
+          <w:szCs w:val="24"/>
+        </w:rPr>
+        <w:t>www.toditico.com</w:t>
+      </w:r>
+      <w:r>
+        <w:rPr/>
+        <w:fldChar w:fldCharType="end"/>
+      </w:r>
+      <w:r>
+        <w:rPr>
+          <w:rFonts w:ascii="Arial" w:cs="Arial" w:hAnsi="Arial"/>
           <w:sz w:val="24"/>
           <w:szCs w:val="24"/>
         </w:rPr>
@@ -603,7 +625,7 @@
       </w:r>
       <w:r>
         <w:rPr>
-          <w:rFonts w:ascii="Arial" w:hAnsi="Arial" w:cs="Arial"/>
+          <w:rFonts w:ascii="Arial" w:cs="Arial" w:hAnsi="Arial"/>
           <w:sz w:val="24"/>
           <w:szCs w:val="24"/>
         </w:rPr>
@@ -611,7 +633,7 @@
       </w:r>
       <w:r>
         <w:rPr>
-          <w:rFonts w:ascii="Arial" w:hAnsi="Arial" w:cs="Arial"/>
+          <w:rFonts w:ascii="Arial" w:cs="Arial" w:hAnsi="Arial"/>
           <w:sz w:val="24"/>
           <w:szCs w:val="24"/>
         </w:rPr>
@@ -619,7 +641,7 @@
       </w:r>
       <w:r>
         <w:rPr>
-          <w:rFonts w:ascii="Arial" w:hAnsi="Arial" w:cs="Arial"/>
+          <w:rFonts w:ascii="Arial" w:cs="Arial" w:hAnsi="Arial"/>
           <w:sz w:val="24"/>
           <w:szCs w:val="24"/>
         </w:rPr>
@@ -627,7 +649,7 @@
       </w:r>
       <w:r>
         <w:rPr>
-          <w:rFonts w:ascii="Arial" w:hAnsi="Arial" w:cs="Arial"/>
+          <w:rFonts w:ascii="Arial" w:cs="Arial" w:hAnsi="Arial"/>
           <w:sz w:val="24"/>
           <w:szCs w:val="24"/>
         </w:rPr>
@@ -636,26 +658,25 @@
     </w:p>
     <w:p>
       <w:pPr>
-        <w:jc w:val="both"/>
-        <w:rPr>
-          <w:rFonts w:ascii="Arial" w:hAnsi="Arial" w:cs="Arial"/>
-          <w:sz w:val="24"/>
-          <w:szCs w:val="24"/>
-        </w:rPr>
-      </w:pPr>
-      <w:r>
-        <w:rPr>
-          <w:rFonts w:ascii="Arial" w:hAnsi="Arial" w:cs="Arial"/>
-          <w:sz w:val="24"/>
-          <w:szCs w:val="24"/>
-        </w:rPr>
-        <w:lastRenderedPageBreak/>
+        <w:pStyle w:val="style0"/>
+        <w:jc w:val="both"/>
+        <w:rPr>
+          <w:rFonts w:ascii="Arial" w:cs="Arial" w:hAnsi="Arial"/>
+          <w:sz w:val="24"/>
+          <w:szCs w:val="24"/>
+        </w:rPr>
+      </w:pPr>
+      <w:r>
+        <w:rPr>
+          <w:rFonts w:ascii="Arial" w:cs="Arial" w:hAnsi="Arial"/>
+          <w:sz w:val="24"/>
+          <w:szCs w:val="24"/>
+        </w:rPr>
         <w:t xml:space="preserve">El precio definitivo de los productos será el que se consigne en la </w:t>
       </w:r>
-      <w:proofErr w:type="spellStart"/>
-      <w:r>
-        <w:rPr>
-          <w:rFonts w:ascii="Arial" w:hAnsi="Arial" w:cs="Arial"/>
+      <w:r>
+        <w:rPr>
+          <w:rFonts w:ascii="Arial" w:cs="Arial" w:hAnsi="Arial"/>
           <w:sz w:val="24"/>
           <w:szCs w:val="24"/>
         </w:rPr>
@@ -663,7 +684,7 @@
       </w:r>
       <w:r>
         <w:rPr>
-          <w:rFonts w:ascii="Arial" w:hAnsi="Arial" w:cs="Arial"/>
+          <w:rFonts w:ascii="Arial" w:cs="Arial" w:hAnsi="Arial"/>
           <w:sz w:val="24"/>
           <w:szCs w:val="24"/>
         </w:rPr>
@@ -671,16 +692,15 @@
       </w:r>
       <w:r>
         <w:rPr>
-          <w:rFonts w:ascii="Arial" w:hAnsi="Arial" w:cs="Arial"/>
+          <w:rFonts w:ascii="Arial" w:cs="Arial" w:hAnsi="Arial"/>
           <w:sz w:val="24"/>
           <w:szCs w:val="24"/>
         </w:rPr>
         <w:t>factura</w:t>
       </w:r>
-      <w:proofErr w:type="spellEnd"/>
-      <w:r>
-        <w:rPr>
-          <w:rFonts w:ascii="Arial" w:hAnsi="Arial" w:cs="Arial"/>
+      <w:r>
+        <w:rPr>
+          <w:rFonts w:ascii="Arial" w:cs="Arial" w:hAnsi="Arial"/>
           <w:sz w:val="24"/>
           <w:szCs w:val="24"/>
         </w:rPr>
@@ -689,32 +709,34 @@
     </w:p>
     <w:p>
       <w:pPr>
-        <w:jc w:val="both"/>
-        <w:rPr>
-          <w:rFonts w:ascii="Arial" w:hAnsi="Arial" w:cs="Arial"/>
+        <w:pStyle w:val="style0"/>
+        <w:jc w:val="both"/>
+        <w:rPr>
+          <w:rFonts w:ascii="Arial" w:cs="Arial" w:hAnsi="Arial"/>
           <w:b/>
-          <w:color w:val="0070C0"/>
-          <w:sz w:val="24"/>
-          <w:szCs w:val="24"/>
-        </w:rPr>
-      </w:pPr>
-    </w:p>
-    <w:p>
-      <w:pPr>
-        <w:jc w:val="both"/>
-        <w:rPr>
-          <w:rFonts w:ascii="Arial" w:hAnsi="Arial" w:cs="Arial"/>
+          <w:color w:val="0070c0"/>
+          <w:sz w:val="24"/>
+          <w:szCs w:val="24"/>
+        </w:rPr>
+      </w:pPr>
+    </w:p>
+    <w:p>
+      <w:pPr>
+        <w:pStyle w:val="style0"/>
+        <w:jc w:val="both"/>
+        <w:rPr>
+          <w:rFonts w:ascii="Arial" w:cs="Arial" w:hAnsi="Arial"/>
           <w:b/>
-          <w:color w:val="0070C0"/>
-          <w:sz w:val="24"/>
-          <w:szCs w:val="24"/>
-        </w:rPr>
-      </w:pPr>
-      <w:r>
-        <w:rPr>
-          <w:rFonts w:ascii="Arial" w:hAnsi="Arial" w:cs="Arial"/>
+          <w:color w:val="0070c0"/>
+          <w:sz w:val="24"/>
+          <w:szCs w:val="24"/>
+        </w:rPr>
+      </w:pPr>
+      <w:r>
+        <w:rPr>
+          <w:rFonts w:ascii="Arial" w:cs="Arial" w:hAnsi="Arial"/>
           <w:b/>
-          <w:color w:val="0070C0"/>
+          <w:color w:val="0070c0"/>
           <w:sz w:val="24"/>
           <w:szCs w:val="24"/>
         </w:rPr>
@@ -723,20 +745,21 @@
     </w:p>
     <w:p>
       <w:pPr>
-        <w:jc w:val="both"/>
-        <w:rPr>
-          <w:rFonts w:ascii="Arial" w:hAnsi="Arial" w:cs="Arial"/>
+        <w:pStyle w:val="style0"/>
+        <w:jc w:val="both"/>
+        <w:rPr>
+          <w:rFonts w:ascii="Arial" w:cs="Arial" w:hAnsi="Arial"/>
           <w:b/>
-          <w:color w:val="0070C0"/>
-          <w:sz w:val="24"/>
-          <w:szCs w:val="24"/>
-        </w:rPr>
-      </w:pPr>
-      <w:r>
-        <w:rPr>
-          <w:rFonts w:ascii="Arial" w:hAnsi="Arial" w:cs="Arial"/>
+          <w:color w:val="0070c0"/>
+          <w:sz w:val="24"/>
+          <w:szCs w:val="24"/>
+        </w:rPr>
+      </w:pPr>
+      <w:r>
+        <w:rPr>
+          <w:rFonts w:ascii="Arial" w:cs="Arial" w:hAnsi="Arial"/>
           <w:b/>
-          <w:color w:val="0070C0"/>
+          <w:color w:val="0070c0"/>
           <w:sz w:val="24"/>
           <w:szCs w:val="24"/>
         </w:rPr>
@@ -744,10 +767,10 @@
       </w:r>
       <w:r>
         <w:rPr>
-          <w:rFonts w:ascii="Arial" w:hAnsi="Arial" w:cs="Arial"/>
+          <w:rFonts w:ascii="Arial" w:cs="Arial" w:hAnsi="Arial"/>
           <w:b/>
           <w:bCs/>
-          <w:color w:val="0070C0"/>
+          <w:color w:val="0070c0"/>
           <w:sz w:val="24"/>
           <w:szCs w:val="24"/>
         </w:rPr>
@@ -756,16 +779,17 @@
     </w:p>
     <w:p>
       <w:pPr>
-        <w:jc w:val="both"/>
-        <w:rPr>
-          <w:rFonts w:ascii="Arial" w:hAnsi="Arial" w:cs="Arial"/>
-          <w:sz w:val="24"/>
-          <w:szCs w:val="24"/>
-        </w:rPr>
-      </w:pPr>
-      <w:r>
-        <w:rPr>
-          <w:rFonts w:ascii="Arial" w:hAnsi="Arial" w:cs="Arial"/>
+        <w:pStyle w:val="style0"/>
+        <w:jc w:val="both"/>
+        <w:rPr>
+          <w:rFonts w:ascii="Arial" w:cs="Arial" w:hAnsi="Arial"/>
+          <w:sz w:val="24"/>
+          <w:szCs w:val="24"/>
+        </w:rPr>
+      </w:pPr>
+      <w:r>
+        <w:rPr>
+          <w:rFonts w:ascii="Arial" w:cs="Arial" w:hAnsi="Arial"/>
           <w:sz w:val="24"/>
           <w:szCs w:val="24"/>
         </w:rPr>
@@ -774,16 +798,17 @@
     </w:p>
     <w:p>
       <w:pPr>
-        <w:jc w:val="both"/>
-        <w:rPr>
-          <w:rFonts w:ascii="Arial" w:hAnsi="Arial" w:cs="Arial"/>
-          <w:sz w:val="24"/>
-          <w:szCs w:val="24"/>
-        </w:rPr>
-      </w:pPr>
-      <w:r>
-        <w:rPr>
-          <w:rFonts w:ascii="Arial" w:hAnsi="Arial" w:cs="Arial"/>
+        <w:pStyle w:val="style0"/>
+        <w:jc w:val="both"/>
+        <w:rPr>
+          <w:rFonts w:ascii="Arial" w:cs="Arial" w:hAnsi="Arial"/>
+          <w:sz w:val="24"/>
+          <w:szCs w:val="24"/>
+        </w:rPr>
+      </w:pPr>
+      <w:r>
+        <w:rPr>
+          <w:rFonts w:ascii="Arial" w:cs="Arial" w:hAnsi="Arial"/>
           <w:sz w:val="24"/>
           <w:szCs w:val="24"/>
         </w:rPr>
@@ -791,16 +816,15 @@
       </w:r>
       <w:r>
         <w:rPr>
-          <w:rFonts w:ascii="Arial" w:hAnsi="Arial" w:cs="Arial"/>
+          <w:rFonts w:ascii="Arial" w:cs="Arial" w:hAnsi="Arial"/>
           <w:sz w:val="24"/>
           <w:szCs w:val="24"/>
         </w:rPr>
         <w:t xml:space="preserve">los precios consignados en la </w:t>
       </w:r>
-      <w:proofErr w:type="spellStart"/>
-      <w:r>
-        <w:rPr>
-          <w:rFonts w:ascii="Arial" w:hAnsi="Arial" w:cs="Arial"/>
+      <w:r>
+        <w:rPr>
+          <w:rFonts w:ascii="Arial" w:cs="Arial" w:hAnsi="Arial"/>
           <w:sz w:val="24"/>
           <w:szCs w:val="24"/>
         </w:rPr>
@@ -808,7 +832,7 @@
       </w:r>
       <w:r>
         <w:rPr>
-          <w:rFonts w:ascii="Arial" w:hAnsi="Arial" w:cs="Arial"/>
+          <w:rFonts w:ascii="Arial" w:cs="Arial" w:hAnsi="Arial"/>
           <w:sz w:val="24"/>
           <w:szCs w:val="24"/>
         </w:rPr>
@@ -816,16 +840,15 @@
       </w:r>
       <w:r>
         <w:rPr>
-          <w:rFonts w:ascii="Arial" w:hAnsi="Arial" w:cs="Arial"/>
+          <w:rFonts w:ascii="Arial" w:cs="Arial" w:hAnsi="Arial"/>
           <w:sz w:val="24"/>
           <w:szCs w:val="24"/>
         </w:rPr>
         <w:t>factura</w:t>
       </w:r>
-      <w:proofErr w:type="spellEnd"/>
-      <w:r>
-        <w:rPr>
-          <w:rFonts w:ascii="Arial" w:hAnsi="Arial" w:cs="Arial"/>
+      <w:r>
+        <w:rPr>
+          <w:rFonts w:ascii="Arial" w:cs="Arial" w:hAnsi="Arial"/>
           <w:sz w:val="24"/>
           <w:szCs w:val="24"/>
         </w:rPr>
@@ -834,16 +857,17 @@
     </w:p>
     <w:p>
       <w:pPr>
-        <w:jc w:val="both"/>
-        <w:rPr>
-          <w:rFonts w:ascii="Arial" w:hAnsi="Arial" w:cs="Arial"/>
-          <w:sz w:val="24"/>
-          <w:szCs w:val="24"/>
-        </w:rPr>
-      </w:pPr>
-      <w:r>
-        <w:rPr>
-          <w:rFonts w:ascii="Arial" w:hAnsi="Arial" w:cs="Arial"/>
+        <w:pStyle w:val="style0"/>
+        <w:jc w:val="both"/>
+        <w:rPr>
+          <w:rFonts w:ascii="Arial" w:cs="Arial" w:hAnsi="Arial"/>
+          <w:sz w:val="24"/>
+          <w:szCs w:val="24"/>
+        </w:rPr>
+      </w:pPr>
+      <w:r>
+        <w:rPr>
+          <w:rFonts w:ascii="Arial" w:cs="Arial" w:hAnsi="Arial"/>
           <w:sz w:val="24"/>
           <w:szCs w:val="24"/>
         </w:rPr>
@@ -852,16 +876,17 @@
     </w:p>
     <w:p>
       <w:pPr>
-        <w:jc w:val="both"/>
-        <w:rPr>
-          <w:rFonts w:ascii="Arial" w:hAnsi="Arial" w:cs="Arial"/>
-          <w:sz w:val="24"/>
-          <w:szCs w:val="24"/>
-        </w:rPr>
-      </w:pPr>
-      <w:r>
-        <w:rPr>
-          <w:rFonts w:ascii="Arial" w:hAnsi="Arial" w:cs="Arial"/>
+        <w:pStyle w:val="style0"/>
+        <w:jc w:val="both"/>
+        <w:rPr>
+          <w:rFonts w:ascii="Arial" w:cs="Arial" w:hAnsi="Arial"/>
+          <w:sz w:val="24"/>
+          <w:szCs w:val="24"/>
+        </w:rPr>
+      </w:pPr>
+      <w:r>
+        <w:rPr>
+          <w:rFonts w:ascii="Arial" w:cs="Arial" w:hAnsi="Arial"/>
           <w:sz w:val="24"/>
           <w:szCs w:val="24"/>
         </w:rPr>
@@ -870,16 +895,16 @@
     </w:p>
     <w:p>
       <w:pPr>
-        <w:pStyle w:val="Default"/>
-        <w:widowControl w:val="0"/>
+        <w:pStyle w:val="style4110"/>
+        <w:widowControl w:val="false"/>
         <w:numPr>
           <w:ilvl w:val="2"/>
           <w:numId w:val="1"/>
         </w:numPr>
         <w:tabs>
-          <w:tab w:val="left" w:pos="0"/>
+          <w:tab w:val="left" w:leader="none" w:pos="0"/>
         </w:tabs>
-        <w:spacing w:line="276" w:lineRule="auto"/>
+        <w:spacing w:lineRule="auto" w:line="276"/>
         <w:ind w:left="0" w:right="-268" w:firstLine="0"/>
         <w:jc w:val="both"/>
         <w:rPr>
@@ -895,12 +920,12 @@
     </w:p>
     <w:p>
       <w:pPr>
-        <w:pStyle w:val="Default"/>
-        <w:widowControl w:val="0"/>
+        <w:pStyle w:val="style4110"/>
+        <w:widowControl w:val="false"/>
         <w:tabs>
-          <w:tab w:val="left" w:pos="0"/>
+          <w:tab w:val="left" w:leader="none" w:pos="0"/>
         </w:tabs>
-        <w:spacing w:line="276" w:lineRule="auto"/>
+        <w:spacing w:lineRule="auto" w:line="276"/>
         <w:ind w:right="-268"/>
         <w:jc w:val="both"/>
         <w:rPr>
@@ -910,16 +935,16 @@
     </w:p>
     <w:p>
       <w:pPr>
-        <w:pStyle w:val="Default"/>
-        <w:widowControl w:val="0"/>
+        <w:pStyle w:val="style4110"/>
+        <w:widowControl w:val="false"/>
         <w:numPr>
           <w:ilvl w:val="2"/>
           <w:numId w:val="1"/>
         </w:numPr>
         <w:tabs>
-          <w:tab w:val="left" w:pos="0"/>
+          <w:tab w:val="left" w:leader="none" w:pos="0"/>
         </w:tabs>
-        <w:spacing w:line="276" w:lineRule="auto"/>
+        <w:spacing w:lineRule="auto" w:line="276"/>
         <w:ind w:left="0" w:right="-268" w:firstLine="0"/>
         <w:jc w:val="both"/>
         <w:rPr>
@@ -935,28 +960,28 @@
     </w:p>
     <w:p>
       <w:pPr>
-        <w:pStyle w:val="Sangradetextonormal"/>
+        <w:pStyle w:val="style67"/>
         <w:spacing w:after="0"/>
         <w:ind w:left="720" w:right="-35"/>
         <w:jc w:val="both"/>
         <w:rPr>
-          <w:rFonts w:ascii="Arial" w:hAnsi="Arial" w:cs="Arial"/>
+          <w:rFonts w:ascii="Arial" w:cs="Arial" w:hAnsi="Arial"/>
           <w:lang w:val="es-MX"/>
         </w:rPr>
       </w:pPr>
     </w:p>
     <w:p>
       <w:pPr>
-        <w:pStyle w:val="Default"/>
-        <w:widowControl w:val="0"/>
+        <w:pStyle w:val="style4110"/>
+        <w:widowControl w:val="false"/>
         <w:numPr>
           <w:ilvl w:val="2"/>
           <w:numId w:val="1"/>
         </w:numPr>
         <w:tabs>
-          <w:tab w:val="left" w:pos="0"/>
+          <w:tab w:val="left" w:leader="none" w:pos="0"/>
         </w:tabs>
-        <w:spacing w:line="276" w:lineRule="auto"/>
+        <w:spacing w:lineRule="auto" w:line="276"/>
         <w:ind w:left="0" w:right="-268" w:firstLine="0"/>
         <w:jc w:val="both"/>
         <w:rPr>
@@ -973,8 +998,8 @@
     </w:p>
     <w:p>
       <w:pPr>
-        <w:pStyle w:val="Textoindependiente"/>
-        <w:spacing w:line="276" w:lineRule="auto"/>
+        <w:pStyle w:val="style66"/>
+        <w:spacing w:lineRule="auto" w:line="276"/>
         <w:ind w:right="-268"/>
         <w:rPr>
           <w:bCs/>
@@ -984,20 +1009,21 @@
     </w:p>
     <w:p>
       <w:pPr>
-        <w:jc w:val="both"/>
-        <w:rPr>
-          <w:rFonts w:ascii="Arial" w:hAnsi="Arial" w:cs="Arial"/>
+        <w:pStyle w:val="style0"/>
+        <w:jc w:val="both"/>
+        <w:rPr>
+          <w:rFonts w:ascii="Arial" w:cs="Arial" w:hAnsi="Arial"/>
           <w:b/>
-          <w:color w:val="0070C0"/>
-          <w:sz w:val="24"/>
-          <w:szCs w:val="24"/>
-        </w:rPr>
-      </w:pPr>
-      <w:r>
-        <w:rPr>
-          <w:rFonts w:ascii="Arial" w:hAnsi="Arial" w:cs="Arial"/>
+          <w:color w:val="0070c0"/>
+          <w:sz w:val="24"/>
+          <w:szCs w:val="24"/>
+        </w:rPr>
+      </w:pPr>
+      <w:r>
+        <w:rPr>
+          <w:rFonts w:ascii="Arial" w:cs="Arial" w:hAnsi="Arial"/>
           <w:b/>
-          <w:color w:val="0070C0"/>
+          <w:color w:val="0070c0"/>
           <w:sz w:val="24"/>
           <w:szCs w:val="24"/>
         </w:rPr>
@@ -1005,10 +1031,10 @@
       </w:r>
       <w:r>
         <w:rPr>
-          <w:rFonts w:ascii="Arial" w:hAnsi="Arial" w:cs="Arial"/>
+          <w:rFonts w:ascii="Arial" w:cs="Arial" w:hAnsi="Arial"/>
           <w:b/>
           <w:bCs/>
-          <w:color w:val="0070C0"/>
+          <w:color w:val="0070c0"/>
           <w:sz w:val="24"/>
           <w:szCs w:val="24"/>
         </w:rPr>
@@ -1017,16 +1043,17 @@
     </w:p>
     <w:p>
       <w:pPr>
-        <w:jc w:val="both"/>
-        <w:rPr>
-          <w:rFonts w:ascii="Arial" w:hAnsi="Arial" w:cs="Arial"/>
-          <w:sz w:val="24"/>
-          <w:szCs w:val="24"/>
-        </w:rPr>
-      </w:pPr>
-      <w:r>
-        <w:rPr>
-          <w:rFonts w:ascii="Arial" w:hAnsi="Arial" w:cs="Arial"/>
+        <w:pStyle w:val="style0"/>
+        <w:jc w:val="both"/>
+        <w:rPr>
+          <w:rFonts w:ascii="Arial" w:cs="Arial" w:hAnsi="Arial"/>
+          <w:sz w:val="24"/>
+          <w:szCs w:val="24"/>
+        </w:rPr>
+      </w:pPr>
+      <w:r>
+        <w:rPr>
+          <w:rFonts w:ascii="Arial" w:cs="Arial" w:hAnsi="Arial"/>
           <w:sz w:val="24"/>
           <w:szCs w:val="24"/>
         </w:rPr>
@@ -1035,16 +1062,17 @@
     </w:p>
     <w:p>
       <w:pPr>
-        <w:jc w:val="both"/>
-        <w:rPr>
-          <w:rFonts w:ascii="Arial" w:hAnsi="Arial" w:cs="Arial"/>
-          <w:sz w:val="24"/>
-          <w:szCs w:val="24"/>
-        </w:rPr>
-      </w:pPr>
-      <w:r>
-        <w:rPr>
-          <w:rFonts w:ascii="Arial" w:hAnsi="Arial" w:cs="Arial"/>
+        <w:pStyle w:val="style0"/>
+        <w:jc w:val="both"/>
+        <w:rPr>
+          <w:rFonts w:ascii="Arial" w:cs="Arial" w:hAnsi="Arial"/>
+          <w:sz w:val="24"/>
+          <w:szCs w:val="24"/>
+        </w:rPr>
+      </w:pPr>
+      <w:r>
+        <w:rPr>
+          <w:rFonts w:ascii="Arial" w:cs="Arial" w:hAnsi="Arial"/>
           <w:sz w:val="24"/>
           <w:szCs w:val="24"/>
         </w:rPr>
@@ -1053,16 +1081,17 @@
     </w:p>
     <w:p>
       <w:pPr>
-        <w:jc w:val="both"/>
-        <w:rPr>
-          <w:rFonts w:ascii="Arial" w:hAnsi="Arial" w:cs="Arial"/>
-          <w:sz w:val="24"/>
-          <w:szCs w:val="24"/>
-        </w:rPr>
-      </w:pPr>
-      <w:r>
-        <w:rPr>
-          <w:rFonts w:ascii="Arial" w:hAnsi="Arial" w:cs="Arial"/>
+        <w:pStyle w:val="style0"/>
+        <w:jc w:val="both"/>
+        <w:rPr>
+          <w:rFonts w:ascii="Arial" w:cs="Arial" w:hAnsi="Arial"/>
+          <w:sz w:val="24"/>
+          <w:szCs w:val="24"/>
+        </w:rPr>
+      </w:pPr>
+      <w:r>
+        <w:rPr>
+          <w:rFonts w:ascii="Arial" w:cs="Arial" w:hAnsi="Arial"/>
           <w:sz w:val="24"/>
           <w:szCs w:val="24"/>
         </w:rPr>
@@ -1070,7 +1099,7 @@
       </w:r>
       <w:r>
         <w:rPr>
-          <w:rFonts w:ascii="Arial" w:hAnsi="Arial" w:cs="Arial"/>
+          <w:rFonts w:ascii="Arial" w:cs="Arial" w:hAnsi="Arial"/>
           <w:bCs/>
           <w:sz w:val="24"/>
           <w:szCs w:val="24"/>
@@ -1079,7 +1108,7 @@
       </w:r>
       <w:r>
         <w:rPr>
-          <w:rFonts w:ascii="Arial" w:hAnsi="Arial" w:cs="Arial"/>
+          <w:rFonts w:ascii="Arial" w:cs="Arial" w:hAnsi="Arial"/>
           <w:sz w:val="24"/>
           <w:szCs w:val="24"/>
         </w:rPr>
@@ -1087,7 +1116,7 @@
       </w:r>
       <w:r>
         <w:rPr>
-          <w:rFonts w:ascii="Arial" w:hAnsi="Arial" w:cs="Arial"/>
+          <w:rFonts w:ascii="Arial" w:cs="Arial" w:hAnsi="Arial"/>
           <w:bCs/>
           <w:sz w:val="24"/>
           <w:szCs w:val="24"/>
@@ -1097,16 +1126,17 @@
     </w:p>
     <w:p>
       <w:pPr>
-        <w:jc w:val="both"/>
-        <w:rPr>
-          <w:rFonts w:ascii="Arial" w:hAnsi="Arial" w:cs="Arial"/>
-          <w:sz w:val="24"/>
-          <w:szCs w:val="24"/>
-        </w:rPr>
-      </w:pPr>
-      <w:r>
-        <w:rPr>
-          <w:rFonts w:ascii="Arial" w:hAnsi="Arial" w:cs="Arial"/>
+        <w:pStyle w:val="style0"/>
+        <w:jc w:val="both"/>
+        <w:rPr>
+          <w:rFonts w:ascii="Arial" w:cs="Arial" w:hAnsi="Arial"/>
+          <w:sz w:val="24"/>
+          <w:szCs w:val="24"/>
+        </w:rPr>
+      </w:pPr>
+      <w:r>
+        <w:rPr>
+          <w:rFonts w:ascii="Arial" w:cs="Arial" w:hAnsi="Arial"/>
           <w:sz w:val="24"/>
           <w:szCs w:val="24"/>
         </w:rPr>
@@ -1115,38 +1145,40 @@
     </w:p>
     <w:p>
       <w:pPr>
-        <w:pStyle w:val="Textoindependiente"/>
+        <w:pStyle w:val="style66"/>
         <w:numPr>
           <w:ilvl w:val="2"/>
           <w:numId w:val="13"/>
         </w:numPr>
-        <w:spacing w:line="276" w:lineRule="auto"/>
+        <w:spacing w:lineRule="auto" w:line="276"/>
         <w:ind w:left="0" w:right="-268" w:firstLine="0"/>
-      </w:pPr>
-      <w:r>
-        <w:lastRenderedPageBreak/>
+        <w:rPr/>
+      </w:pPr>
+      <w:r>
         <w:t xml:space="preserve">Revisar de conjunto con EL VENDEDOR, las mercancías contratadas al momento de la recepción y entrega, no siendo responsabilidad de este algún defecto que se pueda originar una vez extraído de la sede de venta, por mala manipulación, caídas, transportación indebida o mal uso. </w:t>
       </w:r>
     </w:p>
     <w:p>
       <w:pPr>
-        <w:pStyle w:val="Textoindependiente"/>
-        <w:spacing w:line="276" w:lineRule="auto"/>
+        <w:pStyle w:val="style66"/>
+        <w:spacing w:lineRule="auto" w:line="276"/>
         <w:ind w:right="-268"/>
-      </w:pPr>
-    </w:p>
-    <w:p>
-      <w:pPr>
-        <w:pStyle w:val="Textoindependiente"/>
+        <w:rPr/>
+      </w:pPr>
+    </w:p>
+    <w:p>
+      <w:pPr>
+        <w:pStyle w:val="style66"/>
         <w:numPr>
           <w:ilvl w:val="2"/>
           <w:numId w:val="13"/>
         </w:numPr>
         <w:tabs>
-          <w:tab w:val="left" w:pos="0"/>
+          <w:tab w:val="left" w:leader="none" w:pos="0"/>
         </w:tabs>
-        <w:spacing w:line="276" w:lineRule="auto"/>
+        <w:spacing w:lineRule="auto" w:line="276"/>
         <w:ind w:left="0" w:right="-268" w:firstLine="0"/>
+        <w:rPr/>
       </w:pPr>
       <w:r>
         <w:t>Recibir, firmar y contestar cualquier reclamación o propuesta que le realice por escrito EL</w:t>
@@ -1160,31 +1192,33 @@
     </w:p>
     <w:p>
       <w:pPr>
+        <w:pStyle w:val="style0"/>
         <w:spacing w:after="0"/>
         <w:jc w:val="both"/>
         <w:rPr>
-          <w:rFonts w:ascii="Arial" w:hAnsi="Arial" w:cs="Arial"/>
-          <w:sz w:val="24"/>
-          <w:szCs w:val="24"/>
-        </w:rPr>
-      </w:pPr>
-    </w:p>
-    <w:p>
-      <w:pPr>
-        <w:jc w:val="both"/>
-        <w:rPr>
-          <w:rFonts w:ascii="Arial" w:hAnsi="Arial" w:cs="Arial"/>
+          <w:rFonts w:ascii="Arial" w:cs="Arial" w:hAnsi="Arial"/>
+          <w:sz w:val="24"/>
+          <w:szCs w:val="24"/>
+        </w:rPr>
+      </w:pPr>
+    </w:p>
+    <w:p>
+      <w:pPr>
+        <w:pStyle w:val="style0"/>
+        <w:jc w:val="both"/>
+        <w:rPr>
+          <w:rFonts w:ascii="Arial" w:cs="Arial" w:hAnsi="Arial"/>
           <w:b/>
-          <w:color w:val="0070C0"/>
-          <w:sz w:val="24"/>
-          <w:szCs w:val="24"/>
-        </w:rPr>
-      </w:pPr>
-      <w:r>
-        <w:rPr>
-          <w:rFonts w:ascii="Arial" w:hAnsi="Arial" w:cs="Arial"/>
+          <w:color w:val="0070c0"/>
+          <w:sz w:val="24"/>
+          <w:szCs w:val="24"/>
+        </w:rPr>
+      </w:pPr>
+      <w:r>
+        <w:rPr>
+          <w:rFonts w:ascii="Arial" w:cs="Arial" w:hAnsi="Arial"/>
           <w:b/>
-          <w:color w:val="0070C0"/>
+          <w:color w:val="0070c0"/>
           <w:sz w:val="24"/>
           <w:szCs w:val="24"/>
         </w:rPr>
@@ -1193,16 +1227,17 @@
     </w:p>
     <w:p>
       <w:pPr>
-        <w:jc w:val="both"/>
-        <w:rPr>
-          <w:rFonts w:ascii="Arial" w:hAnsi="Arial" w:cs="Arial"/>
-          <w:sz w:val="24"/>
-          <w:szCs w:val="24"/>
-        </w:rPr>
-      </w:pPr>
-      <w:r>
-        <w:rPr>
-          <w:rFonts w:ascii="Arial" w:hAnsi="Arial" w:cs="Arial"/>
+        <w:pStyle w:val="style0"/>
+        <w:jc w:val="both"/>
+        <w:rPr>
+          <w:rFonts w:ascii="Arial" w:cs="Arial" w:hAnsi="Arial"/>
+          <w:sz w:val="24"/>
+          <w:szCs w:val="24"/>
+        </w:rPr>
+      </w:pPr>
+      <w:r>
+        <w:rPr>
+          <w:rFonts w:ascii="Arial" w:cs="Arial" w:hAnsi="Arial"/>
           <w:sz w:val="24"/>
           <w:szCs w:val="24"/>
         </w:rPr>
@@ -1210,7 +1245,7 @@
       </w:r>
       <w:r>
         <w:rPr>
-          <w:rFonts w:ascii="Arial" w:hAnsi="Arial" w:cs="Arial"/>
+          <w:rFonts w:ascii="Arial" w:cs="Arial" w:hAnsi="Arial"/>
           <w:sz w:val="24"/>
           <w:szCs w:val="24"/>
         </w:rPr>
@@ -1218,7 +1253,7 @@
       </w:r>
       <w:r>
         <w:rPr>
-          <w:rFonts w:ascii="Arial" w:hAnsi="Arial" w:cs="Arial"/>
+          <w:rFonts w:ascii="Arial" w:cs="Arial" w:hAnsi="Arial"/>
           <w:sz w:val="24"/>
           <w:szCs w:val="24"/>
         </w:rPr>
@@ -1227,16 +1262,17 @@
     </w:p>
     <w:p>
       <w:pPr>
-        <w:jc w:val="both"/>
-        <w:rPr>
-          <w:rFonts w:ascii="Arial" w:hAnsi="Arial" w:cs="Arial"/>
-          <w:sz w:val="24"/>
-          <w:szCs w:val="24"/>
-        </w:rPr>
-      </w:pPr>
-      <w:r>
-        <w:rPr>
-          <w:rFonts w:ascii="Arial" w:hAnsi="Arial" w:cs="Arial"/>
+        <w:pStyle w:val="style0"/>
+        <w:jc w:val="both"/>
+        <w:rPr>
+          <w:rFonts w:ascii="Arial" w:cs="Arial" w:hAnsi="Arial"/>
+          <w:sz w:val="24"/>
+          <w:szCs w:val="24"/>
+        </w:rPr>
+      </w:pPr>
+      <w:r>
+        <w:rPr>
+          <w:rFonts w:ascii="Arial" w:cs="Arial" w:hAnsi="Arial"/>
           <w:sz w:val="24"/>
           <w:szCs w:val="24"/>
         </w:rPr>
@@ -1245,16 +1281,17 @@
     </w:p>
     <w:p>
       <w:pPr>
-        <w:jc w:val="both"/>
-        <w:rPr>
-          <w:rFonts w:ascii="Arial" w:hAnsi="Arial" w:cs="Arial"/>
-          <w:sz w:val="24"/>
-          <w:szCs w:val="24"/>
-        </w:rPr>
-      </w:pPr>
-      <w:r>
-        <w:rPr>
-          <w:rFonts w:ascii="Arial" w:hAnsi="Arial" w:cs="Arial"/>
+        <w:pStyle w:val="style0"/>
+        <w:jc w:val="both"/>
+        <w:rPr>
+          <w:rFonts w:ascii="Arial" w:cs="Arial" w:hAnsi="Arial"/>
+          <w:sz w:val="24"/>
+          <w:szCs w:val="24"/>
+        </w:rPr>
+      </w:pPr>
+      <w:r>
+        <w:rPr>
+          <w:rFonts w:ascii="Arial" w:cs="Arial" w:hAnsi="Arial"/>
           <w:sz w:val="24"/>
           <w:szCs w:val="24"/>
         </w:rPr>
@@ -1263,25 +1300,25 @@
     </w:p>
     <w:p>
       <w:pPr>
-        <w:pStyle w:val="Sangradetextonormal"/>
-        <w:spacing w:after="0" w:line="276" w:lineRule="auto"/>
+        <w:pStyle w:val="style67"/>
+        <w:spacing w:after="0" w:lineRule="auto" w:line="276"/>
         <w:ind w:left="0" w:right="-35"/>
         <w:jc w:val="both"/>
         <w:rPr>
-          <w:rFonts w:ascii="Arial" w:eastAsia="Calibri" w:hAnsi="Arial" w:cs="Arial"/>
+          <w:rFonts w:ascii="Arial" w:cs="Arial" w:eastAsia="Calibri" w:hAnsi="Arial"/>
           <w:lang w:val="es-MX" w:eastAsia="en-US"/>
         </w:rPr>
       </w:pPr>
       <w:r>
         <w:rPr>
-          <w:rFonts w:ascii="Arial" w:hAnsi="Arial" w:cs="Arial"/>
+          <w:rFonts w:ascii="Arial" w:cs="Arial" w:hAnsi="Arial"/>
           <w:lang w:val="es-ES_tradnl"/>
         </w:rPr>
         <w:t xml:space="preserve">3.4. EL VENDEDOR </w:t>
       </w:r>
       <w:r>
         <w:rPr>
-          <w:rFonts w:ascii="Arial" w:eastAsia="Calibri" w:hAnsi="Arial" w:cs="Arial"/>
+          <w:rFonts w:ascii="Arial" w:cs="Arial" w:eastAsia="Calibri" w:hAnsi="Arial"/>
           <w:lang w:val="es-MX" w:eastAsia="en-US"/>
         </w:rPr>
         <w:t>podrá mantener en el almacén los productos vendidos, por un término de hasta siete (7) días hábiles posterior a la fecha de aceptación de la factura de dichos productos. Este término se extenderá solamente si existiera un caso de fuerza mayor o caso fortuito o por previo acuerdo con EL VENDEDOR, no debiendo exceder los quince (15) días hábiles.</w:t>
@@ -1289,28 +1326,29 @@
     </w:p>
     <w:p>
       <w:pPr>
-        <w:pStyle w:val="Sangradetextonormal"/>
+        <w:pStyle w:val="style67"/>
         <w:spacing w:after="0"/>
         <w:ind w:left="0" w:right="-180"/>
         <w:jc w:val="both"/>
         <w:rPr>
-          <w:rFonts w:ascii="Arial" w:hAnsi="Arial" w:cs="Arial"/>
+          <w:rFonts w:ascii="Arial" w:cs="Arial" w:hAnsi="Arial"/>
           <w:lang w:val="es-ES_tradnl"/>
         </w:rPr>
       </w:pPr>
     </w:p>
     <w:p>
       <w:pPr>
-        <w:jc w:val="both"/>
-        <w:rPr>
-          <w:rFonts w:ascii="Arial" w:hAnsi="Arial" w:cs="Arial"/>
-          <w:sz w:val="24"/>
-          <w:szCs w:val="24"/>
-        </w:rPr>
-      </w:pPr>
-      <w:r>
-        <w:rPr>
-          <w:rFonts w:ascii="Arial" w:hAnsi="Arial" w:cs="Arial"/>
+        <w:pStyle w:val="style0"/>
+        <w:jc w:val="both"/>
+        <w:rPr>
+          <w:rFonts w:ascii="Arial" w:cs="Arial" w:hAnsi="Arial"/>
+          <w:sz w:val="24"/>
+          <w:szCs w:val="24"/>
+        </w:rPr>
+      </w:pPr>
+      <w:r>
+        <w:rPr>
+          <w:rFonts w:ascii="Arial" w:cs="Arial" w:hAnsi="Arial"/>
           <w:sz w:val="24"/>
           <w:szCs w:val="24"/>
           <w:lang w:val="es-ES_tradnl"/>
@@ -1320,20 +1358,21 @@
     </w:p>
     <w:p>
       <w:pPr>
-        <w:jc w:val="both"/>
-        <w:rPr>
-          <w:rFonts w:ascii="Arial" w:hAnsi="Arial" w:cs="Arial"/>
+        <w:pStyle w:val="style0"/>
+        <w:jc w:val="both"/>
+        <w:rPr>
+          <w:rFonts w:ascii="Arial" w:cs="Arial" w:hAnsi="Arial"/>
           <w:b/>
-          <w:color w:val="0070C0"/>
-          <w:sz w:val="24"/>
-          <w:szCs w:val="24"/>
-        </w:rPr>
-      </w:pPr>
-      <w:r>
-        <w:rPr>
-          <w:rFonts w:ascii="Arial" w:hAnsi="Arial" w:cs="Arial"/>
+          <w:color w:val="0070c0"/>
+          <w:sz w:val="24"/>
+          <w:szCs w:val="24"/>
+        </w:rPr>
+      </w:pPr>
+      <w:r>
+        <w:rPr>
+          <w:rFonts w:ascii="Arial" w:cs="Arial" w:hAnsi="Arial"/>
           <w:b/>
-          <w:color w:val="0070C0"/>
+          <w:color w:val="0070c0"/>
           <w:sz w:val="24"/>
           <w:szCs w:val="24"/>
         </w:rPr>
@@ -1342,16 +1381,17 @@
     </w:p>
     <w:p>
       <w:pPr>
-        <w:jc w:val="both"/>
-        <w:rPr>
-          <w:rFonts w:ascii="Arial" w:hAnsi="Arial" w:cs="Arial"/>
-          <w:sz w:val="24"/>
-          <w:szCs w:val="24"/>
-        </w:rPr>
-      </w:pPr>
-      <w:r>
-        <w:rPr>
-          <w:rFonts w:ascii="Arial" w:hAnsi="Arial" w:cs="Arial"/>
+        <w:pStyle w:val="style0"/>
+        <w:jc w:val="both"/>
+        <w:rPr>
+          <w:rFonts w:ascii="Arial" w:cs="Arial" w:hAnsi="Arial"/>
+          <w:sz w:val="24"/>
+          <w:szCs w:val="24"/>
+        </w:rPr>
+      </w:pPr>
+      <w:r>
+        <w:rPr>
+          <w:rFonts w:ascii="Arial" w:cs="Arial" w:hAnsi="Arial"/>
           <w:sz w:val="24"/>
           <w:szCs w:val="24"/>
         </w:rPr>
@@ -1360,69 +1400,73 @@
     </w:p>
     <w:p>
       <w:pPr>
-        <w:jc w:val="both"/>
-        <w:rPr>
-          <w:rFonts w:ascii="Arial" w:hAnsi="Arial" w:cs="Arial"/>
-          <w:sz w:val="24"/>
-          <w:szCs w:val="24"/>
-        </w:rPr>
-      </w:pPr>
-    </w:p>
-    <w:p>
-      <w:pPr>
-        <w:jc w:val="both"/>
-        <w:rPr>
-          <w:rFonts w:ascii="Arial" w:hAnsi="Arial" w:cs="Arial"/>
-          <w:sz w:val="24"/>
-          <w:szCs w:val="24"/>
-        </w:rPr>
-      </w:pPr>
-    </w:p>
-    <w:p>
-      <w:pPr>
-        <w:jc w:val="both"/>
-        <w:rPr>
-          <w:rFonts w:ascii="Arial" w:hAnsi="Arial" w:cs="Arial"/>
-          <w:sz w:val="24"/>
-          <w:szCs w:val="24"/>
-        </w:rPr>
-      </w:pPr>
-    </w:p>
-    <w:p>
-      <w:pPr>
-        <w:jc w:val="both"/>
-        <w:rPr>
-          <w:rFonts w:ascii="Arial" w:hAnsi="Arial" w:cs="Arial"/>
+        <w:pStyle w:val="style0"/>
+        <w:jc w:val="both"/>
+        <w:rPr>
+          <w:rFonts w:ascii="Arial" w:cs="Arial" w:hAnsi="Arial"/>
+          <w:sz w:val="24"/>
+          <w:szCs w:val="24"/>
+        </w:rPr>
+      </w:pPr>
+    </w:p>
+    <w:p>
+      <w:pPr>
+        <w:pStyle w:val="style0"/>
+        <w:jc w:val="both"/>
+        <w:rPr>
+          <w:rFonts w:ascii="Arial" w:cs="Arial" w:hAnsi="Arial"/>
+          <w:sz w:val="24"/>
+          <w:szCs w:val="24"/>
+        </w:rPr>
+      </w:pPr>
+    </w:p>
+    <w:p>
+      <w:pPr>
+        <w:pStyle w:val="style0"/>
+        <w:jc w:val="both"/>
+        <w:rPr>
+          <w:rFonts w:ascii="Arial" w:cs="Arial" w:hAnsi="Arial"/>
+          <w:sz w:val="24"/>
+          <w:szCs w:val="24"/>
+        </w:rPr>
+      </w:pPr>
+    </w:p>
+    <w:p>
+      <w:pPr>
+        <w:pStyle w:val="style0"/>
+        <w:jc w:val="both"/>
+        <w:rPr>
+          <w:rFonts w:ascii="Arial" w:cs="Arial" w:hAnsi="Arial"/>
           <w:b/>
-          <w:color w:val="0070C0"/>
-          <w:sz w:val="24"/>
-          <w:szCs w:val="24"/>
-        </w:rPr>
-      </w:pPr>
-      <w:r>
-        <w:rPr>
-          <w:rFonts w:ascii="Arial" w:hAnsi="Arial" w:cs="Arial"/>
+          <w:color w:val="0070c0"/>
+          <w:sz w:val="24"/>
+          <w:szCs w:val="24"/>
+        </w:rPr>
+      </w:pPr>
+      <w:r>
+        <w:rPr>
+          <w:rFonts w:ascii="Arial" w:cs="Arial" w:hAnsi="Arial"/>
           <w:b/>
-          <w:color w:val="0070C0"/>
-          <w:sz w:val="24"/>
-          <w:szCs w:val="24"/>
-        </w:rPr>
-        <w:lastRenderedPageBreak/>
+          <w:color w:val="0070c0"/>
+          <w:sz w:val="24"/>
+          <w:szCs w:val="24"/>
+        </w:rPr>
         <w:t>V-. VALOR, PRECIO Y FORMAS DE PAGO</w:t>
       </w:r>
     </w:p>
     <w:p>
       <w:pPr>
-        <w:jc w:val="both"/>
-        <w:rPr>
-          <w:rFonts w:ascii="Arial" w:hAnsi="Arial" w:cs="Arial"/>
-          <w:sz w:val="24"/>
-          <w:szCs w:val="24"/>
-        </w:rPr>
-      </w:pPr>
-      <w:r>
-        <w:rPr>
-          <w:rFonts w:ascii="Arial" w:hAnsi="Arial" w:cs="Arial"/>
+        <w:pStyle w:val="style0"/>
+        <w:jc w:val="both"/>
+        <w:rPr>
+          <w:rFonts w:ascii="Arial" w:cs="Arial" w:hAnsi="Arial"/>
+          <w:sz w:val="24"/>
+          <w:szCs w:val="24"/>
+        </w:rPr>
+      </w:pPr>
+      <w:r>
+        <w:rPr>
+          <w:rFonts w:ascii="Arial" w:cs="Arial" w:hAnsi="Arial"/>
           <w:sz w:val="24"/>
           <w:szCs w:val="24"/>
         </w:rPr>
@@ -1430,7 +1474,7 @@
       </w:r>
       <w:r>
         <w:rPr>
-          <w:rFonts w:ascii="Arial" w:hAnsi="Arial" w:cs="Arial"/>
+          <w:rFonts w:ascii="Arial" w:cs="Arial" w:hAnsi="Arial"/>
           <w:bCs/>
           <w:sz w:val="24"/>
           <w:szCs w:val="24"/>
@@ -1440,16 +1484,17 @@
     </w:p>
     <w:p>
       <w:pPr>
-        <w:jc w:val="both"/>
-        <w:rPr>
-          <w:rFonts w:ascii="Arial" w:hAnsi="Arial" w:cs="Arial"/>
-          <w:sz w:val="24"/>
-          <w:szCs w:val="24"/>
-        </w:rPr>
-      </w:pPr>
-      <w:r>
-        <w:rPr>
-          <w:rFonts w:ascii="Arial" w:hAnsi="Arial" w:cs="Arial"/>
+        <w:pStyle w:val="style0"/>
+        <w:jc w:val="both"/>
+        <w:rPr>
+          <w:rFonts w:ascii="Arial" w:cs="Arial" w:hAnsi="Arial"/>
+          <w:sz w:val="24"/>
+          <w:szCs w:val="24"/>
+        </w:rPr>
+      </w:pPr>
+      <w:r>
+        <w:rPr>
+          <w:rFonts w:ascii="Arial" w:cs="Arial" w:hAnsi="Arial"/>
           <w:sz w:val="24"/>
           <w:szCs w:val="24"/>
         </w:rPr>
@@ -1457,7 +1502,7 @@
       </w:r>
       <w:r>
         <w:rPr>
-          <w:rFonts w:ascii="Arial" w:hAnsi="Arial" w:cs="Arial"/>
+          <w:rFonts w:ascii="Arial" w:cs="Arial" w:hAnsi="Arial"/>
           <w:sz w:val="24"/>
           <w:szCs w:val="24"/>
         </w:rPr>
@@ -1465,7 +1510,7 @@
       </w:r>
       <w:r>
         <w:rPr>
-          <w:rFonts w:ascii="Arial" w:hAnsi="Arial" w:cs="Arial"/>
+          <w:rFonts w:ascii="Arial" w:cs="Arial" w:hAnsi="Arial"/>
           <w:sz w:val="24"/>
           <w:szCs w:val="24"/>
         </w:rPr>
@@ -1473,7 +1518,7 @@
       </w:r>
       <w:r>
         <w:rPr>
-          <w:rFonts w:ascii="Arial" w:hAnsi="Arial" w:cs="Arial"/>
+          <w:rFonts w:ascii="Arial" w:cs="Arial" w:hAnsi="Arial"/>
           <w:sz w:val="24"/>
           <w:szCs w:val="24"/>
           <w:lang w:val="es-ES"/>
@@ -1482,16 +1527,15 @@
       </w:r>
       <w:r>
         <w:rPr>
-          <w:rFonts w:ascii="Arial" w:hAnsi="Arial" w:cs="Arial"/>
+          <w:rFonts w:ascii="Arial" w:cs="Arial" w:hAnsi="Arial"/>
           <w:sz w:val="24"/>
           <w:szCs w:val="24"/>
         </w:rPr>
         <w:t xml:space="preserve">días hábiles, contados a partir de la firma y aceptación de la </w:t>
       </w:r>
-      <w:proofErr w:type="spellStart"/>
-      <w:r>
-        <w:rPr>
-          <w:rFonts w:ascii="Arial" w:hAnsi="Arial" w:cs="Arial"/>
+      <w:r>
+        <w:rPr>
+          <w:rFonts w:ascii="Arial" w:cs="Arial" w:hAnsi="Arial"/>
           <w:sz w:val="24"/>
           <w:szCs w:val="24"/>
         </w:rPr>
@@ -1499,16 +1543,15 @@
       </w:r>
       <w:r>
         <w:rPr>
-          <w:rFonts w:ascii="Arial" w:hAnsi="Arial" w:cs="Arial"/>
+          <w:rFonts w:ascii="Arial" w:cs="Arial" w:hAnsi="Arial"/>
           <w:sz w:val="24"/>
           <w:szCs w:val="24"/>
         </w:rPr>
         <w:t>factura</w:t>
       </w:r>
-      <w:proofErr w:type="spellEnd"/>
-      <w:r>
-        <w:rPr>
-          <w:rFonts w:ascii="Arial" w:hAnsi="Arial" w:cs="Arial"/>
+      <w:r>
+        <w:rPr>
+          <w:rFonts w:ascii="Arial" w:cs="Arial" w:hAnsi="Arial"/>
           <w:sz w:val="24"/>
           <w:szCs w:val="24"/>
         </w:rPr>
@@ -1516,7 +1559,7 @@
       </w:r>
       <w:r>
         <w:rPr>
-          <w:rFonts w:ascii="Arial" w:hAnsi="Arial" w:cs="Arial"/>
+          <w:rFonts w:ascii="Arial" w:cs="Arial" w:hAnsi="Arial"/>
           <w:sz w:val="24"/>
           <w:szCs w:val="24"/>
         </w:rPr>
@@ -1524,7 +1567,7 @@
       </w:r>
       <w:r>
         <w:rPr>
-          <w:rFonts w:ascii="Arial" w:hAnsi="Arial" w:cs="Arial"/>
+          <w:rFonts w:ascii="Arial" w:cs="Arial" w:hAnsi="Arial"/>
           <w:sz w:val="24"/>
           <w:szCs w:val="24"/>
         </w:rPr>
@@ -1532,7 +1575,7 @@
       </w:r>
       <w:r>
         <w:rPr>
-          <w:rFonts w:ascii="Arial" w:hAnsi="Arial" w:cs="Arial"/>
+          <w:rFonts w:ascii="Arial" w:cs="Arial" w:hAnsi="Arial"/>
           <w:sz w:val="24"/>
           <w:szCs w:val="24"/>
         </w:rPr>
@@ -1540,16 +1583,15 @@
       </w:r>
       <w:r>
         <w:rPr>
-          <w:rFonts w:ascii="Arial" w:hAnsi="Arial" w:cs="Arial"/>
+          <w:rFonts w:ascii="Arial" w:cs="Arial" w:hAnsi="Arial"/>
           <w:sz w:val="24"/>
           <w:szCs w:val="24"/>
         </w:rPr>
         <w:t xml:space="preserve"> el pago total dentro del plazo de los siete (7) días hábiles contados desde la emisión de la </w:t>
       </w:r>
-      <w:proofErr w:type="spellStart"/>
-      <w:r>
-        <w:rPr>
-          <w:rFonts w:ascii="Arial" w:hAnsi="Arial" w:cs="Arial"/>
+      <w:r>
+        <w:rPr>
+          <w:rFonts w:ascii="Arial" w:cs="Arial" w:hAnsi="Arial"/>
           <w:sz w:val="24"/>
           <w:szCs w:val="24"/>
         </w:rPr>
@@ -1557,7 +1599,7 @@
       </w:r>
       <w:r>
         <w:rPr>
-          <w:rFonts w:ascii="Arial" w:hAnsi="Arial" w:cs="Arial"/>
+          <w:rFonts w:ascii="Arial" w:cs="Arial" w:hAnsi="Arial"/>
           <w:sz w:val="24"/>
           <w:szCs w:val="24"/>
         </w:rPr>
@@ -1565,16 +1607,15 @@
       </w:r>
       <w:r>
         <w:rPr>
-          <w:rFonts w:ascii="Arial" w:hAnsi="Arial" w:cs="Arial"/>
+          <w:rFonts w:ascii="Arial" w:cs="Arial" w:hAnsi="Arial"/>
           <w:sz w:val="24"/>
           <w:szCs w:val="24"/>
         </w:rPr>
         <w:t>actura</w:t>
       </w:r>
-      <w:proofErr w:type="spellEnd"/>
-      <w:r>
-        <w:rPr>
-          <w:rFonts w:ascii="Arial" w:hAnsi="Arial" w:cs="Arial"/>
+      <w:r>
+        <w:rPr>
+          <w:rFonts w:ascii="Arial" w:cs="Arial" w:hAnsi="Arial"/>
           <w:sz w:val="24"/>
           <w:szCs w:val="24"/>
         </w:rPr>
@@ -1583,16 +1624,17 @@
     </w:p>
     <w:p>
       <w:pPr>
-        <w:jc w:val="both"/>
-        <w:rPr>
-          <w:rFonts w:ascii="Arial" w:hAnsi="Arial" w:cs="Arial"/>
-          <w:sz w:val="24"/>
-          <w:szCs w:val="24"/>
-        </w:rPr>
-      </w:pPr>
-      <w:r>
-        <w:rPr>
-          <w:rFonts w:ascii="Arial" w:hAnsi="Arial" w:cs="Arial"/>
+        <w:pStyle w:val="style0"/>
+        <w:jc w:val="both"/>
+        <w:rPr>
+          <w:rFonts w:ascii="Arial" w:cs="Arial" w:hAnsi="Arial"/>
+          <w:sz w:val="24"/>
+          <w:szCs w:val="24"/>
+        </w:rPr>
+      </w:pPr>
+      <w:r>
+        <w:rPr>
+          <w:rFonts w:ascii="Arial" w:cs="Arial" w:hAnsi="Arial"/>
           <w:sz w:val="24"/>
           <w:szCs w:val="24"/>
         </w:rPr>
@@ -1600,7 +1642,7 @@
       </w:r>
       <w:r>
         <w:rPr>
-          <w:rFonts w:ascii="Arial" w:hAnsi="Arial" w:cs="Arial"/>
+          <w:rFonts w:ascii="Arial" w:cs="Arial" w:hAnsi="Arial"/>
           <w:sz w:val="24"/>
           <w:szCs w:val="24"/>
         </w:rPr>
@@ -1608,7 +1650,7 @@
       </w:r>
       <w:r>
         <w:rPr>
-          <w:rFonts w:ascii="Arial" w:hAnsi="Arial" w:cs="Arial"/>
+          <w:rFonts w:ascii="Arial" w:cs="Arial" w:hAnsi="Arial"/>
           <w:sz w:val="24"/>
           <w:szCs w:val="24"/>
         </w:rPr>
@@ -1616,16 +1658,15 @@
       </w:r>
       <w:r>
         <w:rPr>
-          <w:rFonts w:ascii="Arial" w:hAnsi="Arial" w:cs="Arial"/>
+          <w:rFonts w:ascii="Arial" w:cs="Arial" w:hAnsi="Arial"/>
           <w:sz w:val="24"/>
           <w:szCs w:val="24"/>
         </w:rPr>
         <w:t xml:space="preserve">Una vez que EL COMPRADOR acredite el pago total de la </w:t>
       </w:r>
-      <w:proofErr w:type="spellStart"/>
-      <w:r>
-        <w:rPr>
-          <w:rFonts w:ascii="Arial" w:hAnsi="Arial" w:cs="Arial"/>
+      <w:r>
+        <w:rPr>
+          <w:rFonts w:ascii="Arial" w:cs="Arial" w:hAnsi="Arial"/>
           <w:sz w:val="24"/>
           <w:szCs w:val="24"/>
         </w:rPr>
@@ -1633,7 +1674,7 @@
       </w:r>
       <w:r>
         <w:rPr>
-          <w:rFonts w:ascii="Arial" w:hAnsi="Arial" w:cs="Arial"/>
+          <w:rFonts w:ascii="Arial" w:cs="Arial" w:hAnsi="Arial"/>
           <w:sz w:val="24"/>
           <w:szCs w:val="24"/>
         </w:rPr>
@@ -1641,16 +1682,15 @@
       </w:r>
       <w:r>
         <w:rPr>
-          <w:rFonts w:ascii="Arial" w:hAnsi="Arial" w:cs="Arial"/>
+          <w:rFonts w:ascii="Arial" w:cs="Arial" w:hAnsi="Arial"/>
           <w:sz w:val="24"/>
           <w:szCs w:val="24"/>
         </w:rPr>
         <w:t>factura</w:t>
       </w:r>
-      <w:proofErr w:type="spellEnd"/>
-      <w:r>
-        <w:rPr>
-          <w:rFonts w:ascii="Arial" w:hAnsi="Arial" w:cs="Arial"/>
+      <w:r>
+        <w:rPr>
+          <w:rFonts w:ascii="Arial" w:cs="Arial" w:hAnsi="Arial"/>
           <w:sz w:val="24"/>
           <w:szCs w:val="24"/>
         </w:rPr>
@@ -1659,16 +1699,17 @@
     </w:p>
     <w:p>
       <w:pPr>
-        <w:jc w:val="both"/>
-        <w:rPr>
-          <w:rFonts w:ascii="Arial" w:hAnsi="Arial" w:cs="Arial"/>
-          <w:sz w:val="24"/>
-          <w:szCs w:val="24"/>
-        </w:rPr>
-      </w:pPr>
-      <w:r>
-        <w:rPr>
-          <w:rFonts w:ascii="Arial" w:hAnsi="Arial" w:cs="Arial"/>
+        <w:pStyle w:val="style0"/>
+        <w:jc w:val="both"/>
+        <w:rPr>
+          <w:rFonts w:ascii="Arial" w:cs="Arial" w:hAnsi="Arial"/>
+          <w:sz w:val="24"/>
+          <w:szCs w:val="24"/>
+        </w:rPr>
+      </w:pPr>
+      <w:r>
+        <w:rPr>
+          <w:rFonts w:ascii="Arial" w:cs="Arial" w:hAnsi="Arial"/>
           <w:sz w:val="24"/>
           <w:szCs w:val="24"/>
         </w:rPr>
@@ -1676,7 +1717,7 @@
       </w:r>
       <w:r>
         <w:rPr>
-          <w:rFonts w:ascii="Arial" w:hAnsi="Arial" w:cs="Arial"/>
+          <w:rFonts w:ascii="Arial" w:cs="Arial" w:hAnsi="Arial"/>
           <w:sz w:val="24"/>
           <w:szCs w:val="24"/>
         </w:rPr>
@@ -1684,7 +1725,7 @@
       </w:r>
       <w:r>
         <w:rPr>
-          <w:rFonts w:ascii="Arial" w:hAnsi="Arial" w:cs="Arial"/>
+          <w:rFonts w:ascii="Arial" w:cs="Arial" w:hAnsi="Arial"/>
           <w:sz w:val="24"/>
           <w:szCs w:val="24"/>
         </w:rPr>
@@ -1693,14 +1734,15 @@
     </w:p>
     <w:p>
       <w:pPr>
+        <w:pStyle w:val="style0"/>
         <w:tabs>
-          <w:tab w:val="left" w:pos="0"/>
+          <w:tab w:val="left" w:leader="none" w:pos="0"/>
         </w:tabs>
-        <w:spacing w:line="276" w:lineRule="auto"/>
+        <w:spacing w:lineRule="auto" w:line="276"/>
         <w:ind w:right="-268"/>
         <w:jc w:val="both"/>
         <w:rPr>
-          <w:rFonts w:ascii="Arial" w:eastAsia="Batang" w:hAnsi="Arial" w:cs="Arial"/>
+          <w:rFonts w:ascii="Arial" w:cs="Arial" w:eastAsia="Batang" w:hAnsi="Arial"/>
           <w:sz w:val="24"/>
           <w:szCs w:val="24"/>
           <w:lang w:val="es-ES_tradnl"/>
@@ -1708,7 +1750,7 @@
       </w:pPr>
       <w:r>
         <w:rPr>
-          <w:rFonts w:ascii="Arial" w:eastAsia="Batang" w:hAnsi="Arial" w:cs="Arial"/>
+          <w:rFonts w:ascii="Arial" w:cs="Arial" w:eastAsia="Batang" w:hAnsi="Arial"/>
           <w:sz w:val="24"/>
           <w:szCs w:val="24"/>
           <w:lang w:val="es-ES_tradnl"/>
@@ -1717,7 +1759,7 @@
       </w:r>
       <w:r>
         <w:rPr>
-          <w:rFonts w:ascii="Arial" w:eastAsia="Batang" w:hAnsi="Arial" w:cs="Arial"/>
+          <w:rFonts w:ascii="Arial" w:cs="Arial" w:eastAsia="Batang" w:hAnsi="Arial"/>
           <w:sz w:val="24"/>
           <w:szCs w:val="24"/>
           <w:lang w:val="es-ES_tradnl"/>
@@ -1726,7 +1768,7 @@
       </w:r>
       <w:r>
         <w:rPr>
-          <w:rFonts w:ascii="Arial" w:eastAsia="Batang" w:hAnsi="Arial" w:cs="Arial"/>
+          <w:rFonts w:ascii="Arial" w:cs="Arial" w:eastAsia="Batang" w:hAnsi="Arial"/>
           <w:sz w:val="24"/>
           <w:szCs w:val="24"/>
           <w:lang w:val="es-ES_tradnl"/>
@@ -1735,7 +1777,7 @@
       </w:r>
       <w:r>
         <w:rPr>
-          <w:rFonts w:ascii="Arial" w:eastAsia="Batang" w:hAnsi="Arial" w:cs="Arial"/>
+          <w:rFonts w:ascii="Arial" w:cs="Arial" w:eastAsia="Batang" w:hAnsi="Arial"/>
           <w:b/>
           <w:bCs/>
           <w:sz w:val="24"/>
@@ -1746,7 +1788,7 @@
       </w:r>
       <w:r>
         <w:rPr>
-          <w:rFonts w:ascii="Arial" w:eastAsia="Batang" w:hAnsi="Arial" w:cs="Arial"/>
+          <w:rFonts w:ascii="Arial" w:cs="Arial" w:eastAsia="Batang" w:hAnsi="Arial"/>
           <w:sz w:val="24"/>
           <w:szCs w:val="24"/>
           <w:lang w:val="es-ES_tradnl"/>
@@ -1755,7 +1797,7 @@
       </w:r>
       <w:r>
         <w:rPr>
-          <w:rFonts w:ascii="Arial" w:eastAsia="Batang" w:hAnsi="Arial" w:cs="Arial"/>
+          <w:rFonts w:ascii="Arial" w:cs="Arial" w:eastAsia="Batang" w:hAnsi="Arial"/>
           <w:sz w:val="24"/>
           <w:szCs w:val="24"/>
         </w:rPr>
@@ -1764,20 +1806,21 @@
     </w:p>
     <w:p>
       <w:pPr>
-        <w:jc w:val="both"/>
-        <w:rPr>
-          <w:rFonts w:ascii="Arial" w:hAnsi="Arial" w:cs="Arial"/>
+        <w:pStyle w:val="style0"/>
+        <w:jc w:val="both"/>
+        <w:rPr>
+          <w:rFonts w:ascii="Arial" w:cs="Arial" w:hAnsi="Arial"/>
           <w:b/>
-          <w:color w:val="0070C0"/>
-          <w:sz w:val="24"/>
-          <w:szCs w:val="24"/>
-        </w:rPr>
-      </w:pPr>
-      <w:r>
-        <w:rPr>
-          <w:rFonts w:ascii="Arial" w:hAnsi="Arial" w:cs="Arial"/>
+          <w:color w:val="0070c0"/>
+          <w:sz w:val="24"/>
+          <w:szCs w:val="24"/>
+        </w:rPr>
+      </w:pPr>
+      <w:r>
+        <w:rPr>
+          <w:rFonts w:ascii="Arial" w:cs="Arial" w:hAnsi="Arial"/>
           <w:b/>
-          <w:color w:val="0070C0"/>
+          <w:color w:val="0070c0"/>
           <w:sz w:val="24"/>
           <w:szCs w:val="24"/>
         </w:rPr>
@@ -1786,16 +1829,17 @@
     </w:p>
     <w:p>
       <w:pPr>
-        <w:jc w:val="both"/>
-        <w:rPr>
-          <w:rFonts w:ascii="Arial" w:hAnsi="Arial" w:cs="Arial"/>
-          <w:sz w:val="24"/>
-          <w:szCs w:val="24"/>
-        </w:rPr>
-      </w:pPr>
-      <w:r>
-        <w:rPr>
-          <w:rFonts w:ascii="Arial" w:hAnsi="Arial" w:cs="Arial"/>
+        <w:pStyle w:val="style0"/>
+        <w:jc w:val="both"/>
+        <w:rPr>
+          <w:rFonts w:ascii="Arial" w:cs="Arial" w:hAnsi="Arial"/>
+          <w:sz w:val="24"/>
+          <w:szCs w:val="24"/>
+        </w:rPr>
+      </w:pPr>
+      <w:r>
+        <w:rPr>
+          <w:rFonts w:ascii="Arial" w:cs="Arial" w:hAnsi="Arial"/>
           <w:sz w:val="24"/>
           <w:szCs w:val="24"/>
         </w:rPr>
@@ -1803,7 +1847,7 @@
       </w:r>
       <w:r>
         <w:rPr>
-          <w:rFonts w:ascii="Arial" w:hAnsi="Arial" w:cs="Arial"/>
+          <w:rFonts w:ascii="Arial" w:cs="Arial" w:hAnsi="Arial"/>
           <w:sz w:val="24"/>
           <w:szCs w:val="24"/>
         </w:rPr>
@@ -1811,7 +1855,7 @@
       </w:r>
       <w:r>
         <w:rPr>
-          <w:rFonts w:ascii="Arial" w:eastAsia="Batang" w:hAnsi="Arial" w:cs="Arial"/>
+          <w:rFonts w:ascii="Arial" w:cs="Arial" w:eastAsia="Batang" w:hAnsi="Arial"/>
           <w:sz w:val="24"/>
           <w:szCs w:val="24"/>
         </w:rPr>
@@ -1819,7 +1863,7 @@
       </w:r>
       <w:r>
         <w:rPr>
-          <w:rFonts w:ascii="Arial" w:hAnsi="Arial" w:cs="Arial"/>
+          <w:rFonts w:ascii="Arial" w:cs="Arial" w:hAnsi="Arial"/>
           <w:sz w:val="24"/>
           <w:szCs w:val="24"/>
         </w:rPr>
@@ -1828,16 +1872,17 @@
     </w:p>
     <w:p>
       <w:pPr>
-        <w:jc w:val="both"/>
-        <w:rPr>
-          <w:rFonts w:ascii="Arial" w:hAnsi="Arial" w:cs="Arial"/>
-          <w:sz w:val="24"/>
-          <w:szCs w:val="24"/>
-        </w:rPr>
-      </w:pPr>
-      <w:r>
-        <w:rPr>
-          <w:rFonts w:ascii="Arial" w:hAnsi="Arial" w:cs="Arial"/>
+        <w:pStyle w:val="style0"/>
+        <w:jc w:val="both"/>
+        <w:rPr>
+          <w:rFonts w:ascii="Arial" w:cs="Arial" w:hAnsi="Arial"/>
+          <w:sz w:val="24"/>
+          <w:szCs w:val="24"/>
+        </w:rPr>
+      </w:pPr>
+      <w:r>
+        <w:rPr>
+          <w:rFonts w:ascii="Arial" w:cs="Arial" w:hAnsi="Arial"/>
           <w:sz w:val="24"/>
           <w:szCs w:val="24"/>
         </w:rPr>
@@ -1845,7 +1890,7 @@
       </w:r>
       <w:r>
         <w:rPr>
-          <w:rFonts w:ascii="Arial" w:hAnsi="Arial" w:cs="Arial"/>
+          <w:rFonts w:ascii="Arial" w:cs="Arial" w:hAnsi="Arial"/>
           <w:sz w:val="24"/>
           <w:szCs w:val="24"/>
         </w:rPr>
@@ -1853,7 +1898,7 @@
       </w:r>
       <w:r>
         <w:rPr>
-          <w:rFonts w:ascii="Arial" w:hAnsi="Arial" w:cs="Arial"/>
+          <w:rFonts w:ascii="Arial" w:cs="Arial" w:hAnsi="Arial"/>
           <w:sz w:val="24"/>
           <w:szCs w:val="24"/>
         </w:rPr>
@@ -1862,16 +1907,17 @@
     </w:p>
     <w:p>
       <w:pPr>
-        <w:jc w:val="both"/>
-        <w:rPr>
-          <w:rFonts w:ascii="Arial" w:hAnsi="Arial" w:cs="Arial"/>
-          <w:sz w:val="24"/>
-          <w:szCs w:val="24"/>
-        </w:rPr>
-      </w:pPr>
-      <w:r>
-        <w:rPr>
-          <w:rFonts w:ascii="Arial" w:hAnsi="Arial" w:cs="Arial"/>
+        <w:pStyle w:val="style0"/>
+        <w:jc w:val="both"/>
+        <w:rPr>
+          <w:rFonts w:ascii="Arial" w:cs="Arial" w:hAnsi="Arial"/>
+          <w:sz w:val="24"/>
+          <w:szCs w:val="24"/>
+        </w:rPr>
+      </w:pPr>
+      <w:r>
+        <w:rPr>
+          <w:rFonts w:ascii="Arial" w:cs="Arial" w:hAnsi="Arial"/>
           <w:sz w:val="24"/>
           <w:szCs w:val="24"/>
         </w:rPr>
@@ -1879,7 +1925,7 @@
       </w:r>
       <w:r>
         <w:rPr>
-          <w:rFonts w:ascii="Arial" w:hAnsi="Arial" w:cs="Arial"/>
+          <w:rFonts w:ascii="Arial" w:cs="Arial" w:hAnsi="Arial"/>
           <w:sz w:val="24"/>
           <w:szCs w:val="24"/>
         </w:rPr>
@@ -1888,20 +1934,21 @@
     </w:p>
     <w:p>
       <w:pPr>
-        <w:jc w:val="both"/>
-        <w:rPr>
-          <w:rFonts w:ascii="Arial" w:hAnsi="Arial" w:cs="Arial"/>
+        <w:pStyle w:val="style0"/>
+        <w:jc w:val="both"/>
+        <w:rPr>
+          <w:rFonts w:ascii="Arial" w:cs="Arial" w:hAnsi="Arial"/>
           <w:b/>
-          <w:color w:val="0070C0"/>
-          <w:sz w:val="24"/>
-          <w:szCs w:val="24"/>
-        </w:rPr>
-      </w:pPr>
-      <w:r>
-        <w:rPr>
-          <w:rFonts w:ascii="Arial" w:hAnsi="Arial" w:cs="Arial"/>
+          <w:color w:val="0070c0"/>
+          <w:sz w:val="24"/>
+          <w:szCs w:val="24"/>
+        </w:rPr>
+      </w:pPr>
+      <w:r>
+        <w:rPr>
+          <w:rFonts w:ascii="Arial" w:cs="Arial" w:hAnsi="Arial"/>
           <w:b/>
-          <w:color w:val="0070C0"/>
+          <w:color w:val="0070c0"/>
           <w:sz w:val="24"/>
           <w:szCs w:val="24"/>
         </w:rPr>
@@ -1910,16 +1957,17 @@
     </w:p>
     <w:p>
       <w:pPr>
-        <w:jc w:val="both"/>
-        <w:rPr>
-          <w:rFonts w:ascii="Arial" w:hAnsi="Arial" w:cs="Arial"/>
-          <w:sz w:val="24"/>
-          <w:szCs w:val="24"/>
-        </w:rPr>
-      </w:pPr>
-      <w:r>
-        <w:rPr>
-          <w:rFonts w:ascii="Arial" w:hAnsi="Arial" w:cs="Arial"/>
+        <w:pStyle w:val="style0"/>
+        <w:jc w:val="both"/>
+        <w:rPr>
+          <w:rFonts w:ascii="Arial" w:cs="Arial" w:hAnsi="Arial"/>
+          <w:sz w:val="24"/>
+          <w:szCs w:val="24"/>
+        </w:rPr>
+      </w:pPr>
+      <w:r>
+        <w:rPr>
+          <w:rFonts w:ascii="Arial" w:cs="Arial" w:hAnsi="Arial"/>
           <w:sz w:val="24"/>
           <w:szCs w:val="24"/>
         </w:rPr>
@@ -1927,7 +1975,7 @@
       </w:r>
       <w:r>
         <w:rPr>
-          <w:rFonts w:ascii="Arial" w:hAnsi="Arial" w:cs="Arial"/>
+          <w:rFonts w:ascii="Arial" w:cs="Arial" w:hAnsi="Arial"/>
           <w:sz w:val="24"/>
           <w:szCs w:val="24"/>
         </w:rPr>
@@ -1935,26 +1983,26 @@
       </w:r>
       <w:r>
         <w:rPr>
-          <w:rFonts w:ascii="Arial" w:hAnsi="Arial" w:cs="Arial"/>
-          <w:sz w:val="24"/>
-          <w:szCs w:val="24"/>
-        </w:rPr>
-        <w:lastRenderedPageBreak/>
+          <w:rFonts w:ascii="Arial" w:cs="Arial" w:hAnsi="Arial"/>
+          <w:sz w:val="24"/>
+          <w:szCs w:val="24"/>
+        </w:rPr>
         <w:t>compromisos contraído, aun cuando se hayan tomado todas las medidas para evitarlos, pues al tratarse de hechos exteriores a las actividades que realiza el incumplidor, y haberse producido en ese ámbito con tal violencia insuperable, quedó fuera la posibilidad objetiva de preverlos en el curso ordinario o normal de la vida, impidiendo temporal o definitivamente el cumplimiento de las obligaciones pactadas, o si previsibles, para la evitación de los mismos se requeriría una diligencia tan extraordinaria del incumplidor, que de acuerdo con el común actual, deberá considerarse imposible de cumplir y, por tanto, exonerado de todo tipo de culpa. Una parte no será responsable del incumplimiento de cualquiera de sus obligaciones, si prueba que ese incumplimiento se debe a una causa reconocida por el dictamen de la institución que corresponda según la naturaleza del hecho, como Fuerza Mayor o Caso Fortuito, y que se constituye en un impedimento ajeno a su voluntad. Considerando además que existen hechos públicos y notorios que no requieren de probidad.</w:t>
       </w:r>
     </w:p>
     <w:p>
       <w:pPr>
-        <w:jc w:val="both"/>
-        <w:rPr>
-          <w:rFonts w:ascii="Arial" w:hAnsi="Arial" w:cs="Arial"/>
-          <w:sz w:val="24"/>
-          <w:szCs w:val="24"/>
-        </w:rPr>
-      </w:pPr>
-      <w:r>
-        <w:rPr>
-          <w:rFonts w:ascii="Arial" w:hAnsi="Arial" w:cs="Arial"/>
+        <w:pStyle w:val="style0"/>
+        <w:jc w:val="both"/>
+        <w:rPr>
+          <w:rFonts w:ascii="Arial" w:cs="Arial" w:hAnsi="Arial"/>
+          <w:sz w:val="24"/>
+          <w:szCs w:val="24"/>
+        </w:rPr>
+      </w:pPr>
+      <w:r>
+        <w:rPr>
+          <w:rFonts w:ascii="Arial" w:cs="Arial" w:hAnsi="Arial"/>
           <w:sz w:val="24"/>
           <w:szCs w:val="24"/>
         </w:rPr>
@@ -1962,25 +2010,23 @@
       </w:r>
       <w:r>
         <w:rPr>
-          <w:rFonts w:ascii="Arial" w:hAnsi="Arial" w:cs="Arial"/>
+          <w:rFonts w:ascii="Arial" w:cs="Arial" w:hAnsi="Arial"/>
           <w:sz w:val="24"/>
           <w:szCs w:val="24"/>
         </w:rPr>
         <w:t xml:space="preserve">.2. La parte que invoque las circunstancias señaladas lo acreditará mediante documento emitido por la autoridad competente, en este caso la Cámara de Comercio de la República de Cuba, así como la imposibilidad de cumplir los compromisos contraídos por causa de Fuerza Mayor o Caso Fortuito probando de modo absoluto y fehaciente la relación causa efecto del incumplimiento, así como los actos que efectuó para salvar el incumplimiento de la obligación, es decir, que actuó con la debida diligencia para evitar sus efectos, por cuanto si lo que debió hacer no lo hizo, el hecho calificado como Caso Fortuito o Fuerza Mayor no le liberará de la responsabilidad por el incumplimiento de la obligación. Las exoneraciones previstas en la </w:t>
       </w:r>
-      <w:proofErr w:type="spellStart"/>
-      <w:r>
-        <w:rPr>
-          <w:rFonts w:ascii="Arial" w:hAnsi="Arial" w:cs="Arial"/>
+      <w:r>
+        <w:rPr>
+          <w:rFonts w:ascii="Arial" w:cs="Arial" w:hAnsi="Arial"/>
           <w:sz w:val="24"/>
           <w:szCs w:val="24"/>
         </w:rPr>
         <w:t>subcláusula</w:t>
       </w:r>
-      <w:proofErr w:type="spellEnd"/>
-      <w:r>
-        <w:rPr>
-          <w:rFonts w:ascii="Arial" w:hAnsi="Arial" w:cs="Arial"/>
+      <w:r>
+        <w:rPr>
+          <w:rFonts w:ascii="Arial" w:cs="Arial" w:hAnsi="Arial"/>
           <w:sz w:val="24"/>
           <w:szCs w:val="24"/>
         </w:rPr>
@@ -1989,16 +2035,17 @@
     </w:p>
     <w:p>
       <w:pPr>
-        <w:jc w:val="both"/>
-        <w:rPr>
-          <w:rFonts w:ascii="Arial" w:hAnsi="Arial" w:cs="Arial"/>
-          <w:sz w:val="24"/>
-          <w:szCs w:val="24"/>
-        </w:rPr>
-      </w:pPr>
-      <w:r>
-        <w:rPr>
-          <w:rFonts w:ascii="Arial" w:hAnsi="Arial" w:cs="Arial"/>
+        <w:pStyle w:val="style0"/>
+        <w:jc w:val="both"/>
+        <w:rPr>
+          <w:rFonts w:ascii="Arial" w:cs="Arial" w:hAnsi="Arial"/>
+          <w:sz w:val="24"/>
+          <w:szCs w:val="24"/>
+        </w:rPr>
+      </w:pPr>
+      <w:r>
+        <w:rPr>
+          <w:rFonts w:ascii="Arial" w:cs="Arial" w:hAnsi="Arial"/>
           <w:sz w:val="24"/>
           <w:szCs w:val="24"/>
         </w:rPr>
@@ -2007,20 +2054,21 @@
     </w:p>
     <w:p>
       <w:pPr>
-        <w:jc w:val="both"/>
-        <w:rPr>
-          <w:rFonts w:ascii="Arial" w:hAnsi="Arial" w:cs="Arial"/>
+        <w:pStyle w:val="style0"/>
+        <w:jc w:val="both"/>
+        <w:rPr>
+          <w:rFonts w:ascii="Arial" w:cs="Arial" w:hAnsi="Arial"/>
           <w:b/>
-          <w:color w:val="0070C0"/>
-          <w:sz w:val="24"/>
-          <w:szCs w:val="24"/>
-        </w:rPr>
-      </w:pPr>
-      <w:r>
-        <w:rPr>
-          <w:rFonts w:ascii="Arial" w:hAnsi="Arial" w:cs="Arial"/>
+          <w:color w:val="0070c0"/>
+          <w:sz w:val="24"/>
+          <w:szCs w:val="24"/>
+        </w:rPr>
+      </w:pPr>
+      <w:r>
+        <w:rPr>
+          <w:rFonts w:ascii="Arial" w:cs="Arial" w:hAnsi="Arial"/>
           <w:b/>
-          <w:color w:val="0070C0"/>
+          <w:color w:val="0070c0"/>
           <w:sz w:val="24"/>
           <w:szCs w:val="24"/>
         </w:rPr>
@@ -2028,9 +2076,9 @@
       </w:r>
       <w:r>
         <w:rPr>
-          <w:rFonts w:ascii="Arial" w:hAnsi="Arial" w:cs="Arial"/>
+          <w:rFonts w:ascii="Arial" w:cs="Arial" w:hAnsi="Arial"/>
           <w:b/>
-          <w:color w:val="0070C0"/>
+          <w:color w:val="0070c0"/>
           <w:sz w:val="24"/>
           <w:szCs w:val="24"/>
         </w:rPr>
@@ -2039,16 +2087,17 @@
     </w:p>
     <w:p>
       <w:pPr>
-        <w:jc w:val="both"/>
-        <w:rPr>
-          <w:rFonts w:ascii="Arial" w:hAnsi="Arial" w:cs="Arial"/>
-          <w:sz w:val="24"/>
-          <w:szCs w:val="24"/>
-        </w:rPr>
-      </w:pPr>
-      <w:r>
-        <w:rPr>
-          <w:rFonts w:ascii="Arial" w:hAnsi="Arial" w:cs="Arial"/>
+        <w:pStyle w:val="style0"/>
+        <w:jc w:val="both"/>
+        <w:rPr>
+          <w:rFonts w:ascii="Arial" w:cs="Arial" w:hAnsi="Arial"/>
+          <w:sz w:val="24"/>
+          <w:szCs w:val="24"/>
+        </w:rPr>
+      </w:pPr>
+      <w:r>
+        <w:rPr>
+          <w:rFonts w:ascii="Arial" w:cs="Arial" w:hAnsi="Arial"/>
           <w:sz w:val="24"/>
           <w:szCs w:val="24"/>
         </w:rPr>
@@ -2056,7 +2105,7 @@
       </w:r>
       <w:r>
         <w:rPr>
-          <w:rFonts w:ascii="Arial" w:hAnsi="Arial" w:cs="Arial"/>
+          <w:rFonts w:ascii="Arial" w:cs="Arial" w:hAnsi="Arial"/>
           <w:sz w:val="24"/>
           <w:szCs w:val="24"/>
         </w:rPr>
@@ -2065,16 +2114,17 @@
     </w:p>
     <w:p>
       <w:pPr>
-        <w:jc w:val="both"/>
-        <w:rPr>
-          <w:rFonts w:ascii="Arial" w:hAnsi="Arial" w:cs="Arial"/>
-          <w:sz w:val="24"/>
-          <w:szCs w:val="24"/>
-        </w:rPr>
-      </w:pPr>
-      <w:r>
-        <w:rPr>
-          <w:rFonts w:ascii="Arial" w:hAnsi="Arial" w:cs="Arial"/>
+        <w:pStyle w:val="style0"/>
+        <w:jc w:val="both"/>
+        <w:rPr>
+          <w:rFonts w:ascii="Arial" w:cs="Arial" w:hAnsi="Arial"/>
+          <w:sz w:val="24"/>
+          <w:szCs w:val="24"/>
+        </w:rPr>
+      </w:pPr>
+      <w:r>
+        <w:rPr>
+          <w:rFonts w:ascii="Arial" w:cs="Arial" w:hAnsi="Arial"/>
           <w:sz w:val="24"/>
           <w:szCs w:val="24"/>
         </w:rPr>
@@ -2082,7 +2132,7 @@
       </w:r>
       <w:r>
         <w:rPr>
-          <w:rFonts w:ascii="Arial" w:hAnsi="Arial" w:cs="Arial"/>
+          <w:rFonts w:ascii="Arial" w:cs="Arial" w:hAnsi="Arial"/>
           <w:sz w:val="24"/>
           <w:szCs w:val="24"/>
         </w:rPr>
@@ -2090,26 +2140,26 @@
       </w:r>
       <w:r>
         <w:rPr>
-          <w:rFonts w:ascii="Arial" w:hAnsi="Arial" w:cs="Arial"/>
-          <w:sz w:val="24"/>
-          <w:szCs w:val="24"/>
-        </w:rPr>
-        <w:lastRenderedPageBreak/>
+          <w:rFonts w:ascii="Arial" w:cs="Arial" w:hAnsi="Arial"/>
+          <w:sz w:val="24"/>
+          <w:szCs w:val="24"/>
+        </w:rPr>
         <w:t>reclamación será la de su acuse de recibo en el domicilio de EL VENDEDOR o de EL COMPRADOR. La parte demandada examinará la reclamación y está obligada a contestarla dentro de los 15 días siguientes a su fecha de recibo, adjuntando las pruebas que se consideren oportunas. De no recibirse respuesta se entenderá rechazada la reclamación, quedando expedita la vía judicial acordada.</w:t>
       </w:r>
     </w:p>
     <w:p>
       <w:pPr>
-        <w:jc w:val="both"/>
-        <w:rPr>
-          <w:rFonts w:ascii="Arial" w:hAnsi="Arial" w:cs="Arial"/>
-          <w:sz w:val="24"/>
-          <w:szCs w:val="24"/>
-        </w:rPr>
-      </w:pPr>
-      <w:r>
-        <w:rPr>
-          <w:rFonts w:ascii="Arial" w:hAnsi="Arial" w:cs="Arial"/>
+        <w:pStyle w:val="style0"/>
+        <w:jc w:val="both"/>
+        <w:rPr>
+          <w:rFonts w:ascii="Arial" w:cs="Arial" w:hAnsi="Arial"/>
+          <w:sz w:val="24"/>
+          <w:szCs w:val="24"/>
+        </w:rPr>
+      </w:pPr>
+      <w:r>
+        <w:rPr>
+          <w:rFonts w:ascii="Arial" w:cs="Arial" w:hAnsi="Arial"/>
           <w:sz w:val="24"/>
           <w:szCs w:val="24"/>
         </w:rPr>
@@ -2117,7 +2167,7 @@
       </w:r>
       <w:r>
         <w:rPr>
-          <w:rFonts w:ascii="Arial" w:hAnsi="Arial" w:cs="Arial"/>
+          <w:rFonts w:ascii="Arial" w:cs="Arial" w:hAnsi="Arial"/>
           <w:sz w:val="24"/>
           <w:szCs w:val="24"/>
         </w:rPr>
@@ -2125,7 +2175,7 @@
       </w:r>
       <w:r>
         <w:rPr>
-          <w:rFonts w:ascii="Arial" w:hAnsi="Arial" w:cs="Arial"/>
+          <w:rFonts w:ascii="Arial" w:cs="Arial" w:hAnsi="Arial"/>
           <w:sz w:val="24"/>
           <w:szCs w:val="24"/>
           <w:lang w:val="es-ES"/>
@@ -2134,7 +2184,7 @@
       </w:r>
       <w:r>
         <w:rPr>
-          <w:rFonts w:ascii="Arial" w:hAnsi="Arial" w:cs="Arial"/>
+          <w:rFonts w:ascii="Arial" w:cs="Arial" w:hAnsi="Arial"/>
           <w:sz w:val="24"/>
           <w:szCs w:val="24"/>
         </w:rPr>
@@ -2143,20 +2193,21 @@
     </w:p>
     <w:p>
       <w:pPr>
-        <w:jc w:val="both"/>
-        <w:rPr>
-          <w:rFonts w:ascii="Arial" w:hAnsi="Arial" w:cs="Arial"/>
+        <w:pStyle w:val="style0"/>
+        <w:jc w:val="both"/>
+        <w:rPr>
+          <w:rFonts w:ascii="Arial" w:cs="Arial" w:hAnsi="Arial"/>
           <w:b/>
-          <w:color w:val="0070C0"/>
-          <w:sz w:val="24"/>
-          <w:szCs w:val="24"/>
-        </w:rPr>
-      </w:pPr>
-      <w:r>
-        <w:rPr>
-          <w:rFonts w:ascii="Arial" w:hAnsi="Arial" w:cs="Arial"/>
+          <w:color w:val="0070c0"/>
+          <w:sz w:val="24"/>
+          <w:szCs w:val="24"/>
+        </w:rPr>
+      </w:pPr>
+      <w:r>
+        <w:rPr>
+          <w:rFonts w:ascii="Arial" w:cs="Arial" w:hAnsi="Arial"/>
           <w:b/>
-          <w:color w:val="0070C0"/>
+          <w:color w:val="0070c0"/>
           <w:sz w:val="24"/>
           <w:szCs w:val="24"/>
         </w:rPr>
@@ -2164,9 +2215,9 @@
       </w:r>
       <w:r>
         <w:rPr>
-          <w:rFonts w:ascii="Arial" w:hAnsi="Arial" w:cs="Arial"/>
+          <w:rFonts w:ascii="Arial" w:cs="Arial" w:hAnsi="Arial"/>
           <w:b/>
-          <w:color w:val="0070C0"/>
+          <w:color w:val="0070c0"/>
           <w:sz w:val="24"/>
           <w:szCs w:val="24"/>
         </w:rPr>
@@ -2175,16 +2226,17 @@
     </w:p>
     <w:p>
       <w:pPr>
-        <w:jc w:val="both"/>
-        <w:rPr>
-          <w:rFonts w:ascii="Arial" w:hAnsi="Arial" w:cs="Arial"/>
-          <w:sz w:val="24"/>
-          <w:szCs w:val="24"/>
-        </w:rPr>
-      </w:pPr>
-      <w:r>
-        <w:rPr>
-          <w:rFonts w:ascii="Arial" w:hAnsi="Arial" w:cs="Arial"/>
+        <w:pStyle w:val="style0"/>
+        <w:jc w:val="both"/>
+        <w:rPr>
+          <w:rFonts w:ascii="Arial" w:cs="Arial" w:hAnsi="Arial"/>
+          <w:sz w:val="24"/>
+          <w:szCs w:val="24"/>
+        </w:rPr>
+      </w:pPr>
+      <w:r>
+        <w:rPr>
+          <w:rFonts w:ascii="Arial" w:cs="Arial" w:hAnsi="Arial"/>
           <w:sz w:val="24"/>
           <w:szCs w:val="24"/>
         </w:rPr>
@@ -2192,7 +2244,7 @@
       </w:r>
       <w:r>
         <w:rPr>
-          <w:rFonts w:ascii="Arial" w:hAnsi="Arial" w:cs="Arial"/>
+          <w:rFonts w:ascii="Arial" w:cs="Arial" w:hAnsi="Arial"/>
           <w:sz w:val="24"/>
           <w:szCs w:val="24"/>
         </w:rPr>
@@ -2201,16 +2253,17 @@
     </w:p>
     <w:p>
       <w:pPr>
-        <w:jc w:val="both"/>
-        <w:rPr>
-          <w:rFonts w:ascii="Arial" w:hAnsi="Arial" w:cs="Arial"/>
-          <w:sz w:val="24"/>
-          <w:szCs w:val="24"/>
-        </w:rPr>
-      </w:pPr>
-      <w:r>
-        <w:rPr>
-          <w:rFonts w:ascii="Arial" w:hAnsi="Arial" w:cs="Arial"/>
+        <w:pStyle w:val="style0"/>
+        <w:jc w:val="both"/>
+        <w:rPr>
+          <w:rFonts w:ascii="Arial" w:cs="Arial" w:hAnsi="Arial"/>
+          <w:sz w:val="24"/>
+          <w:szCs w:val="24"/>
+        </w:rPr>
+      </w:pPr>
+      <w:r>
+        <w:rPr>
+          <w:rFonts w:ascii="Arial" w:cs="Arial" w:hAnsi="Arial"/>
           <w:sz w:val="24"/>
           <w:szCs w:val="24"/>
         </w:rPr>
@@ -2218,25 +2271,23 @@
       </w:r>
       <w:r>
         <w:rPr>
-          <w:rFonts w:ascii="Arial" w:hAnsi="Arial" w:cs="Arial"/>
+          <w:rFonts w:ascii="Arial" w:cs="Arial" w:hAnsi="Arial"/>
           <w:sz w:val="24"/>
           <w:szCs w:val="24"/>
         </w:rPr>
         <w:t xml:space="preserve">.2. Si la Parte que interese la modificación de este Contrato, no hace la notificación requerida de su propuesta dentro del plazo especificado en la </w:t>
       </w:r>
-      <w:proofErr w:type="spellStart"/>
-      <w:r>
-        <w:rPr>
-          <w:rFonts w:ascii="Arial" w:hAnsi="Arial" w:cs="Arial"/>
+      <w:r>
+        <w:rPr>
+          <w:rFonts w:ascii="Arial" w:cs="Arial" w:hAnsi="Arial"/>
           <w:sz w:val="24"/>
           <w:szCs w:val="24"/>
         </w:rPr>
         <w:t>Subcláusula</w:t>
       </w:r>
-      <w:proofErr w:type="spellEnd"/>
-      <w:r>
-        <w:rPr>
-          <w:rFonts w:ascii="Arial" w:hAnsi="Arial" w:cs="Arial"/>
+      <w:r>
+        <w:rPr>
+          <w:rFonts w:ascii="Arial" w:cs="Arial" w:hAnsi="Arial"/>
           <w:sz w:val="24"/>
           <w:szCs w:val="24"/>
         </w:rPr>
@@ -2245,20 +2296,21 @@
     </w:p>
     <w:p>
       <w:pPr>
-        <w:jc w:val="both"/>
-        <w:rPr>
-          <w:rFonts w:ascii="Arial" w:hAnsi="Arial" w:cs="Arial"/>
+        <w:pStyle w:val="style0"/>
+        <w:jc w:val="both"/>
+        <w:rPr>
+          <w:rFonts w:ascii="Arial" w:cs="Arial" w:hAnsi="Arial"/>
           <w:b/>
-          <w:color w:val="0070C0"/>
-          <w:sz w:val="24"/>
-          <w:szCs w:val="24"/>
-        </w:rPr>
-      </w:pPr>
-      <w:r>
-        <w:rPr>
-          <w:rFonts w:ascii="Arial" w:hAnsi="Arial" w:cs="Arial"/>
+          <w:color w:val="0070c0"/>
+          <w:sz w:val="24"/>
+          <w:szCs w:val="24"/>
+        </w:rPr>
+      </w:pPr>
+      <w:r>
+        <w:rPr>
+          <w:rFonts w:ascii="Arial" w:cs="Arial" w:hAnsi="Arial"/>
           <w:b/>
-          <w:color w:val="0070C0"/>
+          <w:color w:val="0070c0"/>
           <w:sz w:val="24"/>
           <w:szCs w:val="24"/>
         </w:rPr>
@@ -2267,16 +2319,17 @@
     </w:p>
     <w:p>
       <w:pPr>
-        <w:jc w:val="both"/>
-        <w:rPr>
-          <w:rFonts w:ascii="Arial" w:hAnsi="Arial" w:cs="Arial"/>
-          <w:sz w:val="24"/>
-          <w:szCs w:val="24"/>
-        </w:rPr>
-      </w:pPr>
-      <w:r>
-        <w:rPr>
-          <w:rFonts w:ascii="Arial" w:hAnsi="Arial" w:cs="Arial"/>
+        <w:pStyle w:val="style0"/>
+        <w:jc w:val="both"/>
+        <w:rPr>
+          <w:rFonts w:ascii="Arial" w:cs="Arial" w:hAnsi="Arial"/>
+          <w:sz w:val="24"/>
+          <w:szCs w:val="24"/>
+        </w:rPr>
+      </w:pPr>
+      <w:r>
+        <w:rPr>
+          <w:rFonts w:ascii="Arial" w:cs="Arial" w:hAnsi="Arial"/>
           <w:sz w:val="24"/>
           <w:szCs w:val="24"/>
         </w:rPr>
@@ -2284,7 +2337,7 @@
       </w:r>
       <w:r>
         <w:rPr>
-          <w:rFonts w:ascii="Arial" w:hAnsi="Arial" w:cs="Arial"/>
+          <w:rFonts w:ascii="Arial" w:cs="Arial" w:hAnsi="Arial"/>
           <w:sz w:val="24"/>
           <w:szCs w:val="24"/>
         </w:rPr>
@@ -2292,7 +2345,7 @@
       </w:r>
       <w:r>
         <w:rPr>
-          <w:rFonts w:ascii="Arial" w:hAnsi="Arial" w:cs="Arial"/>
+          <w:rFonts w:ascii="Arial" w:cs="Arial" w:hAnsi="Arial"/>
           <w:sz w:val="24"/>
           <w:szCs w:val="24"/>
         </w:rPr>
@@ -2301,16 +2354,17 @@
     </w:p>
     <w:p>
       <w:pPr>
-        <w:jc w:val="both"/>
-        <w:rPr>
-          <w:rFonts w:ascii="Arial" w:hAnsi="Arial" w:cs="Arial"/>
-          <w:sz w:val="24"/>
-          <w:szCs w:val="24"/>
-        </w:rPr>
-      </w:pPr>
-      <w:r>
-        <w:rPr>
-          <w:rFonts w:ascii="Arial" w:hAnsi="Arial" w:cs="Arial"/>
+        <w:pStyle w:val="style0"/>
+        <w:jc w:val="both"/>
+        <w:rPr>
+          <w:rFonts w:ascii="Arial" w:cs="Arial" w:hAnsi="Arial"/>
+          <w:sz w:val="24"/>
+          <w:szCs w:val="24"/>
+        </w:rPr>
+      </w:pPr>
+      <w:r>
+        <w:rPr>
+          <w:rFonts w:ascii="Arial" w:cs="Arial" w:hAnsi="Arial"/>
           <w:sz w:val="24"/>
           <w:szCs w:val="24"/>
         </w:rPr>
@@ -2318,7 +2372,7 @@
       </w:r>
       <w:r>
         <w:rPr>
-          <w:rFonts w:ascii="Arial" w:hAnsi="Arial" w:cs="Arial"/>
+          <w:rFonts w:ascii="Arial" w:cs="Arial" w:hAnsi="Arial"/>
           <w:sz w:val="24"/>
           <w:szCs w:val="24"/>
         </w:rPr>
@@ -2326,25 +2380,23 @@
       </w:r>
       <w:r>
         <w:rPr>
-          <w:rFonts w:ascii="Arial" w:hAnsi="Arial" w:cs="Arial"/>
+          <w:rFonts w:ascii="Arial" w:cs="Arial" w:hAnsi="Arial"/>
           <w:sz w:val="24"/>
           <w:szCs w:val="24"/>
         </w:rPr>
         <w:t xml:space="preserve">.2. Los avisos entre las partes se harán mediante comunicaciones dirigidas a las direcciones que se aportan en sus identificaciones, consignadas en el encabezamiento del contrato, a través de las direcciones electrónicas, los teléfonos mediante mensaje </w:t>
       </w:r>
-      <w:proofErr w:type="spellStart"/>
-      <w:r>
-        <w:rPr>
-          <w:rFonts w:ascii="Arial" w:hAnsi="Arial" w:cs="Arial"/>
+      <w:r>
+        <w:rPr>
+          <w:rFonts w:ascii="Arial" w:cs="Arial" w:hAnsi="Arial"/>
           <w:sz w:val="24"/>
           <w:szCs w:val="24"/>
         </w:rPr>
         <w:t>Whatsapp</w:t>
       </w:r>
-      <w:proofErr w:type="spellEnd"/>
-      <w:r>
-        <w:rPr>
-          <w:rFonts w:ascii="Arial" w:hAnsi="Arial" w:cs="Arial"/>
+      <w:r>
+        <w:rPr>
+          <w:rFonts w:ascii="Arial" w:cs="Arial" w:hAnsi="Arial"/>
           <w:sz w:val="24"/>
           <w:szCs w:val="24"/>
         </w:rPr>
@@ -2353,16 +2405,17 @@
     </w:p>
     <w:p>
       <w:pPr>
-        <w:jc w:val="both"/>
-        <w:rPr>
-          <w:rFonts w:ascii="Arial" w:hAnsi="Arial" w:cs="Arial"/>
-          <w:sz w:val="24"/>
-          <w:szCs w:val="24"/>
-        </w:rPr>
-      </w:pPr>
-      <w:r>
-        <w:rPr>
-          <w:rFonts w:ascii="Arial" w:hAnsi="Arial" w:cs="Arial"/>
+        <w:pStyle w:val="style0"/>
+        <w:jc w:val="both"/>
+        <w:rPr>
+          <w:rFonts w:ascii="Arial" w:cs="Arial" w:hAnsi="Arial"/>
+          <w:sz w:val="24"/>
+          <w:szCs w:val="24"/>
+        </w:rPr>
+      </w:pPr>
+      <w:r>
+        <w:rPr>
+          <w:rFonts w:ascii="Arial" w:cs="Arial" w:hAnsi="Arial"/>
           <w:sz w:val="24"/>
           <w:szCs w:val="24"/>
         </w:rPr>
@@ -2370,7 +2423,7 @@
       </w:r>
       <w:r>
         <w:rPr>
-          <w:rFonts w:ascii="Arial" w:hAnsi="Arial" w:cs="Arial"/>
+          <w:rFonts w:ascii="Arial" w:cs="Arial" w:hAnsi="Arial"/>
           <w:sz w:val="24"/>
           <w:szCs w:val="24"/>
         </w:rPr>
@@ -2378,7 +2431,7 @@
       </w:r>
       <w:r>
         <w:rPr>
-          <w:rFonts w:ascii="Arial" w:hAnsi="Arial" w:cs="Arial"/>
+          <w:rFonts w:ascii="Arial" w:cs="Arial" w:hAnsi="Arial"/>
           <w:sz w:val="24"/>
           <w:szCs w:val="24"/>
         </w:rPr>
@@ -2387,20 +2440,21 @@
     </w:p>
     <w:p>
       <w:pPr>
-        <w:jc w:val="both"/>
-        <w:rPr>
-          <w:rFonts w:ascii="Arial" w:hAnsi="Arial" w:cs="Arial"/>
+        <w:pStyle w:val="style0"/>
+        <w:jc w:val="both"/>
+        <w:rPr>
+          <w:rFonts w:ascii="Arial" w:cs="Arial" w:hAnsi="Arial"/>
           <w:b/>
-          <w:color w:val="0070C0"/>
-          <w:sz w:val="24"/>
-          <w:szCs w:val="24"/>
-        </w:rPr>
-      </w:pPr>
-      <w:r>
-        <w:rPr>
-          <w:rFonts w:ascii="Arial" w:hAnsi="Arial" w:cs="Arial"/>
+          <w:color w:val="0070c0"/>
+          <w:sz w:val="24"/>
+          <w:szCs w:val="24"/>
+        </w:rPr>
+      </w:pPr>
+      <w:r>
+        <w:rPr>
+          <w:rFonts w:ascii="Arial" w:cs="Arial" w:hAnsi="Arial"/>
           <w:b/>
-          <w:color w:val="0070C0"/>
+          <w:color w:val="0070c0"/>
           <w:sz w:val="24"/>
           <w:szCs w:val="24"/>
         </w:rPr>
@@ -2409,16 +2463,17 @@
     </w:p>
     <w:p>
       <w:pPr>
-        <w:jc w:val="both"/>
-        <w:rPr>
-          <w:rFonts w:ascii="Arial" w:hAnsi="Arial" w:cs="Arial"/>
-          <w:sz w:val="24"/>
-          <w:szCs w:val="24"/>
-        </w:rPr>
-      </w:pPr>
-      <w:r>
-        <w:rPr>
-          <w:rFonts w:ascii="Arial" w:hAnsi="Arial" w:cs="Arial"/>
+        <w:pStyle w:val="style0"/>
+        <w:jc w:val="both"/>
+        <w:rPr>
+          <w:rFonts w:ascii="Arial" w:cs="Arial" w:hAnsi="Arial"/>
+          <w:sz w:val="24"/>
+          <w:szCs w:val="24"/>
+        </w:rPr>
+      </w:pPr>
+      <w:r>
+        <w:rPr>
+          <w:rFonts w:ascii="Arial" w:cs="Arial" w:hAnsi="Arial"/>
           <w:sz w:val="24"/>
           <w:szCs w:val="24"/>
         </w:rPr>
@@ -2426,7 +2481,7 @@
       </w:r>
       <w:r>
         <w:rPr>
-          <w:rFonts w:ascii="Arial" w:hAnsi="Arial" w:cs="Arial"/>
+          <w:rFonts w:ascii="Arial" w:cs="Arial" w:hAnsi="Arial"/>
           <w:sz w:val="24"/>
           <w:szCs w:val="24"/>
         </w:rPr>
@@ -2434,7 +2489,7 @@
       </w:r>
       <w:r>
         <w:rPr>
-          <w:rFonts w:ascii="Arial" w:hAnsi="Arial" w:cs="Arial"/>
+          <w:rFonts w:ascii="Arial" w:cs="Arial" w:hAnsi="Arial"/>
           <w:sz w:val="24"/>
           <w:szCs w:val="24"/>
         </w:rPr>
@@ -2442,7 +2497,7 @@
       </w:r>
       <w:r>
         <w:rPr>
-          <w:rFonts w:ascii="Arial" w:hAnsi="Arial" w:cs="Arial"/>
+          <w:rFonts w:ascii="Arial" w:cs="Arial" w:hAnsi="Arial"/>
           <w:sz w:val="24"/>
           <w:szCs w:val="24"/>
           <w:lang w:val="es-ES"/>
@@ -2451,7 +2506,7 @@
       </w:r>
       <w:r>
         <w:rPr>
-          <w:rFonts w:ascii="Arial" w:hAnsi="Arial" w:cs="Arial"/>
+          <w:rFonts w:ascii="Arial" w:cs="Arial" w:hAnsi="Arial"/>
           <w:sz w:val="24"/>
           <w:szCs w:val="24"/>
         </w:rPr>
@@ -2459,7 +2514,7 @@
       </w:r>
       <w:r>
         <w:rPr>
-          <w:rFonts w:ascii="Arial" w:hAnsi="Arial" w:cs="Arial"/>
+          <w:rFonts w:ascii="Arial" w:cs="Arial" w:hAnsi="Arial"/>
           <w:sz w:val="24"/>
           <w:szCs w:val="24"/>
           <w:lang w:val="es-ES"/>
@@ -2468,7 +2523,7 @@
       </w:r>
       <w:r>
         <w:rPr>
-          <w:rFonts w:ascii="Arial" w:hAnsi="Arial" w:cs="Arial"/>
+          <w:rFonts w:ascii="Arial" w:cs="Arial" w:hAnsi="Arial"/>
           <w:sz w:val="24"/>
           <w:szCs w:val="24"/>
         </w:rPr>
@@ -2476,7 +2531,7 @@
       </w:r>
       <w:r>
         <w:rPr>
-          <w:rFonts w:ascii="Arial" w:hAnsi="Arial" w:cs="Arial"/>
+          <w:rFonts w:ascii="Arial" w:cs="Arial" w:hAnsi="Arial"/>
           <w:sz w:val="24"/>
           <w:szCs w:val="24"/>
           <w:lang w:val="es-ES_tradnl"/>
@@ -2485,7 +2540,7 @@
       </w:r>
       <w:r>
         <w:rPr>
-          <w:rFonts w:ascii="Arial" w:hAnsi="Arial" w:cs="Arial"/>
+          <w:rFonts w:ascii="Arial" w:cs="Arial" w:hAnsi="Arial"/>
           <w:sz w:val="24"/>
           <w:szCs w:val="24"/>
         </w:rPr>
@@ -2494,39 +2549,40 @@
     </w:p>
     <w:p>
       <w:pPr>
-        <w:jc w:val="both"/>
-        <w:rPr>
-          <w:rFonts w:ascii="Arial" w:hAnsi="Arial" w:cs="Arial"/>
+        <w:pStyle w:val="style0"/>
+        <w:jc w:val="both"/>
+        <w:rPr>
+          <w:rFonts w:ascii="Arial" w:cs="Arial" w:hAnsi="Arial"/>
           <w:b/>
-          <w:color w:val="0070C0"/>
-          <w:sz w:val="24"/>
-          <w:szCs w:val="24"/>
-        </w:rPr>
-      </w:pPr>
-      <w:r>
-        <w:rPr>
-          <w:rFonts w:ascii="Arial" w:hAnsi="Arial" w:cs="Arial"/>
+          <w:color w:val="0070c0"/>
+          <w:sz w:val="24"/>
+          <w:szCs w:val="24"/>
+        </w:rPr>
+      </w:pPr>
+      <w:r>
+        <w:rPr>
+          <w:rFonts w:ascii="Arial" w:cs="Arial" w:hAnsi="Arial"/>
           <w:b/>
-          <w:color w:val="0070C0"/>
-          <w:sz w:val="24"/>
-          <w:szCs w:val="24"/>
-        </w:rPr>
-        <w:lastRenderedPageBreak/>
+          <w:color w:val="0070c0"/>
+          <w:sz w:val="24"/>
+          <w:szCs w:val="24"/>
+        </w:rPr>
         <w:t>XII.- VIGENCIA Y TERMINACIÓN</w:t>
       </w:r>
     </w:p>
     <w:p>
       <w:pPr>
-        <w:jc w:val="both"/>
-        <w:rPr>
-          <w:rFonts w:ascii="Arial" w:hAnsi="Arial" w:cs="Arial"/>
-          <w:sz w:val="24"/>
-          <w:szCs w:val="24"/>
-        </w:rPr>
-      </w:pPr>
-      <w:r>
-        <w:rPr>
-          <w:rFonts w:ascii="Arial" w:hAnsi="Arial" w:cs="Arial"/>
+        <w:pStyle w:val="style0"/>
+        <w:jc w:val="both"/>
+        <w:rPr>
+          <w:rFonts w:ascii="Arial" w:cs="Arial" w:hAnsi="Arial"/>
+          <w:sz w:val="24"/>
+          <w:szCs w:val="24"/>
+        </w:rPr>
+      </w:pPr>
+      <w:r>
+        <w:rPr>
+          <w:rFonts w:ascii="Arial" w:cs="Arial" w:hAnsi="Arial"/>
           <w:sz w:val="24"/>
           <w:szCs w:val="24"/>
         </w:rPr>
@@ -2534,7 +2590,7 @@
       </w:r>
       <w:r>
         <w:rPr>
-          <w:rFonts w:ascii="Arial" w:hAnsi="Arial" w:cs="Arial"/>
+          <w:rFonts w:ascii="Arial" w:cs="Arial" w:hAnsi="Arial"/>
           <w:sz w:val="24"/>
           <w:szCs w:val="24"/>
         </w:rPr>
@@ -2542,7 +2598,7 @@
       </w:r>
       <w:r>
         <w:rPr>
-          <w:rFonts w:ascii="Arial" w:hAnsi="Arial" w:cs="Arial"/>
+          <w:rFonts w:ascii="Arial" w:cs="Arial" w:hAnsi="Arial"/>
           <w:sz w:val="24"/>
           <w:szCs w:val="24"/>
         </w:rPr>
@@ -2551,16 +2607,17 @@
     </w:p>
     <w:p>
       <w:pPr>
-        <w:jc w:val="both"/>
-        <w:rPr>
-          <w:rFonts w:ascii="Arial" w:hAnsi="Arial" w:cs="Arial"/>
-          <w:sz w:val="24"/>
-          <w:szCs w:val="24"/>
-        </w:rPr>
-      </w:pPr>
-      <w:r>
-        <w:rPr>
-          <w:rFonts w:ascii="Arial" w:hAnsi="Arial" w:cs="Arial"/>
+        <w:pStyle w:val="style0"/>
+        <w:jc w:val="both"/>
+        <w:rPr>
+          <w:rFonts w:ascii="Arial" w:cs="Arial" w:hAnsi="Arial"/>
+          <w:sz w:val="24"/>
+          <w:szCs w:val="24"/>
+        </w:rPr>
+      </w:pPr>
+      <w:r>
+        <w:rPr>
+          <w:rFonts w:ascii="Arial" w:cs="Arial" w:hAnsi="Arial"/>
           <w:sz w:val="24"/>
           <w:szCs w:val="24"/>
         </w:rPr>
@@ -2568,7 +2625,7 @@
       </w:r>
       <w:r>
         <w:rPr>
-          <w:rFonts w:ascii="Arial" w:hAnsi="Arial" w:cs="Arial"/>
+          <w:rFonts w:ascii="Arial" w:cs="Arial" w:hAnsi="Arial"/>
           <w:sz w:val="24"/>
           <w:szCs w:val="24"/>
         </w:rPr>
@@ -2576,7 +2633,7 @@
       </w:r>
       <w:r>
         <w:rPr>
-          <w:rFonts w:ascii="Arial" w:hAnsi="Arial" w:cs="Arial"/>
+          <w:rFonts w:ascii="Arial" w:cs="Arial" w:hAnsi="Arial"/>
           <w:sz w:val="24"/>
           <w:szCs w:val="24"/>
         </w:rPr>
@@ -2585,16 +2642,17 @@
     </w:p>
     <w:p>
       <w:pPr>
-        <w:jc w:val="both"/>
-        <w:rPr>
-          <w:rFonts w:ascii="Arial" w:hAnsi="Arial" w:cs="Arial"/>
-          <w:sz w:val="24"/>
-          <w:szCs w:val="24"/>
-        </w:rPr>
-      </w:pPr>
-      <w:r>
-        <w:rPr>
-          <w:rFonts w:ascii="Arial" w:hAnsi="Arial" w:cs="Arial"/>
+        <w:pStyle w:val="style0"/>
+        <w:jc w:val="both"/>
+        <w:rPr>
+          <w:rFonts w:ascii="Arial" w:cs="Arial" w:hAnsi="Arial"/>
+          <w:sz w:val="24"/>
+          <w:szCs w:val="24"/>
+        </w:rPr>
+      </w:pPr>
+      <w:r>
+        <w:rPr>
+          <w:rFonts w:ascii="Arial" w:cs="Arial" w:hAnsi="Arial"/>
           <w:sz w:val="24"/>
           <w:szCs w:val="24"/>
         </w:rPr>
@@ -2602,7 +2660,7 @@
       </w:r>
       <w:r>
         <w:rPr>
-          <w:rFonts w:ascii="Arial" w:hAnsi="Arial" w:cs="Arial"/>
+          <w:rFonts w:ascii="Arial" w:cs="Arial" w:hAnsi="Arial"/>
           <w:sz w:val="24"/>
           <w:szCs w:val="24"/>
           <w:lang w:val="es-ES"/>
@@ -2611,7 +2669,7 @@
       </w:r>
       <w:r>
         <w:rPr>
-          <w:rFonts w:ascii="Arial" w:hAnsi="Arial" w:cs="Arial"/>
+          <w:rFonts w:ascii="Arial" w:cs="Arial" w:hAnsi="Arial"/>
           <w:sz w:val="24"/>
           <w:szCs w:val="24"/>
         </w:rPr>
@@ -2620,180 +2678,198 @@
     </w:p>
     <w:p>
       <w:pPr>
-        <w:jc w:val="both"/>
-        <w:rPr>
-          <w:rFonts w:ascii="Arial" w:hAnsi="Arial" w:cs="Arial"/>
-          <w:sz w:val="24"/>
-          <w:szCs w:val="24"/>
-        </w:rPr>
-      </w:pPr>
-    </w:p>
-    <w:p>
-      <w:pPr>
-        <w:jc w:val="both"/>
-        <w:rPr>
-          <w:rFonts w:ascii="Arial" w:hAnsi="Arial" w:cs="Arial"/>
-          <w:sz w:val="24"/>
-          <w:szCs w:val="24"/>
-        </w:rPr>
-      </w:pPr>
-    </w:p>
-    <w:p>
-      <w:pPr>
-        <w:jc w:val="both"/>
-        <w:rPr>
-          <w:rFonts w:ascii="Arial" w:hAnsi="Arial" w:cs="Arial"/>
-          <w:sz w:val="24"/>
-          <w:szCs w:val="24"/>
-        </w:rPr>
-      </w:pPr>
-    </w:p>
-    <w:p>
-      <w:pPr>
-        <w:jc w:val="both"/>
-        <w:rPr>
-          <w:rFonts w:ascii="Arial" w:hAnsi="Arial" w:cs="Arial"/>
-          <w:sz w:val="24"/>
-          <w:szCs w:val="24"/>
-        </w:rPr>
-      </w:pPr>
-    </w:p>
-    <w:p>
-      <w:pPr>
-        <w:jc w:val="both"/>
-        <w:rPr>
-          <w:rFonts w:ascii="Arial" w:hAnsi="Arial" w:cs="Arial"/>
-          <w:sz w:val="24"/>
-          <w:szCs w:val="24"/>
-        </w:rPr>
-      </w:pPr>
-    </w:p>
-    <w:p>
-      <w:pPr>
-        <w:jc w:val="both"/>
-        <w:rPr>
-          <w:rFonts w:ascii="Arial" w:hAnsi="Arial" w:cs="Arial"/>
-          <w:sz w:val="24"/>
-          <w:szCs w:val="24"/>
-        </w:rPr>
-      </w:pPr>
-    </w:p>
-    <w:p>
-      <w:pPr>
-        <w:jc w:val="both"/>
-        <w:rPr>
-          <w:rFonts w:ascii="Arial" w:hAnsi="Arial" w:cs="Arial"/>
-          <w:sz w:val="24"/>
-          <w:szCs w:val="24"/>
-        </w:rPr>
-      </w:pPr>
-    </w:p>
-    <w:p>
-      <w:pPr>
-        <w:jc w:val="both"/>
-        <w:rPr>
-          <w:rFonts w:ascii="Arial" w:hAnsi="Arial" w:cs="Arial"/>
-          <w:sz w:val="24"/>
-          <w:szCs w:val="24"/>
-        </w:rPr>
-      </w:pPr>
-    </w:p>
-    <w:p>
-      <w:pPr>
-        <w:jc w:val="both"/>
-        <w:rPr>
-          <w:rFonts w:ascii="Arial" w:hAnsi="Arial" w:cs="Arial"/>
-          <w:sz w:val="24"/>
-          <w:szCs w:val="24"/>
-        </w:rPr>
-      </w:pPr>
-    </w:p>
-    <w:p>
-      <w:pPr>
-        <w:jc w:val="both"/>
-        <w:rPr>
-          <w:rFonts w:ascii="Arial" w:hAnsi="Arial" w:cs="Arial"/>
-          <w:sz w:val="24"/>
-          <w:szCs w:val="24"/>
-        </w:rPr>
-      </w:pPr>
-    </w:p>
-    <w:p>
-      <w:pPr>
-        <w:jc w:val="both"/>
-        <w:rPr>
-          <w:rFonts w:ascii="Arial" w:hAnsi="Arial" w:cs="Arial"/>
-          <w:sz w:val="24"/>
-          <w:szCs w:val="24"/>
-        </w:rPr>
-      </w:pPr>
-    </w:p>
-    <w:p>
-      <w:pPr>
-        <w:jc w:val="both"/>
-        <w:rPr>
-          <w:rFonts w:ascii="Arial" w:hAnsi="Arial" w:cs="Arial"/>
-          <w:sz w:val="24"/>
-          <w:szCs w:val="24"/>
-        </w:rPr>
-      </w:pPr>
-    </w:p>
-    <w:p>
-      <w:pPr>
-        <w:jc w:val="both"/>
-        <w:rPr>
-          <w:rFonts w:ascii="Arial" w:hAnsi="Arial" w:cs="Arial"/>
-          <w:sz w:val="24"/>
-          <w:szCs w:val="24"/>
-        </w:rPr>
-      </w:pPr>
-    </w:p>
-    <w:p>
-      <w:pPr>
-        <w:jc w:val="both"/>
-        <w:rPr>
-          <w:rFonts w:ascii="Arial" w:hAnsi="Arial" w:cs="Arial"/>
-          <w:sz w:val="24"/>
-          <w:szCs w:val="24"/>
-        </w:rPr>
-      </w:pPr>
-    </w:p>
-    <w:p>
-      <w:pPr>
-        <w:jc w:val="both"/>
-        <w:rPr>
-          <w:rFonts w:ascii="Arial" w:hAnsi="Arial" w:cs="Arial"/>
-          <w:sz w:val="24"/>
-          <w:szCs w:val="24"/>
-        </w:rPr>
-      </w:pPr>
-    </w:p>
-    <w:p>
-      <w:pPr>
-        <w:jc w:val="both"/>
-        <w:rPr>
-          <w:rFonts w:ascii="Arial" w:hAnsi="Arial" w:cs="Arial"/>
-          <w:sz w:val="24"/>
-          <w:szCs w:val="24"/>
-        </w:rPr>
-      </w:pPr>
-    </w:p>
-    <w:p>
-      <w:pPr>
-        <w:jc w:val="both"/>
-        <w:rPr>
-          <w:rFonts w:ascii="Arial" w:hAnsi="Arial" w:cs="Arial"/>
-          <w:sz w:val="24"/>
-          <w:szCs w:val="24"/>
-        </w:rPr>
-      </w:pPr>
-    </w:p>
-    <w:p>
-      <w:pPr>
-        <w:spacing w:line="276" w:lineRule="auto"/>
+        <w:pStyle w:val="style0"/>
+        <w:jc w:val="both"/>
+        <w:rPr>
+          <w:rFonts w:ascii="Arial" w:cs="Arial" w:hAnsi="Arial"/>
+          <w:sz w:val="24"/>
+          <w:szCs w:val="24"/>
+        </w:rPr>
+      </w:pPr>
+    </w:p>
+    <w:p>
+      <w:pPr>
+        <w:pStyle w:val="style0"/>
+        <w:jc w:val="both"/>
+        <w:rPr>
+          <w:rFonts w:ascii="Arial" w:cs="Arial" w:hAnsi="Arial"/>
+          <w:sz w:val="24"/>
+          <w:szCs w:val="24"/>
+        </w:rPr>
+      </w:pPr>
+    </w:p>
+    <w:p>
+      <w:pPr>
+        <w:pStyle w:val="style0"/>
+        <w:jc w:val="both"/>
+        <w:rPr>
+          <w:rFonts w:ascii="Arial" w:cs="Arial" w:hAnsi="Arial"/>
+          <w:sz w:val="24"/>
+          <w:szCs w:val="24"/>
+        </w:rPr>
+      </w:pPr>
+    </w:p>
+    <w:p>
+      <w:pPr>
+        <w:pStyle w:val="style0"/>
+        <w:jc w:val="both"/>
+        <w:rPr>
+          <w:rFonts w:ascii="Arial" w:cs="Arial" w:hAnsi="Arial"/>
+          <w:sz w:val="24"/>
+          <w:szCs w:val="24"/>
+        </w:rPr>
+      </w:pPr>
+    </w:p>
+    <w:p>
+      <w:pPr>
+        <w:pStyle w:val="style0"/>
+        <w:jc w:val="both"/>
+        <w:rPr>
+          <w:rFonts w:ascii="Arial" w:cs="Arial" w:hAnsi="Arial"/>
+          <w:sz w:val="24"/>
+          <w:szCs w:val="24"/>
+        </w:rPr>
+      </w:pPr>
+    </w:p>
+    <w:p>
+      <w:pPr>
+        <w:pStyle w:val="style0"/>
+        <w:jc w:val="both"/>
+        <w:rPr>
+          <w:rFonts w:ascii="Arial" w:cs="Arial" w:hAnsi="Arial"/>
+          <w:sz w:val="24"/>
+          <w:szCs w:val="24"/>
+        </w:rPr>
+      </w:pPr>
+    </w:p>
+    <w:p>
+      <w:pPr>
+        <w:pStyle w:val="style0"/>
+        <w:jc w:val="both"/>
+        <w:rPr>
+          <w:rFonts w:ascii="Arial" w:cs="Arial" w:hAnsi="Arial"/>
+          <w:sz w:val="24"/>
+          <w:szCs w:val="24"/>
+        </w:rPr>
+      </w:pPr>
+    </w:p>
+    <w:p>
+      <w:pPr>
+        <w:pStyle w:val="style0"/>
+        <w:jc w:val="both"/>
+        <w:rPr>
+          <w:rFonts w:ascii="Arial" w:cs="Arial" w:hAnsi="Arial"/>
+          <w:sz w:val="24"/>
+          <w:szCs w:val="24"/>
+        </w:rPr>
+      </w:pPr>
+    </w:p>
+    <w:p>
+      <w:pPr>
+        <w:pStyle w:val="style0"/>
+        <w:jc w:val="both"/>
+        <w:rPr>
+          <w:rFonts w:ascii="Arial" w:cs="Arial" w:hAnsi="Arial"/>
+          <w:sz w:val="24"/>
+          <w:szCs w:val="24"/>
+        </w:rPr>
+      </w:pPr>
+    </w:p>
+    <w:p>
+      <w:pPr>
+        <w:pStyle w:val="style0"/>
+        <w:jc w:val="both"/>
+        <w:rPr>
+          <w:rFonts w:ascii="Arial" w:cs="Arial" w:hAnsi="Arial"/>
+          <w:sz w:val="24"/>
+          <w:szCs w:val="24"/>
+        </w:rPr>
+      </w:pPr>
+    </w:p>
+    <w:p>
+      <w:pPr>
+        <w:pStyle w:val="style0"/>
+        <w:jc w:val="both"/>
+        <w:rPr>
+          <w:rFonts w:ascii="Arial" w:cs="Arial" w:hAnsi="Arial"/>
+          <w:sz w:val="24"/>
+          <w:szCs w:val="24"/>
+        </w:rPr>
+      </w:pPr>
+    </w:p>
+    <w:p>
+      <w:pPr>
+        <w:pStyle w:val="style0"/>
+        <w:jc w:val="both"/>
+        <w:rPr>
+          <w:rFonts w:ascii="Arial" w:cs="Arial" w:hAnsi="Arial"/>
+          <w:sz w:val="24"/>
+          <w:szCs w:val="24"/>
+        </w:rPr>
+      </w:pPr>
+    </w:p>
+    <w:p>
+      <w:pPr>
+        <w:pStyle w:val="style0"/>
+        <w:jc w:val="both"/>
+        <w:rPr>
+          <w:rFonts w:ascii="Arial" w:cs="Arial" w:hAnsi="Arial"/>
+          <w:sz w:val="24"/>
+          <w:szCs w:val="24"/>
+        </w:rPr>
+      </w:pPr>
+    </w:p>
+    <w:p>
+      <w:pPr>
+        <w:pStyle w:val="style0"/>
+        <w:jc w:val="both"/>
+        <w:rPr>
+          <w:rFonts w:ascii="Arial" w:cs="Arial" w:hAnsi="Arial"/>
+          <w:sz w:val="24"/>
+          <w:szCs w:val="24"/>
+        </w:rPr>
+      </w:pPr>
+    </w:p>
+    <w:p>
+      <w:pPr>
+        <w:pStyle w:val="style0"/>
+        <w:jc w:val="both"/>
+        <w:rPr>
+          <w:rFonts w:ascii="Arial" w:cs="Arial" w:hAnsi="Arial"/>
+          <w:sz w:val="24"/>
+          <w:szCs w:val="24"/>
+        </w:rPr>
+      </w:pPr>
+    </w:p>
+    <w:p>
+      <w:pPr>
+        <w:pStyle w:val="style0"/>
+        <w:jc w:val="both"/>
+        <w:rPr>
+          <w:rFonts w:ascii="Arial" w:cs="Arial" w:hAnsi="Arial"/>
+          <w:sz w:val="24"/>
+          <w:szCs w:val="24"/>
+        </w:rPr>
+      </w:pPr>
+    </w:p>
+    <w:p>
+      <w:pPr>
+        <w:pStyle w:val="style0"/>
+        <w:jc w:val="both"/>
+        <w:rPr>
+          <w:rFonts w:ascii="Arial" w:cs="Arial" w:hAnsi="Arial"/>
+          <w:sz w:val="24"/>
+          <w:szCs w:val="24"/>
+        </w:rPr>
+      </w:pPr>
+    </w:p>
+    <w:p>
+      <w:pPr>
+        <w:pStyle w:val="style0"/>
+        <w:spacing w:lineRule="auto" w:line="276"/>
         <w:jc w:val="center"/>
         <w:rPr>
-          <w:rFonts w:ascii="Arial" w:hAnsi="Arial" w:cs="Arial"/>
+          <w:rFonts w:ascii="Arial" w:cs="Arial" w:hAnsi="Arial"/>
           <w:b/>
           <w:sz w:val="24"/>
           <w:szCs w:val="24"/>
@@ -2801,20 +2877,19 @@
       </w:pPr>
       <w:r>
         <w:rPr>
-          <w:rFonts w:ascii="Arial" w:hAnsi="Arial" w:cs="Arial"/>
+          <w:rFonts w:ascii="Arial" w:cs="Arial" w:hAnsi="Arial"/>
           <w:b/>
-          <w:color w:val="0070C0"/>
-          <w:sz w:val="24"/>
-          <w:szCs w:val="24"/>
-        </w:rPr>
-        <w:lastRenderedPageBreak/>
+          <w:color w:val="0070c0"/>
+          <w:sz w:val="24"/>
+          <w:szCs w:val="24"/>
+        </w:rPr>
         <w:t xml:space="preserve">Anexo no. </w:t>
       </w:r>
       <w:r>
         <w:rPr>
-          <w:rFonts w:ascii="Arial" w:hAnsi="Arial" w:cs="Arial"/>
+          <w:rFonts w:ascii="Arial" w:cs="Arial" w:hAnsi="Arial"/>
           <w:b/>
-          <w:color w:val="0070C0"/>
+          <w:color w:val="0070c0"/>
           <w:sz w:val="24"/>
           <w:szCs w:val="24"/>
         </w:rPr>
@@ -2822,9 +2897,9 @@
       </w:r>
       <w:r>
         <w:rPr>
-          <w:rFonts w:ascii="Arial" w:hAnsi="Arial" w:cs="Arial"/>
+          <w:rFonts w:ascii="Arial" w:cs="Arial" w:hAnsi="Arial"/>
           <w:b/>
-          <w:color w:val="0070C0"/>
+          <w:color w:val="0070c0"/>
           <w:sz w:val="24"/>
           <w:szCs w:val="24"/>
         </w:rPr>
@@ -2833,9 +2908,10 @@
     </w:p>
     <w:p>
       <w:pPr>
-        <w:spacing w:line="276" w:lineRule="auto"/>
-        <w:rPr>
-          <w:rFonts w:ascii="Arial" w:hAnsi="Arial" w:cs="Arial"/>
+        <w:pStyle w:val="style0"/>
+        <w:spacing w:lineRule="auto" w:line="276"/>
+        <w:rPr>
+          <w:rFonts w:ascii="Arial" w:cs="Arial" w:hAnsi="Arial"/>
           <w:sz w:val="24"/>
           <w:szCs w:val="24"/>
           <w:u w:val="single"/>
@@ -2844,9 +2920,10 @@
     </w:p>
     <w:p>
       <w:pPr>
-        <w:spacing w:line="276" w:lineRule="auto"/>
-        <w:rPr>
-          <w:rFonts w:ascii="Arial" w:hAnsi="Arial" w:cs="Arial"/>
+        <w:pStyle w:val="style0"/>
+        <w:spacing w:lineRule="auto" w:line="276"/>
+        <w:rPr>
+          <w:rFonts w:ascii="Arial" w:cs="Arial" w:hAnsi="Arial"/>
           <w:sz w:val="24"/>
           <w:szCs w:val="24"/>
           <w:u w:val="single"/>
@@ -2854,7 +2931,7 @@
       </w:pPr>
       <w:r>
         <w:rPr>
-          <w:rFonts w:ascii="Arial" w:hAnsi="Arial" w:cs="Arial"/>
+          <w:rFonts w:ascii="Arial" w:cs="Arial" w:hAnsi="Arial"/>
           <w:sz w:val="24"/>
           <w:szCs w:val="24"/>
           <w:u w:val="single"/>
@@ -2864,9 +2941,10 @@
     </w:p>
     <w:p>
       <w:pPr>
-        <w:spacing w:line="276" w:lineRule="auto"/>
-        <w:rPr>
-          <w:rFonts w:ascii="Arial" w:hAnsi="Arial" w:cs="Arial"/>
+        <w:pStyle w:val="style0"/>
+        <w:spacing w:lineRule="auto" w:line="276"/>
+        <w:rPr>
+          <w:rFonts w:ascii="Arial" w:cs="Arial" w:hAnsi="Arial"/>
           <w:sz w:val="24"/>
           <w:szCs w:val="24"/>
           <w:u w:val="single"/>
@@ -2875,9 +2953,10 @@
     </w:p>
     <w:p>
       <w:pPr>
-        <w:spacing w:line="276" w:lineRule="auto"/>
-        <w:rPr>
-          <w:rFonts w:ascii="Arial" w:hAnsi="Arial" w:cs="Arial"/>
+        <w:pStyle w:val="style0"/>
+        <w:spacing w:lineRule="auto" w:line="276"/>
+        <w:rPr>
+          <w:rFonts w:ascii="Arial" w:cs="Arial" w:hAnsi="Arial"/>
           <w:sz w:val="24"/>
           <w:szCs w:val="24"/>
           <w:u w:val="single"/>
@@ -2885,7 +2964,7 @@
       </w:pPr>
       <w:r>
         <w:rPr>
-          <w:rFonts w:ascii="Arial" w:hAnsi="Arial" w:cs="Arial"/>
+          <w:rFonts w:ascii="Arial" w:cs="Arial" w:hAnsi="Arial"/>
           <w:sz w:val="24"/>
           <w:szCs w:val="24"/>
           <w:u w:val="single"/>
@@ -2895,9 +2974,10 @@
     </w:p>
     <w:p>
       <w:pPr>
-        <w:spacing w:line="276" w:lineRule="auto"/>
-        <w:rPr>
-          <w:rFonts w:ascii="Arial" w:hAnsi="Arial" w:cs="Arial"/>
+        <w:pStyle w:val="style0"/>
+        <w:spacing w:lineRule="auto" w:line="276"/>
+        <w:rPr>
+          <w:rFonts w:ascii="Arial" w:cs="Arial" w:hAnsi="Arial"/>
           <w:sz w:val="24"/>
           <w:szCs w:val="24"/>
           <w:u w:val="single"/>
@@ -2906,9 +2986,10 @@
     </w:p>
     <w:p>
       <w:pPr>
-        <w:spacing w:line="276" w:lineRule="auto"/>
-        <w:rPr>
-          <w:rFonts w:ascii="Arial" w:hAnsi="Arial" w:cs="Arial"/>
+        <w:pStyle w:val="style0"/>
+        <w:spacing w:lineRule="auto" w:line="276"/>
+        <w:rPr>
+          <w:rFonts w:ascii="Arial" w:cs="Arial" w:hAnsi="Arial"/>
           <w:sz w:val="24"/>
           <w:szCs w:val="24"/>
           <w:u w:val="single"/>
@@ -2917,9 +2998,10 @@
     </w:p>
     <w:p>
       <w:pPr>
-        <w:spacing w:line="276" w:lineRule="auto"/>
-        <w:rPr>
-          <w:rFonts w:ascii="Arial" w:hAnsi="Arial" w:cs="Arial"/>
+        <w:pStyle w:val="style0"/>
+        <w:spacing w:lineRule="auto" w:line="276"/>
+        <w:rPr>
+          <w:rFonts w:ascii="Arial" w:cs="Arial" w:hAnsi="Arial"/>
           <w:sz w:val="24"/>
           <w:szCs w:val="24"/>
           <w:u w:val="single"/>
@@ -2927,7 +3009,7 @@
       </w:pPr>
       <w:r>
         <w:rPr>
-          <w:rFonts w:ascii="Arial" w:hAnsi="Arial" w:cs="Arial"/>
+          <w:rFonts w:ascii="Arial" w:cs="Arial" w:hAnsi="Arial"/>
           <w:sz w:val="24"/>
           <w:szCs w:val="24"/>
           <w:u w:val="single"/>
@@ -2937,9 +3019,10 @@
     </w:p>
     <w:p>
       <w:pPr>
-        <w:spacing w:line="276" w:lineRule="auto"/>
-        <w:rPr>
-          <w:rFonts w:ascii="Arial" w:hAnsi="Arial" w:cs="Arial"/>
+        <w:pStyle w:val="style0"/>
+        <w:spacing w:lineRule="auto" w:line="276"/>
+        <w:rPr>
+          <w:rFonts w:ascii="Arial" w:cs="Arial" w:hAnsi="Arial"/>
           <w:sz w:val="24"/>
           <w:szCs w:val="24"/>
           <w:u w:val="single"/>
@@ -2947,7 +3030,7 @@
       </w:pPr>
       <w:r>
         <w:rPr>
-          <w:rFonts w:ascii="Arial" w:hAnsi="Arial" w:cs="Arial"/>
+          <w:rFonts w:ascii="Arial" w:cs="Arial" w:hAnsi="Arial"/>
           <w:sz w:val="24"/>
           <w:szCs w:val="24"/>
           <w:u w:val="single"/>
@@ -2957,33 +3040,36 @@
     </w:p>
     <w:p>
       <w:pPr>
-        <w:rPr>
-          <w:rFonts w:ascii="Arial" w:hAnsi="Arial" w:cs="Arial"/>
-          <w:sz w:val="24"/>
-          <w:szCs w:val="24"/>
-        </w:rPr>
-      </w:pPr>
-    </w:p>
-    <w:p>
-      <w:pPr>
-        <w:rPr>
-          <w:rFonts w:ascii="Arial" w:hAnsi="Arial" w:cs="Arial"/>
-          <w:sz w:val="24"/>
-          <w:szCs w:val="24"/>
-        </w:rPr>
-      </w:pPr>
-    </w:p>
-    <w:p>
-      <w:pPr>
-        <w:rPr>
-          <w:rFonts w:ascii="Arial" w:hAnsi="Arial" w:cs="Arial"/>
-          <w:sz w:val="24"/>
-          <w:szCs w:val="24"/>
-        </w:rPr>
-      </w:pPr>
-      <w:r>
-        <w:rPr>
-          <w:rFonts w:ascii="Arial" w:hAnsi="Arial" w:cs="Arial"/>
+        <w:pStyle w:val="style0"/>
+        <w:rPr>
+          <w:rFonts w:ascii="Arial" w:cs="Arial" w:hAnsi="Arial"/>
+          <w:sz w:val="24"/>
+          <w:szCs w:val="24"/>
+        </w:rPr>
+      </w:pPr>
+    </w:p>
+    <w:p>
+      <w:pPr>
+        <w:pStyle w:val="style0"/>
+        <w:rPr>
+          <w:rFonts w:ascii="Arial" w:cs="Arial" w:hAnsi="Arial"/>
+          <w:sz w:val="24"/>
+          <w:szCs w:val="24"/>
+        </w:rPr>
+      </w:pPr>
+    </w:p>
+    <w:p>
+      <w:pPr>
+        <w:pStyle w:val="style0"/>
+        <w:rPr>
+          <w:rFonts w:ascii="Arial" w:cs="Arial" w:hAnsi="Arial"/>
+          <w:sz w:val="24"/>
+          <w:szCs w:val="24"/>
+        </w:rPr>
+      </w:pPr>
+      <w:r>
+        <w:rPr>
+          <w:rFonts w:ascii="Arial" w:cs="Arial" w:hAnsi="Arial"/>
           <w:sz w:val="24"/>
           <w:szCs w:val="24"/>
         </w:rPr>
@@ -2992,98 +3078,109 @@
     </w:p>
     <w:p>
       <w:pPr>
-        <w:rPr>
-          <w:rFonts w:ascii="Arial" w:hAnsi="Arial" w:cs="Arial"/>
-          <w:sz w:val="24"/>
-          <w:szCs w:val="24"/>
-        </w:rPr>
-      </w:pPr>
-    </w:p>
-    <w:p>
-      <w:pPr>
-        <w:rPr>
-          <w:rFonts w:ascii="Arial" w:hAnsi="Arial" w:cs="Arial"/>
-          <w:sz w:val="24"/>
-          <w:szCs w:val="24"/>
-        </w:rPr>
-      </w:pPr>
-    </w:p>
-    <w:p>
-      <w:pPr>
-        <w:rPr>
-          <w:rFonts w:ascii="Arial" w:hAnsi="Arial" w:cs="Arial"/>
-          <w:sz w:val="24"/>
-          <w:szCs w:val="24"/>
-        </w:rPr>
-      </w:pPr>
-    </w:p>
-    <w:p>
-      <w:pPr>
-        <w:rPr>
-          <w:rFonts w:ascii="Arial" w:hAnsi="Arial" w:cs="Arial"/>
-          <w:sz w:val="24"/>
-          <w:szCs w:val="24"/>
-        </w:rPr>
-      </w:pPr>
-    </w:p>
-    <w:p>
-      <w:pPr>
-        <w:rPr>
-          <w:rFonts w:ascii="Arial" w:hAnsi="Arial" w:cs="Arial"/>
-          <w:sz w:val="24"/>
-          <w:szCs w:val="24"/>
-        </w:rPr>
-      </w:pPr>
-    </w:p>
-    <w:p>
-      <w:pPr>
-        <w:rPr>
-          <w:rFonts w:ascii="Arial" w:hAnsi="Arial" w:cs="Arial"/>
-          <w:sz w:val="24"/>
-          <w:szCs w:val="24"/>
-        </w:rPr>
-      </w:pPr>
-    </w:p>
-    <w:p>
-      <w:pPr>
-        <w:rPr>
-          <w:rFonts w:ascii="Arial" w:hAnsi="Arial" w:cs="Arial"/>
-          <w:sz w:val="24"/>
-          <w:szCs w:val="24"/>
-        </w:rPr>
-      </w:pPr>
-    </w:p>
-    <w:p>
-      <w:pPr>
-        <w:rPr>
-          <w:rFonts w:ascii="Arial" w:hAnsi="Arial" w:cs="Arial"/>
-          <w:sz w:val="24"/>
-          <w:szCs w:val="24"/>
-        </w:rPr>
-      </w:pPr>
-    </w:p>
-    <w:p>
-      <w:pPr>
-        <w:rPr>
-          <w:rFonts w:ascii="Arial" w:hAnsi="Arial" w:cs="Arial"/>
-          <w:sz w:val="24"/>
-          <w:szCs w:val="24"/>
-        </w:rPr>
-      </w:pPr>
-    </w:p>
-    <w:p>
-      <w:pPr>
-        <w:rPr>
-          <w:rFonts w:ascii="Arial" w:hAnsi="Arial" w:cs="Arial"/>
-          <w:sz w:val="24"/>
-          <w:szCs w:val="24"/>
-        </w:rPr>
-      </w:pPr>
-    </w:p>
-    <w:p>
-      <w:pPr>
-        <w:rPr>
-          <w:rFonts w:ascii="Arial" w:hAnsi="Arial" w:cs="Arial"/>
+        <w:pStyle w:val="style0"/>
+        <w:rPr>
+          <w:rFonts w:ascii="Arial" w:cs="Arial" w:hAnsi="Arial"/>
+          <w:sz w:val="24"/>
+          <w:szCs w:val="24"/>
+        </w:rPr>
+      </w:pPr>
+    </w:p>
+    <w:p>
+      <w:pPr>
+        <w:pStyle w:val="style0"/>
+        <w:rPr>
+          <w:rFonts w:ascii="Arial" w:cs="Arial" w:hAnsi="Arial"/>
+          <w:sz w:val="24"/>
+          <w:szCs w:val="24"/>
+        </w:rPr>
+      </w:pPr>
+    </w:p>
+    <w:p>
+      <w:pPr>
+        <w:pStyle w:val="style0"/>
+        <w:rPr>
+          <w:rFonts w:ascii="Arial" w:cs="Arial" w:hAnsi="Arial"/>
+          <w:sz w:val="24"/>
+          <w:szCs w:val="24"/>
+        </w:rPr>
+      </w:pPr>
+    </w:p>
+    <w:p>
+      <w:pPr>
+        <w:pStyle w:val="style0"/>
+        <w:rPr>
+          <w:rFonts w:ascii="Arial" w:cs="Arial" w:hAnsi="Arial"/>
+          <w:sz w:val="24"/>
+          <w:szCs w:val="24"/>
+        </w:rPr>
+      </w:pPr>
+    </w:p>
+    <w:p>
+      <w:pPr>
+        <w:pStyle w:val="style0"/>
+        <w:rPr>
+          <w:rFonts w:ascii="Arial" w:cs="Arial" w:hAnsi="Arial"/>
+          <w:sz w:val="24"/>
+          <w:szCs w:val="24"/>
+        </w:rPr>
+      </w:pPr>
+    </w:p>
+    <w:p>
+      <w:pPr>
+        <w:pStyle w:val="style0"/>
+        <w:rPr>
+          <w:rFonts w:ascii="Arial" w:cs="Arial" w:hAnsi="Arial"/>
+          <w:sz w:val="24"/>
+          <w:szCs w:val="24"/>
+        </w:rPr>
+      </w:pPr>
+    </w:p>
+    <w:p>
+      <w:pPr>
+        <w:pStyle w:val="style0"/>
+        <w:rPr>
+          <w:rFonts w:ascii="Arial" w:cs="Arial" w:hAnsi="Arial"/>
+          <w:sz w:val="24"/>
+          <w:szCs w:val="24"/>
+        </w:rPr>
+      </w:pPr>
+    </w:p>
+    <w:p>
+      <w:pPr>
+        <w:pStyle w:val="style0"/>
+        <w:rPr>
+          <w:rFonts w:ascii="Arial" w:cs="Arial" w:hAnsi="Arial"/>
+          <w:sz w:val="24"/>
+          <w:szCs w:val="24"/>
+        </w:rPr>
+      </w:pPr>
+    </w:p>
+    <w:p>
+      <w:pPr>
+        <w:pStyle w:val="style0"/>
+        <w:rPr>
+          <w:rFonts w:ascii="Arial" w:cs="Arial" w:hAnsi="Arial"/>
+          <w:sz w:val="24"/>
+          <w:szCs w:val="24"/>
+        </w:rPr>
+      </w:pPr>
+    </w:p>
+    <w:p>
+      <w:pPr>
+        <w:pStyle w:val="style0"/>
+        <w:rPr>
+          <w:rFonts w:ascii="Arial" w:cs="Arial" w:hAnsi="Arial"/>
+          <w:sz w:val="24"/>
+          <w:szCs w:val="24"/>
+        </w:rPr>
+      </w:pPr>
+    </w:p>
+    <w:p>
+      <w:pPr>
+        <w:pStyle w:val="style0"/>
+        <w:rPr>
+          <w:rFonts w:ascii="Arial" w:cs="Arial" w:hAnsi="Arial"/>
           <w:sz w:val="24"/>
           <w:szCs w:val="24"/>
         </w:rPr>
@@ -3123,7 +3220,7 @@
       </w:tblGrid>
       <w:tr>
         <w:trPr>
-          <w:trHeight w:val="540"/>
+          <w:trHeight w:val="540" w:hRule="atLeast"/>
           <w:jc w:val="center"/>
         </w:trPr>
         <w:tc>
@@ -3138,10 +3235,10 @@
           </w:tcPr>
           <w:p>
             <w:pPr>
-              <w:pStyle w:val="Ttulo1"/>
+              <w:pStyle w:val="style1"/>
               <w:jc w:val="center"/>
               <w:rPr>
-                <w:rFonts w:ascii="Arial" w:hAnsi="Arial" w:cs="Arial"/>
+                <w:rFonts w:ascii="Arial" w:cs="Arial" w:hAnsi="Arial"/>
                 <w:b/>
                 <w:bCs/>
                 <w:sz w:val="28"/>
@@ -3150,35 +3247,37 @@
             </w:pPr>
             <w:r>
               <w:rPr>
-                <w:rFonts w:ascii="Arial" w:hAnsi="Arial" w:cs="Arial"/>
+                <w:rFonts w:ascii="Arial" w:cs="Arial" w:hAnsi="Arial"/>
                 <w:b/>
                 <w:bCs/>
-                <w:color w:val="0070C0"/>
+                <w:color w:val="0070c0"/>
                 <w:sz w:val="28"/>
                 <w:szCs w:val="28"/>
               </w:rPr>
-              <w:lastRenderedPageBreak/>
               <w:t>FICHA DE CLIENTE</w:t>
             </w:r>
           </w:p>
         </w:tc>
       </w:tr>
       <w:tr>
+        <w:tblPrEx/>
         <w:trPr>
           <w:cantSplit/>
-          <w:trHeight w:val="258"/>
+          <w:trHeight w:val="258" w:hRule="atLeast"/>
           <w:jc w:val="center"/>
         </w:trPr>
         <w:tc>
           <w:tcPr>
             <w:tcW w:w="1315" w:type="pct"/>
             <w:gridSpan w:val="2"/>
+            <w:tcBorders/>
           </w:tcPr>
           <w:p>
             <w:pPr>
+              <w:pStyle w:val="style0"/>
               <w:jc w:val="both"/>
               <w:rPr>
-                <w:rFonts w:ascii="Arial" w:hAnsi="Arial" w:cs="Arial"/>
+                <w:rFonts w:ascii="Arial" w:cs="Arial" w:hAnsi="Arial"/>
                 <w:b/>
                 <w:sz w:val="20"/>
                 <w:szCs w:val="20"/>
@@ -3186,7 +3285,7 @@
             </w:pPr>
             <w:r>
               <w:rPr>
-                <w:rFonts w:ascii="Arial" w:hAnsi="Arial" w:cs="Arial"/>
+                <w:rFonts w:ascii="Arial" w:cs="Arial" w:hAnsi="Arial"/>
                 <w:b/>
                 <w:sz w:val="20"/>
                 <w:szCs w:val="20"/>
@@ -3199,12 +3298,14 @@
           <w:tcPr>
             <w:tcW w:w="3685" w:type="pct"/>
             <w:gridSpan w:val="9"/>
+            <w:tcBorders/>
           </w:tcPr>
           <w:p>
             <w:pPr>
+              <w:pStyle w:val="style0"/>
               <w:jc w:val="both"/>
               <w:rPr>
-                <w:rFonts w:ascii="Arial" w:hAnsi="Arial" w:cs="Arial"/>
+                <w:rFonts w:ascii="Arial" w:cs="Arial" w:hAnsi="Arial"/>
                 <w:sz w:val="20"/>
                 <w:szCs w:val="20"/>
               </w:rPr>
@@ -3213,21 +3314,24 @@
         </w:tc>
       </w:tr>
       <w:tr>
+        <w:tblPrEx/>
         <w:trPr>
           <w:cantSplit/>
-          <w:trHeight w:val="207"/>
+          <w:trHeight w:val="207" w:hRule="atLeast"/>
           <w:jc w:val="center"/>
         </w:trPr>
         <w:tc>
           <w:tcPr>
             <w:tcW w:w="1315" w:type="pct"/>
             <w:gridSpan w:val="2"/>
+            <w:tcBorders/>
           </w:tcPr>
           <w:p>
             <w:pPr>
+              <w:pStyle w:val="style0"/>
               <w:jc w:val="both"/>
               <w:rPr>
-                <w:rFonts w:ascii="Arial" w:hAnsi="Arial" w:cs="Arial"/>
+                <w:rFonts w:ascii="Arial" w:cs="Arial" w:hAnsi="Arial"/>
                 <w:b/>
                 <w:sz w:val="20"/>
                 <w:szCs w:val="20"/>
@@ -3235,7 +3339,7 @@
             </w:pPr>
             <w:r>
               <w:rPr>
-                <w:rFonts w:ascii="Arial" w:hAnsi="Arial" w:cs="Arial"/>
+                <w:rFonts w:ascii="Arial" w:cs="Arial" w:hAnsi="Arial"/>
                 <w:b/>
                 <w:sz w:val="20"/>
                 <w:szCs w:val="20"/>
@@ -3248,12 +3352,14 @@
           <w:tcPr>
             <w:tcW w:w="2020" w:type="pct"/>
             <w:gridSpan w:val="4"/>
+            <w:tcBorders/>
           </w:tcPr>
           <w:p>
             <w:pPr>
+              <w:pStyle w:val="style0"/>
               <w:jc w:val="both"/>
               <w:rPr>
-                <w:rFonts w:ascii="Arial" w:hAnsi="Arial" w:cs="Arial"/>
+                <w:rFonts w:ascii="Arial" w:cs="Arial" w:hAnsi="Arial"/>
                 <w:b/>
                 <w:sz w:val="20"/>
                 <w:szCs w:val="20"/>
@@ -3265,12 +3371,14 @@
           <w:tcPr>
             <w:tcW w:w="914" w:type="pct"/>
             <w:gridSpan w:val="4"/>
+            <w:tcBorders/>
           </w:tcPr>
           <w:p>
             <w:pPr>
+              <w:pStyle w:val="style0"/>
               <w:jc w:val="both"/>
               <w:rPr>
-                <w:rFonts w:ascii="Arial" w:hAnsi="Arial" w:cs="Arial"/>
+                <w:rFonts w:ascii="Arial" w:cs="Arial" w:hAnsi="Arial"/>
                 <w:b/>
                 <w:sz w:val="20"/>
                 <w:szCs w:val="20"/>
@@ -3278,7 +3386,7 @@
             </w:pPr>
             <w:r>
               <w:rPr>
-                <w:rFonts w:ascii="Arial" w:hAnsi="Arial" w:cs="Arial"/>
+                <w:rFonts w:ascii="Arial" w:cs="Arial" w:hAnsi="Arial"/>
                 <w:b/>
                 <w:sz w:val="20"/>
                 <w:szCs w:val="20"/>
@@ -3290,12 +3398,14 @@
         <w:tc>
           <w:tcPr>
             <w:tcW w:w="751" w:type="pct"/>
+            <w:tcBorders/>
           </w:tcPr>
           <w:p>
             <w:pPr>
+              <w:pStyle w:val="style0"/>
               <w:jc w:val="both"/>
               <w:rPr>
-                <w:rFonts w:ascii="Arial" w:hAnsi="Arial" w:cs="Arial"/>
+                <w:rFonts w:ascii="Arial" w:cs="Arial" w:hAnsi="Arial"/>
                 <w:sz w:val="20"/>
                 <w:szCs w:val="20"/>
               </w:rPr>
@@ -3304,21 +3414,24 @@
         </w:tc>
       </w:tr>
       <w:tr>
+        <w:tblPrEx/>
         <w:trPr>
           <w:cantSplit/>
-          <w:trHeight w:val="299"/>
+          <w:trHeight w:val="299" w:hRule="atLeast"/>
           <w:jc w:val="center"/>
         </w:trPr>
         <w:tc>
           <w:tcPr>
             <w:tcW w:w="1315" w:type="pct"/>
             <w:gridSpan w:val="2"/>
+            <w:tcBorders/>
           </w:tcPr>
           <w:p>
             <w:pPr>
+              <w:pStyle w:val="style0"/>
               <w:jc w:val="both"/>
               <w:rPr>
-                <w:rFonts w:ascii="Arial" w:hAnsi="Arial" w:cs="Arial"/>
+                <w:rFonts w:ascii="Arial" w:cs="Arial" w:hAnsi="Arial"/>
                 <w:b/>
                 <w:sz w:val="20"/>
                 <w:szCs w:val="20"/>
@@ -3326,7 +3439,7 @@
             </w:pPr>
             <w:r>
               <w:rPr>
-                <w:rFonts w:ascii="Arial" w:hAnsi="Arial" w:cs="Arial"/>
+                <w:rFonts w:ascii="Arial" w:cs="Arial" w:hAnsi="Arial"/>
                 <w:b/>
                 <w:sz w:val="20"/>
                 <w:szCs w:val="20"/>
@@ -3339,12 +3452,14 @@
           <w:tcPr>
             <w:tcW w:w="3685" w:type="pct"/>
             <w:gridSpan w:val="9"/>
+            <w:tcBorders/>
           </w:tcPr>
           <w:p>
             <w:pPr>
+              <w:pStyle w:val="style0"/>
               <w:jc w:val="both"/>
               <w:rPr>
-                <w:rFonts w:ascii="Arial" w:hAnsi="Arial" w:cs="Arial"/>
+                <w:rFonts w:ascii="Arial" w:cs="Arial" w:hAnsi="Arial"/>
                 <w:b/>
                 <w:sz w:val="20"/>
                 <w:szCs w:val="20"/>
@@ -3354,6 +3469,7 @@
         </w:tc>
       </w:tr>
       <w:tr>
+        <w:tblPrEx/>
         <w:trPr>
           <w:jc w:val="center"/>
         </w:trPr>
@@ -3361,12 +3477,14 @@
           <w:tcPr>
             <w:tcW w:w="1315" w:type="pct"/>
             <w:gridSpan w:val="2"/>
+            <w:tcBorders/>
           </w:tcPr>
           <w:p>
             <w:pPr>
+              <w:pStyle w:val="style0"/>
               <w:jc w:val="both"/>
               <w:rPr>
-                <w:rFonts w:ascii="Arial" w:hAnsi="Arial" w:cs="Arial"/>
+                <w:rFonts w:ascii="Arial" w:cs="Arial" w:hAnsi="Arial"/>
                 <w:b/>
                 <w:sz w:val="20"/>
                 <w:szCs w:val="20"/>
@@ -3374,7 +3492,7 @@
             </w:pPr>
             <w:r>
               <w:rPr>
-                <w:rFonts w:ascii="Arial" w:hAnsi="Arial" w:cs="Arial"/>
+                <w:rFonts w:ascii="Arial" w:cs="Arial" w:hAnsi="Arial"/>
                 <w:b/>
                 <w:sz w:val="20"/>
                 <w:szCs w:val="20"/>
@@ -3387,12 +3505,14 @@
           <w:tcPr>
             <w:tcW w:w="1091" w:type="pct"/>
             <w:gridSpan w:val="2"/>
+            <w:tcBorders/>
           </w:tcPr>
           <w:p>
             <w:pPr>
+              <w:pStyle w:val="style0"/>
               <w:jc w:val="both"/>
               <w:rPr>
-                <w:rFonts w:ascii="Arial" w:hAnsi="Arial" w:cs="Arial"/>
+                <w:rFonts w:ascii="Arial" w:cs="Arial" w:hAnsi="Arial"/>
                 <w:sz w:val="20"/>
                 <w:szCs w:val="20"/>
               </w:rPr>
@@ -3403,13 +3523,15 @@
           <w:tcPr>
             <w:tcW w:w="929" w:type="pct"/>
             <w:gridSpan w:val="2"/>
+            <w:tcBorders/>
           </w:tcPr>
           <w:p>
             <w:pPr>
+              <w:pStyle w:val="style0"/>
               <w:ind w:left="355"/>
               <w:jc w:val="both"/>
               <w:rPr>
-                <w:rFonts w:ascii="Arial" w:hAnsi="Arial" w:cs="Arial"/>
+                <w:rFonts w:ascii="Arial" w:cs="Arial" w:hAnsi="Arial"/>
                 <w:b/>
                 <w:sz w:val="20"/>
                 <w:szCs w:val="20"/>
@@ -3417,7 +3539,7 @@
             </w:pPr>
             <w:r>
               <w:rPr>
-                <w:rFonts w:ascii="Arial" w:hAnsi="Arial" w:cs="Arial"/>
+                <w:rFonts w:ascii="Arial" w:cs="Arial" w:hAnsi="Arial"/>
                 <w:b/>
                 <w:sz w:val="20"/>
                 <w:szCs w:val="20"/>
@@ -3436,9 +3558,10 @@
           </w:tcPr>
           <w:p>
             <w:pPr>
+              <w:pStyle w:val="style0"/>
               <w:jc w:val="both"/>
               <w:rPr>
-                <w:rFonts w:ascii="Arial" w:hAnsi="Arial" w:cs="Arial"/>
+                <w:rFonts w:ascii="Arial" w:cs="Arial" w:hAnsi="Arial"/>
                 <w:b/>
                 <w:sz w:val="20"/>
                 <w:szCs w:val="20"/>
@@ -3459,9 +3582,10 @@
           </w:tcPr>
           <w:p>
             <w:pPr>
+              <w:pStyle w:val="style0"/>
               <w:jc w:val="both"/>
               <w:rPr>
-                <w:rFonts w:ascii="Arial" w:hAnsi="Arial" w:cs="Arial"/>
+                <w:rFonts w:ascii="Arial" w:cs="Arial" w:hAnsi="Arial"/>
                 <w:b/>
                 <w:sz w:val="20"/>
                 <w:szCs w:val="20"/>
@@ -3478,9 +3602,10 @@
           </w:tcPr>
           <w:p>
             <w:pPr>
+              <w:pStyle w:val="style0"/>
               <w:jc w:val="both"/>
               <w:rPr>
-                <w:rFonts w:ascii="Arial" w:hAnsi="Arial" w:cs="Arial"/>
+                <w:rFonts w:ascii="Arial" w:cs="Arial" w:hAnsi="Arial"/>
                 <w:sz w:val="20"/>
                 <w:szCs w:val="20"/>
               </w:rPr>
@@ -3489,6 +3614,7 @@
         </w:tc>
       </w:tr>
       <w:tr>
+        <w:tblPrEx/>
         <w:trPr>
           <w:cantSplit/>
           <w:jc w:val="center"/>
@@ -3497,13 +3623,15 @@
           <w:tcPr>
             <w:tcW w:w="1315" w:type="pct"/>
             <w:gridSpan w:val="2"/>
+            <w:tcBorders/>
           </w:tcPr>
           <w:p>
             <w:pPr>
+              <w:pStyle w:val="style0"/>
               <w:ind w:right="4"/>
               <w:jc w:val="both"/>
               <w:rPr>
-                <w:rFonts w:ascii="Arial" w:hAnsi="Arial" w:cs="Arial"/>
+                <w:rFonts w:ascii="Arial" w:cs="Arial" w:hAnsi="Arial"/>
                 <w:b/>
                 <w:sz w:val="20"/>
                 <w:szCs w:val="20"/>
@@ -3511,7 +3639,7 @@
             </w:pPr>
             <w:r>
               <w:rPr>
-                <w:rFonts w:ascii="Arial" w:hAnsi="Arial" w:cs="Arial"/>
+                <w:rFonts w:ascii="Arial" w:cs="Arial" w:hAnsi="Arial"/>
                 <w:b/>
                 <w:sz w:val="20"/>
                 <w:szCs w:val="20"/>
@@ -3530,9 +3658,10 @@
           </w:tcPr>
           <w:p>
             <w:pPr>
+              <w:pStyle w:val="style0"/>
               <w:jc w:val="both"/>
               <w:rPr>
-                <w:rFonts w:ascii="Arial" w:hAnsi="Arial" w:cs="Arial"/>
+                <w:rFonts w:ascii="Arial" w:cs="Arial" w:hAnsi="Arial"/>
                 <w:sz w:val="20"/>
                 <w:szCs w:val="20"/>
               </w:rPr>
@@ -3550,9 +3679,10 @@
           </w:tcPr>
           <w:p>
             <w:pPr>
+              <w:pStyle w:val="style0"/>
               <w:jc w:val="both"/>
               <w:rPr>
-                <w:rFonts w:ascii="Arial" w:hAnsi="Arial" w:cs="Arial"/>
+                <w:rFonts w:ascii="Arial" w:cs="Arial" w:hAnsi="Arial"/>
                 <w:sz w:val="20"/>
                 <w:szCs w:val="20"/>
               </w:rPr>
@@ -3561,21 +3691,24 @@
         </w:tc>
       </w:tr>
       <w:tr>
+        <w:tblPrEx/>
         <w:trPr>
           <w:cantSplit/>
-          <w:trHeight w:val="572"/>
+          <w:trHeight w:val="572" w:hRule="atLeast"/>
           <w:jc w:val="center"/>
         </w:trPr>
         <w:tc>
           <w:tcPr>
             <w:tcW w:w="1315" w:type="pct"/>
             <w:gridSpan w:val="2"/>
+            <w:tcBorders/>
           </w:tcPr>
           <w:p>
             <w:pPr>
+              <w:pStyle w:val="style0"/>
               <w:jc w:val="both"/>
               <w:rPr>
-                <w:rFonts w:ascii="Arial" w:hAnsi="Arial" w:cs="Arial"/>
+                <w:rFonts w:ascii="Arial" w:cs="Arial" w:hAnsi="Arial"/>
                 <w:b/>
                 <w:sz w:val="20"/>
                 <w:szCs w:val="20"/>
@@ -3583,7 +3716,7 @@
             </w:pPr>
             <w:r>
               <w:rPr>
-                <w:rFonts w:ascii="Arial" w:hAnsi="Arial" w:cs="Arial"/>
+                <w:rFonts w:ascii="Arial" w:cs="Arial" w:hAnsi="Arial"/>
                 <w:b/>
                 <w:sz w:val="20"/>
                 <w:szCs w:val="20"/>
@@ -3601,9 +3734,10 @@
           </w:tcPr>
           <w:p>
             <w:pPr>
+              <w:pStyle w:val="style0"/>
               <w:jc w:val="both"/>
               <w:rPr>
-                <w:rFonts w:ascii="Arial" w:hAnsi="Arial" w:cs="Arial"/>
+                <w:rFonts w:ascii="Arial" w:cs="Arial" w:hAnsi="Arial"/>
                 <w:bCs/>
                 <w:sz w:val="20"/>
                 <w:szCs w:val="20"/>
@@ -3622,9 +3756,10 @@
           </w:tcPr>
           <w:p>
             <w:pPr>
+              <w:pStyle w:val="style0"/>
               <w:jc w:val="both"/>
               <w:rPr>
-                <w:rFonts w:ascii="Arial" w:hAnsi="Arial" w:cs="Arial"/>
+                <w:rFonts w:ascii="Arial" w:cs="Arial" w:hAnsi="Arial"/>
                 <w:sz w:val="20"/>
                 <w:szCs w:val="20"/>
               </w:rPr>
@@ -3641,9 +3776,10 @@
           </w:tcPr>
           <w:p>
             <w:pPr>
+              <w:pStyle w:val="style0"/>
               <w:jc w:val="both"/>
               <w:rPr>
-                <w:rFonts w:ascii="Arial" w:hAnsi="Arial" w:cs="Arial"/>
+                <w:rFonts w:ascii="Arial" w:cs="Arial" w:hAnsi="Arial"/>
                 <w:sz w:val="20"/>
                 <w:szCs w:val="20"/>
               </w:rPr>
@@ -3652,6 +3788,7 @@
         </w:tc>
       </w:tr>
       <w:tr>
+        <w:tblPrEx/>
         <w:trPr>
           <w:cantSplit/>
           <w:jc w:val="center"/>
@@ -3660,12 +3797,14 @@
           <w:tcPr>
             <w:tcW w:w="1315" w:type="pct"/>
             <w:gridSpan w:val="2"/>
+            <w:tcBorders/>
           </w:tcPr>
           <w:p>
             <w:pPr>
+              <w:pStyle w:val="style0"/>
               <w:jc w:val="both"/>
               <w:rPr>
-                <w:rFonts w:ascii="Arial" w:hAnsi="Arial" w:cs="Arial"/>
+                <w:rFonts w:ascii="Arial" w:cs="Arial" w:hAnsi="Arial"/>
                 <w:b/>
                 <w:sz w:val="20"/>
                 <w:szCs w:val="20"/>
@@ -3673,7 +3812,7 @@
             </w:pPr>
             <w:r>
               <w:rPr>
-                <w:rFonts w:ascii="Arial" w:hAnsi="Arial" w:cs="Arial"/>
+                <w:rFonts w:ascii="Arial" w:cs="Arial" w:hAnsi="Arial"/>
                 <w:b/>
                 <w:sz w:val="20"/>
                 <w:szCs w:val="20"/>
@@ -3691,9 +3830,10 @@
           </w:tcPr>
           <w:p>
             <w:pPr>
+              <w:pStyle w:val="style0"/>
               <w:jc w:val="both"/>
               <w:rPr>
-                <w:rFonts w:ascii="Arial" w:hAnsi="Arial" w:cs="Arial"/>
+                <w:rFonts w:ascii="Arial" w:cs="Arial" w:hAnsi="Arial"/>
                 <w:b/>
                 <w:bCs/>
                 <w:sz w:val="20"/>
@@ -3713,9 +3853,10 @@
           </w:tcPr>
           <w:p>
             <w:pPr>
+              <w:pStyle w:val="style0"/>
               <w:jc w:val="both"/>
               <w:rPr>
-                <w:rFonts w:ascii="Arial" w:hAnsi="Arial" w:cs="Arial"/>
+                <w:rFonts w:ascii="Arial" w:cs="Arial" w:hAnsi="Arial"/>
                 <w:sz w:val="20"/>
                 <w:szCs w:val="20"/>
               </w:rPr>
@@ -3732,9 +3873,10 @@
           </w:tcPr>
           <w:p>
             <w:pPr>
+              <w:pStyle w:val="style0"/>
               <w:jc w:val="both"/>
               <w:rPr>
-                <w:rFonts w:ascii="Arial" w:hAnsi="Arial" w:cs="Arial"/>
+                <w:rFonts w:ascii="Arial" w:cs="Arial" w:hAnsi="Arial"/>
                 <w:sz w:val="20"/>
                 <w:szCs w:val="20"/>
               </w:rPr>
@@ -3743,21 +3885,24 @@
         </w:tc>
       </w:tr>
       <w:tr>
+        <w:tblPrEx/>
         <w:trPr>
           <w:cantSplit/>
-          <w:trHeight w:val="495"/>
+          <w:trHeight w:val="495" w:hRule="atLeast"/>
           <w:jc w:val="center"/>
         </w:trPr>
         <w:tc>
           <w:tcPr>
             <w:tcW w:w="1315" w:type="pct"/>
             <w:gridSpan w:val="2"/>
+            <w:tcBorders/>
           </w:tcPr>
           <w:p>
             <w:pPr>
+              <w:pStyle w:val="style0"/>
               <w:jc w:val="both"/>
               <w:rPr>
-                <w:rFonts w:ascii="Arial" w:hAnsi="Arial" w:cs="Arial"/>
+                <w:rFonts w:ascii="Arial" w:cs="Arial" w:hAnsi="Arial"/>
                 <w:b/>
                 <w:sz w:val="20"/>
                 <w:szCs w:val="20"/>
@@ -3765,7 +3910,7 @@
             </w:pPr>
             <w:r>
               <w:rPr>
-                <w:rFonts w:ascii="Arial" w:hAnsi="Arial" w:cs="Arial"/>
+                <w:rFonts w:ascii="Arial" w:cs="Arial" w:hAnsi="Arial"/>
                 <w:b/>
                 <w:sz w:val="20"/>
                 <w:szCs w:val="20"/>
@@ -3778,12 +3923,14 @@
           <w:tcPr>
             <w:tcW w:w="1091" w:type="pct"/>
             <w:gridSpan w:val="2"/>
+            <w:tcBorders/>
           </w:tcPr>
           <w:p>
             <w:pPr>
+              <w:pStyle w:val="style0"/>
               <w:jc w:val="both"/>
               <w:rPr>
-                <w:rFonts w:ascii="Arial" w:hAnsi="Arial" w:cs="Arial"/>
+                <w:rFonts w:ascii="Arial" w:cs="Arial" w:hAnsi="Arial"/>
                 <w:sz w:val="20"/>
                 <w:szCs w:val="20"/>
               </w:rPr>
@@ -3794,12 +3941,14 @@
           <w:tcPr>
             <w:tcW w:w="929" w:type="pct"/>
             <w:gridSpan w:val="2"/>
+            <w:tcBorders/>
           </w:tcPr>
           <w:p>
             <w:pPr>
+              <w:pStyle w:val="style0"/>
               <w:jc w:val="both"/>
               <w:rPr>
-                <w:rFonts w:ascii="Arial" w:hAnsi="Arial" w:cs="Arial"/>
+                <w:rFonts w:ascii="Arial" w:cs="Arial" w:hAnsi="Arial"/>
                 <w:b/>
                 <w:bCs/>
                 <w:sz w:val="20"/>
@@ -3808,7 +3957,7 @@
             </w:pPr>
             <w:r>
               <w:rPr>
-                <w:rFonts w:ascii="Arial" w:hAnsi="Arial" w:cs="Arial"/>
+                <w:rFonts w:ascii="Arial" w:cs="Arial" w:hAnsi="Arial"/>
                 <w:b/>
                 <w:sz w:val="20"/>
                 <w:szCs w:val="20"/>
@@ -3821,12 +3970,14 @@
           <w:tcPr>
             <w:tcW w:w="1665" w:type="pct"/>
             <w:gridSpan w:val="5"/>
+            <w:tcBorders/>
           </w:tcPr>
           <w:p>
             <w:pPr>
+              <w:pStyle w:val="style0"/>
               <w:jc w:val="both"/>
               <w:rPr>
-                <w:rFonts w:ascii="Arial" w:hAnsi="Arial" w:cs="Arial"/>
+                <w:rFonts w:ascii="Arial" w:cs="Arial" w:hAnsi="Arial"/>
                 <w:sz w:val="20"/>
                 <w:szCs w:val="20"/>
               </w:rPr>
@@ -3835,22 +3986,25 @@
         </w:tc>
       </w:tr>
       <w:tr>
+        <w:tblPrEx/>
         <w:trPr>
           <w:cantSplit/>
-          <w:trHeight w:val="207"/>
+          <w:trHeight w:val="207" w:hRule="atLeast"/>
           <w:jc w:val="center"/>
         </w:trPr>
         <w:tc>
           <w:tcPr>
             <w:tcW w:w="5000" w:type="pct"/>
             <w:gridSpan w:val="11"/>
+            <w:tcBorders/>
             <w:vAlign w:val="center"/>
           </w:tcPr>
           <w:p>
             <w:pPr>
+              <w:pStyle w:val="style0"/>
               <w:jc w:val="center"/>
               <w:rPr>
-                <w:rFonts w:ascii="Arial" w:hAnsi="Arial" w:cs="Arial"/>
+                <w:rFonts w:ascii="Arial" w:cs="Arial" w:hAnsi="Arial"/>
                 <w:b/>
                 <w:bCs/>
                 <w:sz w:val="20"/>
@@ -3859,7 +4013,7 @@
             </w:pPr>
             <w:r>
               <w:rPr>
-                <w:rFonts w:ascii="Arial" w:hAnsi="Arial" w:cs="Arial"/>
+                <w:rFonts w:ascii="Arial" w:cs="Arial" w:hAnsi="Arial"/>
                 <w:b/>
                 <w:bCs/>
                 <w:sz w:val="20"/>
@@ -3871,6 +4025,7 @@
         </w:tc>
       </w:tr>
       <w:tr>
+        <w:tblPrEx/>
         <w:trPr>
           <w:cantSplit/>
           <w:jc w:val="center"/>
@@ -3878,12 +4033,14 @@
         <w:tc>
           <w:tcPr>
             <w:tcW w:w="1254" w:type="pct"/>
+            <w:tcBorders/>
           </w:tcPr>
           <w:p>
             <w:pPr>
+              <w:pStyle w:val="style0"/>
               <w:jc w:val="center"/>
               <w:rPr>
-                <w:rFonts w:ascii="Arial" w:hAnsi="Arial" w:cs="Arial"/>
+                <w:rFonts w:ascii="Arial" w:cs="Arial" w:hAnsi="Arial"/>
                 <w:b/>
                 <w:sz w:val="20"/>
                 <w:szCs w:val="20"/>
@@ -3891,7 +4048,7 @@
             </w:pPr>
             <w:r>
               <w:rPr>
-                <w:rFonts w:ascii="Arial" w:hAnsi="Arial" w:cs="Arial"/>
+                <w:rFonts w:ascii="Arial" w:cs="Arial" w:hAnsi="Arial"/>
                 <w:b/>
                 <w:sz w:val="20"/>
                 <w:szCs w:val="20"/>
@@ -3904,12 +4061,14 @@
           <w:tcPr>
             <w:tcW w:w="2081" w:type="pct"/>
             <w:gridSpan w:val="5"/>
+            <w:tcBorders/>
           </w:tcPr>
           <w:p>
             <w:pPr>
+              <w:pStyle w:val="style0"/>
               <w:jc w:val="center"/>
               <w:rPr>
-                <w:rFonts w:ascii="Arial" w:hAnsi="Arial" w:cs="Arial"/>
+                <w:rFonts w:ascii="Arial" w:cs="Arial" w:hAnsi="Arial"/>
                 <w:b/>
                 <w:sz w:val="20"/>
                 <w:szCs w:val="20"/>
@@ -3917,7 +4076,7 @@
             </w:pPr>
             <w:r>
               <w:rPr>
-                <w:rFonts w:ascii="Arial" w:hAnsi="Arial" w:cs="Arial"/>
+                <w:rFonts w:ascii="Arial" w:cs="Arial" w:hAnsi="Arial"/>
                 <w:b/>
                 <w:sz w:val="20"/>
                 <w:szCs w:val="20"/>
@@ -3930,12 +4089,14 @@
           <w:tcPr>
             <w:tcW w:w="914" w:type="pct"/>
             <w:gridSpan w:val="4"/>
+            <w:tcBorders/>
           </w:tcPr>
           <w:p>
             <w:pPr>
+              <w:pStyle w:val="style0"/>
               <w:jc w:val="center"/>
               <w:rPr>
-                <w:rFonts w:ascii="Arial" w:hAnsi="Arial" w:cs="Arial"/>
+                <w:rFonts w:ascii="Arial" w:cs="Arial" w:hAnsi="Arial"/>
                 <w:b/>
                 <w:sz w:val="20"/>
                 <w:szCs w:val="20"/>
@@ -3943,7 +4104,7 @@
             </w:pPr>
             <w:r>
               <w:rPr>
-                <w:rFonts w:ascii="Arial" w:hAnsi="Arial" w:cs="Arial"/>
+                <w:rFonts w:ascii="Arial" w:cs="Arial" w:hAnsi="Arial"/>
                 <w:b/>
                 <w:sz w:val="20"/>
                 <w:szCs w:val="20"/>
@@ -3955,12 +4116,14 @@
         <w:tc>
           <w:tcPr>
             <w:tcW w:w="751" w:type="pct"/>
+            <w:tcBorders/>
           </w:tcPr>
           <w:p>
             <w:pPr>
+              <w:pStyle w:val="style0"/>
               <w:jc w:val="center"/>
               <w:rPr>
-                <w:rFonts w:ascii="Arial" w:hAnsi="Arial" w:cs="Arial"/>
+                <w:rFonts w:ascii="Arial" w:cs="Arial" w:hAnsi="Arial"/>
                 <w:b/>
                 <w:sz w:val="20"/>
                 <w:szCs w:val="20"/>
@@ -3968,7 +4131,7 @@
             </w:pPr>
             <w:r>
               <w:rPr>
-                <w:rFonts w:ascii="Arial" w:hAnsi="Arial" w:cs="Arial"/>
+                <w:rFonts w:ascii="Arial" w:cs="Arial" w:hAnsi="Arial"/>
                 <w:b/>
                 <w:sz w:val="20"/>
                 <w:szCs w:val="20"/>
@@ -3979,6 +4142,7 @@
         </w:tc>
       </w:tr>
       <w:tr>
+        <w:tblPrEx/>
         <w:trPr>
           <w:cantSplit/>
           <w:jc w:val="center"/>
@@ -3986,12 +4150,14 @@
         <w:tc>
           <w:tcPr>
             <w:tcW w:w="1254" w:type="pct"/>
+            <w:tcBorders/>
           </w:tcPr>
           <w:p>
             <w:pPr>
+              <w:pStyle w:val="style0"/>
               <w:jc w:val="center"/>
               <w:rPr>
-                <w:rFonts w:ascii="Arial" w:hAnsi="Arial" w:cs="Arial"/>
+                <w:rFonts w:ascii="Arial" w:cs="Arial" w:hAnsi="Arial"/>
                 <w:sz w:val="20"/>
                 <w:szCs w:val="20"/>
               </w:rPr>
@@ -4002,12 +4168,14 @@
           <w:tcPr>
             <w:tcW w:w="2081" w:type="pct"/>
             <w:gridSpan w:val="5"/>
+            <w:tcBorders/>
           </w:tcPr>
           <w:p>
             <w:pPr>
+              <w:pStyle w:val="style0"/>
               <w:jc w:val="center"/>
               <w:rPr>
-                <w:rFonts w:ascii="Arial" w:hAnsi="Arial" w:cs="Arial"/>
+                <w:rFonts w:ascii="Arial" w:cs="Arial" w:hAnsi="Arial"/>
                 <w:sz w:val="20"/>
                 <w:szCs w:val="20"/>
               </w:rPr>
@@ -4018,12 +4186,14 @@
           <w:tcPr>
             <w:tcW w:w="914" w:type="pct"/>
             <w:gridSpan w:val="4"/>
+            <w:tcBorders/>
           </w:tcPr>
           <w:p>
             <w:pPr>
+              <w:pStyle w:val="style0"/>
               <w:jc w:val="center"/>
               <w:rPr>
-                <w:rFonts w:ascii="Arial" w:hAnsi="Arial" w:cs="Arial"/>
+                <w:rFonts w:ascii="Arial" w:cs="Arial" w:hAnsi="Arial"/>
                 <w:sz w:val="20"/>
                 <w:szCs w:val="20"/>
               </w:rPr>
@@ -4033,12 +4203,14 @@
         <w:tc>
           <w:tcPr>
             <w:tcW w:w="751" w:type="pct"/>
+            <w:tcBorders/>
           </w:tcPr>
           <w:p>
             <w:pPr>
+              <w:pStyle w:val="style0"/>
               <w:jc w:val="center"/>
               <w:rPr>
-                <w:rFonts w:ascii="Arial" w:hAnsi="Arial" w:cs="Arial"/>
+                <w:rFonts w:ascii="Arial" w:cs="Arial" w:hAnsi="Arial"/>
                 <w:sz w:val="20"/>
                 <w:szCs w:val="20"/>
               </w:rPr>
@@ -4047,6 +4219,7 @@
         </w:tc>
       </w:tr>
       <w:tr>
+        <w:tblPrEx/>
         <w:trPr>
           <w:cantSplit/>
           <w:jc w:val="center"/>
@@ -4054,11 +4227,13 @@
         <w:tc>
           <w:tcPr>
             <w:tcW w:w="1254" w:type="pct"/>
+            <w:tcBorders/>
           </w:tcPr>
           <w:p>
             <w:pPr>
-              <w:rPr>
-                <w:rFonts w:ascii="Arial" w:hAnsi="Arial" w:cs="Arial"/>
+              <w:pStyle w:val="style0"/>
+              <w:rPr>
+                <w:rFonts w:ascii="Arial" w:cs="Arial" w:hAnsi="Arial"/>
                 <w:sz w:val="20"/>
                 <w:szCs w:val="20"/>
               </w:rPr>
@@ -4069,12 +4244,14 @@
           <w:tcPr>
             <w:tcW w:w="2081" w:type="pct"/>
             <w:gridSpan w:val="5"/>
+            <w:tcBorders/>
           </w:tcPr>
           <w:p>
             <w:pPr>
+              <w:pStyle w:val="style0"/>
               <w:jc w:val="center"/>
               <w:rPr>
-                <w:rFonts w:ascii="Arial" w:hAnsi="Arial" w:cs="Arial"/>
+                <w:rFonts w:ascii="Arial" w:cs="Arial" w:hAnsi="Arial"/>
                 <w:sz w:val="20"/>
                 <w:szCs w:val="20"/>
               </w:rPr>
@@ -4085,12 +4262,14 @@
           <w:tcPr>
             <w:tcW w:w="914" w:type="pct"/>
             <w:gridSpan w:val="4"/>
+            <w:tcBorders/>
           </w:tcPr>
           <w:p>
             <w:pPr>
+              <w:pStyle w:val="style0"/>
               <w:jc w:val="center"/>
               <w:rPr>
-                <w:rFonts w:ascii="Arial" w:hAnsi="Arial" w:cs="Arial"/>
+                <w:rFonts w:ascii="Arial" w:cs="Arial" w:hAnsi="Arial"/>
                 <w:sz w:val="20"/>
                 <w:szCs w:val="20"/>
               </w:rPr>
@@ -4100,11 +4279,13 @@
         <w:tc>
           <w:tcPr>
             <w:tcW w:w="751" w:type="pct"/>
+            <w:tcBorders/>
           </w:tcPr>
           <w:p>
             <w:pPr>
-              <w:rPr>
-                <w:rFonts w:ascii="Arial" w:hAnsi="Arial" w:cs="Arial"/>
+              <w:pStyle w:val="style0"/>
+              <w:rPr>
+                <w:rFonts w:ascii="Arial" w:cs="Arial" w:hAnsi="Arial"/>
                 <w:sz w:val="20"/>
                 <w:szCs w:val="20"/>
               </w:rPr>
@@ -4113,6 +4294,7 @@
         </w:tc>
       </w:tr>
       <w:tr>
+        <w:tblPrEx/>
         <w:trPr>
           <w:cantSplit/>
           <w:jc w:val="center"/>
@@ -4121,12 +4303,14 @@
           <w:tcPr>
             <w:tcW w:w="5000" w:type="pct"/>
             <w:gridSpan w:val="11"/>
+            <w:tcBorders/>
           </w:tcPr>
           <w:p>
             <w:pPr>
+              <w:pStyle w:val="style0"/>
               <w:jc w:val="center"/>
               <w:rPr>
-                <w:rFonts w:ascii="Arial" w:hAnsi="Arial" w:cs="Arial"/>
+                <w:rFonts w:ascii="Arial" w:cs="Arial" w:hAnsi="Arial"/>
                 <w:b/>
                 <w:bCs/>
                 <w:sz w:val="20"/>
@@ -4135,7 +4319,7 @@
             </w:pPr>
             <w:r>
               <w:rPr>
-                <w:rFonts w:ascii="Arial" w:hAnsi="Arial" w:cs="Arial"/>
+                <w:rFonts w:ascii="Arial" w:cs="Arial" w:hAnsi="Arial"/>
                 <w:b/>
                 <w:bCs/>
                 <w:sz w:val="20"/>
@@ -4147,6 +4331,7 @@
         </w:tc>
       </w:tr>
       <w:tr>
+        <w:tblPrEx/>
         <w:trPr>
           <w:cantSplit/>
           <w:jc w:val="center"/>
@@ -4154,12 +4339,14 @@
         <w:tc>
           <w:tcPr>
             <w:tcW w:w="1254" w:type="pct"/>
+            <w:tcBorders/>
           </w:tcPr>
           <w:p>
             <w:pPr>
+              <w:pStyle w:val="style0"/>
               <w:jc w:val="center"/>
               <w:rPr>
-                <w:rFonts w:ascii="Arial" w:hAnsi="Arial" w:cs="Arial"/>
+                <w:rFonts w:ascii="Arial" w:cs="Arial" w:hAnsi="Arial"/>
                 <w:b/>
                 <w:sz w:val="20"/>
                 <w:szCs w:val="20"/>
@@ -4167,7 +4354,7 @@
             </w:pPr>
             <w:r>
               <w:rPr>
-                <w:rFonts w:ascii="Arial" w:hAnsi="Arial" w:cs="Arial"/>
+                <w:rFonts w:ascii="Arial" w:cs="Arial" w:hAnsi="Arial"/>
                 <w:b/>
                 <w:sz w:val="20"/>
                 <w:szCs w:val="20"/>
@@ -4180,12 +4367,14 @@
           <w:tcPr>
             <w:tcW w:w="1152" w:type="pct"/>
             <w:gridSpan w:val="3"/>
+            <w:tcBorders/>
           </w:tcPr>
           <w:p>
             <w:pPr>
+              <w:pStyle w:val="style0"/>
               <w:jc w:val="center"/>
               <w:rPr>
-                <w:rFonts w:ascii="Arial" w:hAnsi="Arial" w:cs="Arial"/>
+                <w:rFonts w:ascii="Arial" w:cs="Arial" w:hAnsi="Arial"/>
                 <w:b/>
                 <w:sz w:val="20"/>
                 <w:szCs w:val="20"/>
@@ -4193,7 +4382,7 @@
             </w:pPr>
             <w:r>
               <w:rPr>
-                <w:rFonts w:ascii="Arial" w:hAnsi="Arial" w:cs="Arial"/>
+                <w:rFonts w:ascii="Arial" w:cs="Arial" w:hAnsi="Arial"/>
                 <w:b/>
                 <w:sz w:val="20"/>
                 <w:szCs w:val="20"/>
@@ -4206,12 +4395,14 @@
           <w:tcPr>
             <w:tcW w:w="929" w:type="pct"/>
             <w:gridSpan w:val="2"/>
+            <w:tcBorders/>
           </w:tcPr>
           <w:p>
             <w:pPr>
+              <w:pStyle w:val="style0"/>
               <w:jc w:val="center"/>
               <w:rPr>
-                <w:rFonts w:ascii="Arial" w:hAnsi="Arial" w:cs="Arial"/>
+                <w:rFonts w:ascii="Arial" w:cs="Arial" w:hAnsi="Arial"/>
                 <w:b/>
                 <w:sz w:val="20"/>
                 <w:szCs w:val="20"/>
@@ -4219,7 +4410,7 @@
             </w:pPr>
             <w:r>
               <w:rPr>
-                <w:rFonts w:ascii="Arial" w:hAnsi="Arial" w:cs="Arial"/>
+                <w:rFonts w:ascii="Arial" w:cs="Arial" w:hAnsi="Arial"/>
                 <w:b/>
                 <w:sz w:val="20"/>
                 <w:szCs w:val="20"/>
@@ -4232,12 +4423,14 @@
           <w:tcPr>
             <w:tcW w:w="914" w:type="pct"/>
             <w:gridSpan w:val="4"/>
+            <w:tcBorders/>
           </w:tcPr>
           <w:p>
             <w:pPr>
+              <w:pStyle w:val="style0"/>
               <w:jc w:val="center"/>
               <w:rPr>
-                <w:rFonts w:ascii="Arial" w:hAnsi="Arial" w:cs="Arial"/>
+                <w:rFonts w:ascii="Arial" w:cs="Arial" w:hAnsi="Arial"/>
                 <w:b/>
                 <w:sz w:val="20"/>
                 <w:szCs w:val="20"/>
@@ -4245,7 +4438,7 @@
             </w:pPr>
             <w:r>
               <w:rPr>
-                <w:rFonts w:ascii="Arial" w:hAnsi="Arial" w:cs="Arial"/>
+                <w:rFonts w:ascii="Arial" w:cs="Arial" w:hAnsi="Arial"/>
                 <w:b/>
                 <w:sz w:val="20"/>
                 <w:szCs w:val="20"/>
@@ -4257,12 +4450,14 @@
         <w:tc>
           <w:tcPr>
             <w:tcW w:w="751" w:type="pct"/>
+            <w:tcBorders/>
           </w:tcPr>
           <w:p>
             <w:pPr>
+              <w:pStyle w:val="style0"/>
               <w:jc w:val="center"/>
               <w:rPr>
-                <w:rFonts w:ascii="Arial" w:hAnsi="Arial" w:cs="Arial"/>
+                <w:rFonts w:ascii="Arial" w:cs="Arial" w:hAnsi="Arial"/>
                 <w:b/>
                 <w:sz w:val="20"/>
                 <w:szCs w:val="20"/>
@@ -4270,7 +4465,7 @@
             </w:pPr>
             <w:r>
               <w:rPr>
-                <w:rFonts w:ascii="Arial" w:hAnsi="Arial" w:cs="Arial"/>
+                <w:rFonts w:ascii="Arial" w:cs="Arial" w:hAnsi="Arial"/>
                 <w:b/>
                 <w:sz w:val="20"/>
                 <w:szCs w:val="20"/>
@@ -4281,6 +4476,7 @@
         </w:tc>
       </w:tr>
       <w:tr>
+        <w:tblPrEx/>
         <w:trPr>
           <w:cantSplit/>
           <w:jc w:val="center"/>
@@ -4288,11 +4484,13 @@
         <w:tc>
           <w:tcPr>
             <w:tcW w:w="1254" w:type="pct"/>
+            <w:tcBorders/>
           </w:tcPr>
           <w:p>
             <w:pPr>
-              <w:rPr>
-                <w:rFonts w:ascii="Arial" w:hAnsi="Arial" w:cs="Arial"/>
+              <w:pStyle w:val="style0"/>
+              <w:rPr>
+                <w:rFonts w:ascii="Arial" w:cs="Arial" w:hAnsi="Arial"/>
                 <w:sz w:val="20"/>
                 <w:szCs w:val="20"/>
               </w:rPr>
@@ -4303,12 +4501,14 @@
           <w:tcPr>
             <w:tcW w:w="1152" w:type="pct"/>
             <w:gridSpan w:val="3"/>
+            <w:tcBorders/>
           </w:tcPr>
           <w:p>
             <w:pPr>
+              <w:pStyle w:val="style0"/>
               <w:jc w:val="center"/>
               <w:rPr>
-                <w:rFonts w:ascii="Arial" w:hAnsi="Arial" w:cs="Arial"/>
+                <w:rFonts w:ascii="Arial" w:cs="Arial" w:hAnsi="Arial"/>
                 <w:sz w:val="20"/>
                 <w:szCs w:val="20"/>
               </w:rPr>
@@ -4319,12 +4519,14 @@
           <w:tcPr>
             <w:tcW w:w="929" w:type="pct"/>
             <w:gridSpan w:val="2"/>
+            <w:tcBorders/>
           </w:tcPr>
           <w:p>
             <w:pPr>
+              <w:pStyle w:val="style0"/>
               <w:jc w:val="center"/>
               <w:rPr>
-                <w:rFonts w:ascii="Arial" w:hAnsi="Arial" w:cs="Arial"/>
+                <w:rFonts w:ascii="Arial" w:cs="Arial" w:hAnsi="Arial"/>
                 <w:sz w:val="20"/>
                 <w:szCs w:val="20"/>
               </w:rPr>
@@ -4335,12 +4537,14 @@
           <w:tcPr>
             <w:tcW w:w="914" w:type="pct"/>
             <w:gridSpan w:val="4"/>
+            <w:tcBorders/>
           </w:tcPr>
           <w:p>
             <w:pPr>
+              <w:pStyle w:val="style0"/>
               <w:jc w:val="center"/>
               <w:rPr>
-                <w:rFonts w:ascii="Arial" w:hAnsi="Arial" w:cs="Arial"/>
+                <w:rFonts w:ascii="Arial" w:cs="Arial" w:hAnsi="Arial"/>
                 <w:sz w:val="20"/>
                 <w:szCs w:val="20"/>
               </w:rPr>
@@ -4350,12 +4554,14 @@
         <w:tc>
           <w:tcPr>
             <w:tcW w:w="751" w:type="pct"/>
+            <w:tcBorders/>
           </w:tcPr>
           <w:p>
             <w:pPr>
+              <w:pStyle w:val="style0"/>
               <w:jc w:val="center"/>
               <w:rPr>
-                <w:rFonts w:ascii="Arial" w:hAnsi="Arial" w:cs="Arial"/>
+                <w:rFonts w:ascii="Arial" w:cs="Arial" w:hAnsi="Arial"/>
                 <w:sz w:val="20"/>
                 <w:szCs w:val="20"/>
               </w:rPr>
@@ -4364,6 +4570,7 @@
         </w:tc>
       </w:tr>
       <w:tr>
+        <w:tblPrEx/>
         <w:trPr>
           <w:cantSplit/>
           <w:jc w:val="center"/>
@@ -4371,11 +4578,13 @@
         <w:tc>
           <w:tcPr>
             <w:tcW w:w="1254" w:type="pct"/>
+            <w:tcBorders/>
           </w:tcPr>
           <w:p>
             <w:pPr>
-              <w:rPr>
-                <w:rFonts w:ascii="Arial" w:hAnsi="Arial" w:cs="Arial"/>
+              <w:pStyle w:val="style0"/>
+              <w:rPr>
+                <w:rFonts w:ascii="Arial" w:cs="Arial" w:hAnsi="Arial"/>
                 <w:sz w:val="20"/>
                 <w:szCs w:val="20"/>
               </w:rPr>
@@ -4386,12 +4595,14 @@
           <w:tcPr>
             <w:tcW w:w="1152" w:type="pct"/>
             <w:gridSpan w:val="3"/>
+            <w:tcBorders/>
           </w:tcPr>
           <w:p>
             <w:pPr>
+              <w:pStyle w:val="style0"/>
               <w:jc w:val="center"/>
               <w:rPr>
-                <w:rFonts w:ascii="Arial" w:hAnsi="Arial" w:cs="Arial"/>
+                <w:rFonts w:ascii="Arial" w:cs="Arial" w:hAnsi="Arial"/>
                 <w:sz w:val="20"/>
                 <w:szCs w:val="20"/>
               </w:rPr>
@@ -4402,12 +4613,14 @@
           <w:tcPr>
             <w:tcW w:w="929" w:type="pct"/>
             <w:gridSpan w:val="2"/>
+            <w:tcBorders/>
           </w:tcPr>
           <w:p>
             <w:pPr>
+              <w:pStyle w:val="style0"/>
               <w:jc w:val="center"/>
               <w:rPr>
-                <w:rFonts w:ascii="Arial" w:hAnsi="Arial" w:cs="Arial"/>
+                <w:rFonts w:ascii="Arial" w:cs="Arial" w:hAnsi="Arial"/>
                 <w:sz w:val="20"/>
                 <w:szCs w:val="20"/>
               </w:rPr>
@@ -4418,12 +4631,14 @@
           <w:tcPr>
             <w:tcW w:w="914" w:type="pct"/>
             <w:gridSpan w:val="4"/>
+            <w:tcBorders/>
           </w:tcPr>
           <w:p>
             <w:pPr>
+              <w:pStyle w:val="style0"/>
               <w:jc w:val="center"/>
               <w:rPr>
-                <w:rFonts w:ascii="Arial" w:hAnsi="Arial" w:cs="Arial"/>
+                <w:rFonts w:ascii="Arial" w:cs="Arial" w:hAnsi="Arial"/>
                 <w:sz w:val="20"/>
                 <w:szCs w:val="20"/>
               </w:rPr>
@@ -4433,12 +4648,14 @@
         <w:tc>
           <w:tcPr>
             <w:tcW w:w="751" w:type="pct"/>
+            <w:tcBorders/>
           </w:tcPr>
           <w:p>
             <w:pPr>
+              <w:pStyle w:val="style0"/>
               <w:jc w:val="center"/>
               <w:rPr>
-                <w:rFonts w:ascii="Arial" w:hAnsi="Arial" w:cs="Arial"/>
+                <w:rFonts w:ascii="Arial" w:cs="Arial" w:hAnsi="Arial"/>
                 <w:sz w:val="20"/>
                 <w:szCs w:val="20"/>
               </w:rPr>
@@ -4447,6 +4664,7 @@
         </w:tc>
       </w:tr>
       <w:tr>
+        <w:tblPrEx/>
         <w:trPr>
           <w:cantSplit/>
           <w:jc w:val="center"/>
@@ -4455,19 +4673,21 @@
           <w:tcPr>
             <w:tcW w:w="5000" w:type="pct"/>
             <w:gridSpan w:val="11"/>
+            <w:tcBorders/>
           </w:tcPr>
           <w:p>
             <w:pPr>
+              <w:pStyle w:val="style0"/>
               <w:jc w:val="center"/>
               <w:rPr>
-                <w:rFonts w:ascii="Arial" w:hAnsi="Arial" w:cs="Arial"/>
+                <w:rFonts w:ascii="Arial" w:cs="Arial" w:hAnsi="Arial"/>
                 <w:sz w:val="20"/>
                 <w:szCs w:val="20"/>
               </w:rPr>
             </w:pPr>
             <w:r>
               <w:rPr>
-                <w:rFonts w:ascii="Arial" w:hAnsi="Arial" w:cs="Arial"/>
+                <w:rFonts w:ascii="Arial" w:cs="Arial" w:hAnsi="Arial"/>
                 <w:b/>
                 <w:bCs/>
                 <w:sz w:val="20"/>
@@ -4479,6 +4699,7 @@
         </w:tc>
       </w:tr>
       <w:tr>
+        <w:tblPrEx/>
         <w:trPr>
           <w:cantSplit/>
           <w:jc w:val="center"/>
@@ -4486,12 +4707,14 @@
         <w:tc>
           <w:tcPr>
             <w:tcW w:w="1254" w:type="pct"/>
+            <w:tcBorders/>
           </w:tcPr>
           <w:p>
             <w:pPr>
+              <w:pStyle w:val="style0"/>
               <w:jc w:val="center"/>
               <w:rPr>
-                <w:rFonts w:ascii="Arial" w:hAnsi="Arial" w:cs="Arial"/>
+                <w:rFonts w:ascii="Arial" w:cs="Arial" w:hAnsi="Arial"/>
                 <w:b/>
                 <w:sz w:val="20"/>
                 <w:szCs w:val="20"/>
@@ -4499,7 +4722,7 @@
             </w:pPr>
             <w:r>
               <w:rPr>
-                <w:rFonts w:ascii="Arial" w:hAnsi="Arial" w:cs="Arial"/>
+                <w:rFonts w:ascii="Arial" w:cs="Arial" w:hAnsi="Arial"/>
                 <w:b/>
                 <w:sz w:val="20"/>
                 <w:szCs w:val="20"/>
@@ -4512,12 +4735,14 @@
           <w:tcPr>
             <w:tcW w:w="1152" w:type="pct"/>
             <w:gridSpan w:val="3"/>
+            <w:tcBorders/>
           </w:tcPr>
           <w:p>
             <w:pPr>
+              <w:pStyle w:val="style0"/>
               <w:jc w:val="center"/>
               <w:rPr>
-                <w:rFonts w:ascii="Arial" w:hAnsi="Arial" w:cs="Arial"/>
+                <w:rFonts w:ascii="Arial" w:cs="Arial" w:hAnsi="Arial"/>
                 <w:b/>
                 <w:sz w:val="20"/>
                 <w:szCs w:val="20"/>
@@ -4525,7 +4750,7 @@
             </w:pPr>
             <w:r>
               <w:rPr>
-                <w:rFonts w:ascii="Arial" w:hAnsi="Arial" w:cs="Arial"/>
+                <w:rFonts w:ascii="Arial" w:cs="Arial" w:hAnsi="Arial"/>
                 <w:b/>
                 <w:sz w:val="20"/>
                 <w:szCs w:val="20"/>
@@ -4538,12 +4763,14 @@
           <w:tcPr>
             <w:tcW w:w="929" w:type="pct"/>
             <w:gridSpan w:val="2"/>
+            <w:tcBorders/>
           </w:tcPr>
           <w:p>
             <w:pPr>
+              <w:pStyle w:val="style0"/>
               <w:jc w:val="center"/>
               <w:rPr>
-                <w:rFonts w:ascii="Arial" w:hAnsi="Arial" w:cs="Arial"/>
+                <w:rFonts w:ascii="Arial" w:cs="Arial" w:hAnsi="Arial"/>
                 <w:b/>
                 <w:sz w:val="20"/>
                 <w:szCs w:val="20"/>
@@ -4551,7 +4778,7 @@
             </w:pPr>
             <w:r>
               <w:rPr>
-                <w:rFonts w:ascii="Arial" w:hAnsi="Arial" w:cs="Arial"/>
+                <w:rFonts w:ascii="Arial" w:cs="Arial" w:hAnsi="Arial"/>
                 <w:b/>
                 <w:sz w:val="20"/>
                 <w:szCs w:val="20"/>
@@ -4564,12 +4791,14 @@
           <w:tcPr>
             <w:tcW w:w="914" w:type="pct"/>
             <w:gridSpan w:val="4"/>
+            <w:tcBorders/>
           </w:tcPr>
           <w:p>
             <w:pPr>
+              <w:pStyle w:val="style0"/>
               <w:jc w:val="center"/>
               <w:rPr>
-                <w:rFonts w:ascii="Arial" w:hAnsi="Arial" w:cs="Arial"/>
+                <w:rFonts w:ascii="Arial" w:cs="Arial" w:hAnsi="Arial"/>
                 <w:b/>
                 <w:sz w:val="20"/>
                 <w:szCs w:val="20"/>
@@ -4577,7 +4806,7 @@
             </w:pPr>
             <w:r>
               <w:rPr>
-                <w:rFonts w:ascii="Arial" w:hAnsi="Arial" w:cs="Arial"/>
+                <w:rFonts w:ascii="Arial" w:cs="Arial" w:hAnsi="Arial"/>
                 <w:b/>
                 <w:sz w:val="20"/>
                 <w:szCs w:val="20"/>
@@ -4589,12 +4818,14 @@
         <w:tc>
           <w:tcPr>
             <w:tcW w:w="751" w:type="pct"/>
+            <w:tcBorders/>
           </w:tcPr>
           <w:p>
             <w:pPr>
+              <w:pStyle w:val="style0"/>
               <w:jc w:val="center"/>
               <w:rPr>
-                <w:rFonts w:ascii="Arial" w:hAnsi="Arial" w:cs="Arial"/>
+                <w:rFonts w:ascii="Arial" w:cs="Arial" w:hAnsi="Arial"/>
                 <w:b/>
                 <w:sz w:val="20"/>
                 <w:szCs w:val="20"/>
@@ -4602,7 +4833,7 @@
             </w:pPr>
             <w:r>
               <w:rPr>
-                <w:rFonts w:ascii="Arial" w:hAnsi="Arial" w:cs="Arial"/>
+                <w:rFonts w:ascii="Arial" w:cs="Arial" w:hAnsi="Arial"/>
                 <w:b/>
                 <w:sz w:val="20"/>
                 <w:szCs w:val="20"/>
@@ -4613,6 +4844,7 @@
         </w:tc>
       </w:tr>
       <w:tr>
+        <w:tblPrEx/>
         <w:trPr>
           <w:cantSplit/>
           <w:jc w:val="center"/>
@@ -4620,12 +4852,14 @@
         <w:tc>
           <w:tcPr>
             <w:tcW w:w="1254" w:type="pct"/>
+            <w:tcBorders/>
           </w:tcPr>
           <w:p>
             <w:pPr>
+              <w:pStyle w:val="style0"/>
               <w:jc w:val="center"/>
               <w:rPr>
-                <w:rFonts w:ascii="Arial" w:hAnsi="Arial" w:cs="Arial"/>
+                <w:rFonts w:ascii="Arial" w:cs="Arial" w:hAnsi="Arial"/>
                 <w:sz w:val="20"/>
                 <w:szCs w:val="20"/>
               </w:rPr>
@@ -4636,12 +4870,14 @@
           <w:tcPr>
             <w:tcW w:w="1152" w:type="pct"/>
             <w:gridSpan w:val="3"/>
+            <w:tcBorders/>
           </w:tcPr>
           <w:p>
             <w:pPr>
+              <w:pStyle w:val="style0"/>
               <w:jc w:val="center"/>
               <w:rPr>
-                <w:rFonts w:ascii="Arial" w:hAnsi="Arial" w:cs="Arial"/>
+                <w:rFonts w:ascii="Arial" w:cs="Arial" w:hAnsi="Arial"/>
                 <w:sz w:val="20"/>
                 <w:szCs w:val="20"/>
               </w:rPr>
@@ -4652,12 +4888,14 @@
           <w:tcPr>
             <w:tcW w:w="929" w:type="pct"/>
             <w:gridSpan w:val="2"/>
+            <w:tcBorders/>
           </w:tcPr>
           <w:p>
             <w:pPr>
+              <w:pStyle w:val="style0"/>
               <w:jc w:val="center"/>
               <w:rPr>
-                <w:rFonts w:ascii="Arial" w:hAnsi="Arial" w:cs="Arial"/>
+                <w:rFonts w:ascii="Arial" w:cs="Arial" w:hAnsi="Arial"/>
                 <w:sz w:val="20"/>
                 <w:szCs w:val="20"/>
               </w:rPr>
@@ -4668,12 +4906,14 @@
           <w:tcPr>
             <w:tcW w:w="914" w:type="pct"/>
             <w:gridSpan w:val="4"/>
+            <w:tcBorders/>
           </w:tcPr>
           <w:p>
             <w:pPr>
+              <w:pStyle w:val="style0"/>
               <w:jc w:val="center"/>
               <w:rPr>
-                <w:rFonts w:ascii="Arial" w:hAnsi="Arial" w:cs="Arial"/>
+                <w:rFonts w:ascii="Arial" w:cs="Arial" w:hAnsi="Arial"/>
                 <w:sz w:val="20"/>
                 <w:szCs w:val="20"/>
               </w:rPr>
@@ -4683,12 +4923,14 @@
         <w:tc>
           <w:tcPr>
             <w:tcW w:w="751" w:type="pct"/>
+            <w:tcBorders/>
           </w:tcPr>
           <w:p>
             <w:pPr>
+              <w:pStyle w:val="style0"/>
               <w:jc w:val="center"/>
               <w:rPr>
-                <w:rFonts w:ascii="Arial" w:hAnsi="Arial" w:cs="Arial"/>
+                <w:rFonts w:ascii="Arial" w:cs="Arial" w:hAnsi="Arial"/>
                 <w:sz w:val="20"/>
                 <w:szCs w:val="20"/>
               </w:rPr>
@@ -4697,6 +4939,7 @@
         </w:tc>
       </w:tr>
       <w:tr>
+        <w:tblPrEx/>
         <w:trPr>
           <w:cantSplit/>
           <w:jc w:val="center"/>
@@ -4704,12 +4947,14 @@
         <w:tc>
           <w:tcPr>
             <w:tcW w:w="1254" w:type="pct"/>
+            <w:tcBorders/>
           </w:tcPr>
           <w:p>
             <w:pPr>
+              <w:pStyle w:val="style0"/>
               <w:jc w:val="center"/>
               <w:rPr>
-                <w:rFonts w:ascii="Arial" w:hAnsi="Arial" w:cs="Arial"/>
+                <w:rFonts w:ascii="Arial" w:cs="Arial" w:hAnsi="Arial"/>
                 <w:sz w:val="20"/>
                 <w:szCs w:val="20"/>
               </w:rPr>
@@ -4720,12 +4965,14 @@
           <w:tcPr>
             <w:tcW w:w="1152" w:type="pct"/>
             <w:gridSpan w:val="3"/>
+            <w:tcBorders/>
           </w:tcPr>
           <w:p>
             <w:pPr>
+              <w:pStyle w:val="style0"/>
               <w:jc w:val="center"/>
               <w:rPr>
-                <w:rFonts w:ascii="Arial" w:hAnsi="Arial" w:cs="Arial"/>
+                <w:rFonts w:ascii="Arial" w:cs="Arial" w:hAnsi="Arial"/>
                 <w:sz w:val="20"/>
                 <w:szCs w:val="20"/>
               </w:rPr>
@@ -4736,12 +4983,14 @@
           <w:tcPr>
             <w:tcW w:w="929" w:type="pct"/>
             <w:gridSpan w:val="2"/>
+            <w:tcBorders/>
           </w:tcPr>
           <w:p>
             <w:pPr>
+              <w:pStyle w:val="style0"/>
               <w:jc w:val="center"/>
               <w:rPr>
-                <w:rFonts w:ascii="Arial" w:hAnsi="Arial" w:cs="Arial"/>
+                <w:rFonts w:ascii="Arial" w:cs="Arial" w:hAnsi="Arial"/>
                 <w:sz w:val="20"/>
                 <w:szCs w:val="20"/>
               </w:rPr>
@@ -4752,12 +5001,14 @@
           <w:tcPr>
             <w:tcW w:w="914" w:type="pct"/>
             <w:gridSpan w:val="4"/>
+            <w:tcBorders/>
           </w:tcPr>
           <w:p>
             <w:pPr>
+              <w:pStyle w:val="style0"/>
               <w:jc w:val="center"/>
               <w:rPr>
-                <w:rFonts w:ascii="Arial" w:hAnsi="Arial" w:cs="Arial"/>
+                <w:rFonts w:ascii="Arial" w:cs="Arial" w:hAnsi="Arial"/>
                 <w:sz w:val="20"/>
                 <w:szCs w:val="20"/>
               </w:rPr>
@@ -4767,12 +5018,14 @@
         <w:tc>
           <w:tcPr>
             <w:tcW w:w="751" w:type="pct"/>
+            <w:tcBorders/>
           </w:tcPr>
           <w:p>
             <w:pPr>
+              <w:pStyle w:val="style0"/>
               <w:jc w:val="center"/>
               <w:rPr>
-                <w:rFonts w:ascii="Arial" w:hAnsi="Arial" w:cs="Arial"/>
+                <w:rFonts w:ascii="Arial" w:cs="Arial" w:hAnsi="Arial"/>
                 <w:sz w:val="20"/>
                 <w:szCs w:val="20"/>
               </w:rPr>
@@ -4781,6 +5034,7 @@
         </w:tc>
       </w:tr>
       <w:tr>
+        <w:tblPrEx/>
         <w:trPr>
           <w:cantSplit/>
           <w:jc w:val="center"/>
@@ -4796,10 +5050,10 @@
           </w:tcPr>
           <w:p>
             <w:pPr>
-              <w:pStyle w:val="Ttulo1"/>
+              <w:pStyle w:val="style1"/>
               <w:jc w:val="center"/>
               <w:rPr>
-                <w:rFonts w:ascii="Arial" w:hAnsi="Arial" w:cs="Arial"/>
+                <w:rFonts w:ascii="Arial" w:cs="Arial" w:hAnsi="Arial"/>
                 <w:b/>
                 <w:bCs/>
                 <w:sz w:val="20"/>
@@ -4808,7 +5062,7 @@
             </w:pPr>
             <w:r>
               <w:rPr>
-                <w:rFonts w:ascii="Arial" w:hAnsi="Arial" w:cs="Arial"/>
+                <w:rFonts w:ascii="Arial" w:cs="Arial" w:hAnsi="Arial"/>
                 <w:b/>
                 <w:bCs/>
                 <w:color w:val="auto"/>
@@ -4821,6 +5075,7 @@
         </w:tc>
       </w:tr>
       <w:tr>
+        <w:tblPrEx/>
         <w:trPr>
           <w:cantSplit/>
           <w:jc w:val="center"/>
@@ -4837,9 +5092,10 @@
           </w:tcPr>
           <w:p>
             <w:pPr>
+              <w:pStyle w:val="style0"/>
               <w:jc w:val="center"/>
               <w:rPr>
-                <w:rFonts w:ascii="Arial" w:hAnsi="Arial" w:cs="Arial"/>
+                <w:rFonts w:ascii="Arial" w:cs="Arial" w:hAnsi="Arial"/>
                 <w:b/>
                 <w:sz w:val="20"/>
                 <w:szCs w:val="20"/>
@@ -4847,7 +5103,7 @@
             </w:pPr>
             <w:r>
               <w:rPr>
-                <w:rFonts w:ascii="Arial" w:hAnsi="Arial" w:cs="Arial"/>
+                <w:rFonts w:ascii="Arial" w:cs="Arial" w:hAnsi="Arial"/>
                 <w:b/>
                 <w:sz w:val="20"/>
                 <w:szCs w:val="20"/>
@@ -4868,9 +5124,10 @@
           </w:tcPr>
           <w:p>
             <w:pPr>
+              <w:pStyle w:val="style0"/>
               <w:jc w:val="center"/>
               <w:rPr>
-                <w:rFonts w:ascii="Arial" w:hAnsi="Arial" w:cs="Arial"/>
+                <w:rFonts w:ascii="Arial" w:cs="Arial" w:hAnsi="Arial"/>
                 <w:b/>
                 <w:sz w:val="20"/>
                 <w:szCs w:val="20"/>
@@ -4878,7 +5135,7 @@
             </w:pPr>
             <w:r>
               <w:rPr>
-                <w:rFonts w:ascii="Arial" w:hAnsi="Arial" w:cs="Arial"/>
+                <w:rFonts w:ascii="Arial" w:cs="Arial" w:hAnsi="Arial"/>
                 <w:b/>
                 <w:sz w:val="20"/>
                 <w:szCs w:val="20"/>
@@ -4900,9 +5157,10 @@
           </w:tcPr>
           <w:p>
             <w:pPr>
+              <w:pStyle w:val="style0"/>
               <w:jc w:val="center"/>
               <w:rPr>
-                <w:rFonts w:ascii="Arial" w:hAnsi="Arial" w:cs="Arial"/>
+                <w:rFonts w:ascii="Arial" w:cs="Arial" w:hAnsi="Arial"/>
                 <w:b/>
                 <w:sz w:val="20"/>
                 <w:szCs w:val="20"/>
@@ -4910,7 +5168,7 @@
             </w:pPr>
             <w:r>
               <w:rPr>
-                <w:rFonts w:ascii="Arial" w:hAnsi="Arial" w:cs="Arial"/>
+                <w:rFonts w:ascii="Arial" w:cs="Arial" w:hAnsi="Arial"/>
                 <w:b/>
                 <w:sz w:val="20"/>
                 <w:szCs w:val="20"/>
@@ -4930,9 +5188,10 @@
           </w:tcPr>
           <w:p>
             <w:pPr>
+              <w:pStyle w:val="style0"/>
               <w:jc w:val="center"/>
               <w:rPr>
-                <w:rFonts w:ascii="Arial" w:hAnsi="Arial" w:cs="Arial"/>
+                <w:rFonts w:ascii="Arial" w:cs="Arial" w:hAnsi="Arial"/>
                 <w:b/>
                 <w:sz w:val="20"/>
                 <w:szCs w:val="20"/>
@@ -4940,7 +5199,7 @@
             </w:pPr>
             <w:r>
               <w:rPr>
-                <w:rFonts w:ascii="Arial" w:hAnsi="Arial" w:cs="Arial"/>
+                <w:rFonts w:ascii="Arial" w:cs="Arial" w:hAnsi="Arial"/>
                 <w:b/>
                 <w:sz w:val="20"/>
                 <w:szCs w:val="20"/>
@@ -4951,9 +5210,10 @@
         </w:tc>
       </w:tr>
       <w:tr>
+        <w:tblPrEx/>
         <w:trPr>
           <w:cantSplit/>
-          <w:trHeight w:val="412"/>
+          <w:trHeight w:val="412" w:hRule="atLeast"/>
           <w:jc w:val="center"/>
         </w:trPr>
         <w:tc>
@@ -4968,6 +5228,7 @@
           </w:tcPr>
           <w:p>
             <w:pPr>
+              <w:pStyle w:val="style0"/>
               <w:jc w:val="center"/>
               <w:rPr>
                 <w:sz w:val="18"/>
@@ -4988,6 +5249,7 @@
           </w:tcPr>
           <w:p>
             <w:pPr>
+              <w:pStyle w:val="style0"/>
               <w:jc w:val="center"/>
               <w:rPr>
                 <w:sz w:val="18"/>
@@ -5009,6 +5271,7 @@
           </w:tcPr>
           <w:p>
             <w:pPr>
+              <w:pStyle w:val="style0"/>
               <w:jc w:val="center"/>
               <w:rPr>
                 <w:sz w:val="18"/>
@@ -5028,6 +5291,7 @@
           </w:tcPr>
           <w:p>
             <w:pPr>
+              <w:pStyle w:val="style0"/>
               <w:jc w:val="both"/>
               <w:rPr>
                 <w:sz w:val="18"/>
@@ -5040,7 +5304,7 @@
     </w:tbl>
     <w:p>
       <w:pPr>
-        <w:pStyle w:val="Textoindependiente"/>
+        <w:pStyle w:val="style66"/>
         <w:rPr>
           <w:rFonts w:eastAsia="Calibri"/>
           <w:lang w:eastAsia="en-US"/>
@@ -5049,20 +5313,22 @@
     </w:p>
     <w:p>
       <w:pPr>
-        <w:pStyle w:val="Textoindependiente"/>
-      </w:pPr>
-    </w:p>
-    <w:p>
-      <w:pPr>
-        <w:pStyle w:val="Textoindependiente"/>
+        <w:pStyle w:val="style66"/>
+        <w:rPr/>
+      </w:pPr>
+    </w:p>
+    <w:p>
+      <w:pPr>
+        <w:pStyle w:val="style66"/>
+        <w:rPr/>
       </w:pPr>
       <w:r>
         <w:t>Para su exhibición al momento de la entrega del contrato, aportar certifico legal de la entidad donde obren todos los datos de la misma, debidamente certificados y actualizados por el Asesor Jurídico o representante legal, según sea el caso.</w:t>
       </w:r>
     </w:p>
     <w:sectPr>
-      <w:footerReference w:type="default" r:id="rId10"/>
-      <w:pgSz w:w="11906" w:h="16838"/>
+      <w:footerReference w:type="default" r:id="rId3"/>
+      <w:pgSz w:w="11906" w:h="16838" w:orient="portrait"/>
       <w:pgMar w:top="1099" w:right="849" w:bottom="1134" w:left="993" w:header="142" w:footer="691" w:gutter="0"/>
       <w:cols w:space="708"/>
       <w:docGrid w:linePitch="360"/>
@@ -5071,40 +5337,15 @@
 </w:document>
 </file>
 
-<file path=word/endnotes.xml><?xml version="1.0" encoding="utf-8"?>
-<w:endnotes xmlns:wpc="http://schemas.microsoft.com/office/word/2010/wordprocessingCanvas" xmlns:cx="http://schemas.microsoft.com/office/drawing/2014/chartex" xmlns:cx1="http://schemas.microsoft.com/office/drawing/2015/9/8/chartex" xmlns:cx2="http://schemas.microsoft.com/office/drawing/2015/10/21/chartex" xmlns:cx3="http://schemas.microsoft.com/office/drawing/2016/5/9/chartex" xmlns:cx4="http://schemas.microsoft.com/office/drawing/2016/5/10/chartex" xmlns:cx5="http://schemas.microsoft.com/office/drawing/2016/5/11/chartex" xmlns:cx6="http://schemas.microsoft.com/office/drawing/2016/5/12/chartex" xmlns:cx7="http://schemas.microsoft.com/office/drawing/2016/5/13/chartex" xmlns:cx8="http://schemas.microsoft.com/office/drawing/2016/5/14/chartex" xmlns:mc="http://schemas.openxmlformats.org/markup-compatibility/2006" xmlns:aink="http://schemas.microsoft.com/office/drawing/2016/ink" xmlns:am3d="http://schemas.microsoft.com/office/drawing/2017/model3d" xmlns:o="urn:schemas-microsoft-com:office:office" xmlns:oel="http://schemas.microsoft.com/office/2019/extlst" xmlns:r="http://schemas.openxmlformats.org/officeDocument/2006/relationships" xmlns:m="http://schemas.openxmlformats.org/officeDocument/2006/math" xmlns:v="urn:schemas-microsoft-com:vml" xmlns:wp14="http://schemas.microsoft.com/office/word/2010/wordprocessingDrawing" xmlns:wp="http://schemas.openxmlformats.org/drawingml/2006/wordprocessingDrawing" xmlns:w10="urn:schemas-microsoft-com:office:word" xmlns:w="http://schemas.openxmlformats.org/wordprocessingml/2006/main" xmlns:w14="http://schemas.microsoft.com/office/word/2010/wordml" xmlns:w15="http://schemas.microsoft.com/office/word/2012/wordml" xmlns:w16cex="http://schemas.microsoft.com/office/word/2018/wordml/cex" xmlns:w16cid="http://schemas.microsoft.com/office/word/2016/wordml/cid" xmlns:w16="http://schemas.microsoft.com/office/word/2018/wordml" xmlns:w16du="http://schemas.microsoft.com/office/word/2023/wordml/word16du" xmlns:w16sdtdh="http://schemas.microsoft.com/office/word/2020/wordml/sdtdatahash" xmlns:w16se="http://schemas.microsoft.com/office/word/2015/wordml/symex" xmlns:wpg="http://schemas.microsoft.com/office/word/2010/wordprocessingGroup" xmlns:wpi="http://schemas.microsoft.com/office/word/2010/wordprocessingInk" xmlns:wne="http://schemas.microsoft.com/office/word/2006/wordml" xmlns:wps="http://schemas.microsoft.com/office/word/2010/wordprocessingShape" mc:Ignorable="w14 w15 w16se w16cid w16 w16cex w16sdtdh w16du wp14">
-  <w:endnote w:type="separator" w:id="-1">
-    <w:p>
-      <w:pPr>
-        <w:spacing w:after="0" w:line="240" w:lineRule="auto"/>
-      </w:pPr>
-      <w:r>
-        <w:separator/>
-      </w:r>
-    </w:p>
-  </w:endnote>
-  <w:endnote w:type="continuationSeparator" w:id="0">
-    <w:p>
-      <w:pPr>
-        <w:spacing w:after="0" w:line="240" w:lineRule="auto"/>
-      </w:pPr>
-      <w:r>
-        <w:continuationSeparator/>
-      </w:r>
-    </w:p>
-  </w:endnote>
-</w:endnotes>
-</file>
-
 <file path=word/footer1.xml><?xml version="1.0" encoding="utf-8"?>
-<w:ftr xmlns:wpc="http://schemas.microsoft.com/office/word/2010/wordprocessingCanvas" xmlns:cx="http://schemas.microsoft.com/office/drawing/2014/chartex" xmlns:cx1="http://schemas.microsoft.com/office/drawing/2015/9/8/chartex" xmlns:cx2="http://schemas.microsoft.com/office/drawing/2015/10/21/chartex" xmlns:cx3="http://schemas.microsoft.com/office/drawing/2016/5/9/chartex" xmlns:cx4="http://schemas.microsoft.com/office/drawing/2016/5/10/chartex" xmlns:cx5="http://schemas.microsoft.com/office/drawing/2016/5/11/chartex" xmlns:cx6="http://schemas.microsoft.com/office/drawing/2016/5/12/chartex" xmlns:cx7="http://schemas.microsoft.com/office/drawing/2016/5/13/chartex" xmlns:cx8="http://schemas.microsoft.com/office/drawing/2016/5/14/chartex" xmlns:mc="http://schemas.openxmlformats.org/markup-compatibility/2006" xmlns:aink="http://schemas.microsoft.com/office/drawing/2016/ink" xmlns:am3d="http://schemas.microsoft.com/office/drawing/2017/model3d" xmlns:o="urn:schemas-microsoft-com:office:office" xmlns:oel="http://schemas.microsoft.com/office/2019/extlst" xmlns:r="http://schemas.openxmlformats.org/officeDocument/2006/relationships" xmlns:m="http://schemas.openxmlformats.org/officeDocument/2006/math" xmlns:v="urn:schemas-microsoft-com:vml" xmlns:wp14="http://schemas.microsoft.com/office/word/2010/wordprocessingDrawing" xmlns:wp="http://schemas.openxmlformats.org/drawingml/2006/wordprocessingDrawing" xmlns:w10="urn:schemas-microsoft-com:office:word" xmlns:w="http://schemas.openxmlformats.org/wordprocessingml/2006/main" xmlns:w14="http://schemas.microsoft.com/office/word/2010/wordml" xmlns:w15="http://schemas.microsoft.com/office/word/2012/wordml" xmlns:w16cex="http://schemas.microsoft.com/office/word/2018/wordml/cex" xmlns:w16cid="http://schemas.microsoft.com/office/word/2016/wordml/cid" xmlns:w16="http://schemas.microsoft.com/office/word/2018/wordml" xmlns:w16du="http://schemas.microsoft.com/office/word/2023/wordml/word16du" xmlns:w16sdtdh="http://schemas.microsoft.com/office/word/2020/wordml/sdtdatahash" xmlns:w16se="http://schemas.microsoft.com/office/word/2015/wordml/symex" xmlns:wpg="http://schemas.microsoft.com/office/word/2010/wordprocessingGroup" xmlns:wpi="http://schemas.microsoft.com/office/word/2010/wordprocessingInk" xmlns:wne="http://schemas.microsoft.com/office/word/2006/wordml" xmlns:wps="http://schemas.microsoft.com/office/word/2010/wordprocessingShape" mc:Ignorable="w14 w15 w16se w16cid w16 w16cex w16sdtdh w16du wp14">
+<w:ftr xmlns:w="http://schemas.openxmlformats.org/wordprocessingml/2006/main" xmlns:wp="http://schemas.openxmlformats.org/drawingml/2006/wordprocessingDrawing" xmlns:r="http://schemas.openxmlformats.org/officeDocument/2006/relationships" xmlns:v="urn:schemas-microsoft-com:vml" xmlns:w10="urn:schemas-microsoft-com:office:word" xmlns:o="urn:schemas-microsoft-com:office:office" xmlns:wp14="http://schemas.microsoft.com/office/word/2010/wordprocessingDrawing" xmlns:w14="http://schemas.microsoft.com/office/word/2010/wordml" xmlns:mc="http://schemas.openxmlformats.org/markup-compatibility/2006" xmlns:m="http://schemas.openxmlformats.org/officeDocument/2006/math" xmlns:wps="http://schemas.microsoft.com/office/word/2010/wordprocessingShape" xmlns:wpg="http://schemas.microsoft.com/office/word/2010/wordprocessingGroup" xmlns:wpi="http://schemas.microsoft.com/office/word/2010/wordprocessingInk" xmlns:wpc="http://schemas.microsoft.com/office/word/2010/wordprocessingCanvas" xmlns:wpsCustomData="http://www.wps.cn/officeDocument/2013/wpsCustomData" mc:Ignorable="w14 wp14">
   <w:p>
     <w:pPr>
-      <w:pStyle w:val="Piedepgina"/>
-      <w:rPr>
-        <w:rFonts w:ascii="Arial" w:hAnsi="Arial" w:cs="Arial"/>
+      <w:pStyle w:val="style32"/>
+      <w:rPr>
+        <w:rFonts w:ascii="Arial" w:cs="Arial" w:hAnsi="Arial"/>
         <w:b/>
-        <w:color w:val="0070C0"/>
+        <w:color w:val="0070c0"/>
         <w:sz w:val="24"/>
         <w:szCs w:val="24"/>
         <w:lang w:val="es-ES"/>
@@ -5112,9 +5353,9 @@
     </w:pPr>
     <w:r>
       <w:rPr>
-        <w:rFonts w:ascii="Arial" w:hAnsi="Arial" w:cs="Arial"/>
+        <w:rFonts w:ascii="Arial" w:cs="Arial" w:hAnsi="Arial"/>
         <w:b/>
-        <w:color w:val="0070C0"/>
+        <w:color w:val="0070c0"/>
         <w:sz w:val="24"/>
         <w:szCs w:val="24"/>
         <w:lang w:val="es-ES"/>
@@ -5125,35 +5366,10 @@
 </w:ftr>
 </file>
 
-<file path=word/footnotes.xml><?xml version="1.0" encoding="utf-8"?>
-<w:footnotes xmlns:wpc="http://schemas.microsoft.com/office/word/2010/wordprocessingCanvas" xmlns:cx="http://schemas.microsoft.com/office/drawing/2014/chartex" xmlns:cx1="http://schemas.microsoft.com/office/drawing/2015/9/8/chartex" xmlns:cx2="http://schemas.microsoft.com/office/drawing/2015/10/21/chartex" xmlns:cx3="http://schemas.microsoft.com/office/drawing/2016/5/9/chartex" xmlns:cx4="http://schemas.microsoft.com/office/drawing/2016/5/10/chartex" xmlns:cx5="http://schemas.microsoft.com/office/drawing/2016/5/11/chartex" xmlns:cx6="http://schemas.microsoft.com/office/drawing/2016/5/12/chartex" xmlns:cx7="http://schemas.microsoft.com/office/drawing/2016/5/13/chartex" xmlns:cx8="http://schemas.microsoft.com/office/drawing/2016/5/14/chartex" xmlns:mc="http://schemas.openxmlformats.org/markup-compatibility/2006" xmlns:aink="http://schemas.microsoft.com/office/drawing/2016/ink" xmlns:am3d="http://schemas.microsoft.com/office/drawing/2017/model3d" xmlns:o="urn:schemas-microsoft-com:office:office" xmlns:oel="http://schemas.microsoft.com/office/2019/extlst" xmlns:r="http://schemas.openxmlformats.org/officeDocument/2006/relationships" xmlns:m="http://schemas.openxmlformats.org/officeDocument/2006/math" xmlns:v="urn:schemas-microsoft-com:vml" xmlns:wp14="http://schemas.microsoft.com/office/word/2010/wordprocessingDrawing" xmlns:wp="http://schemas.openxmlformats.org/drawingml/2006/wordprocessingDrawing" xmlns:w10="urn:schemas-microsoft-com:office:word" xmlns:w="http://schemas.openxmlformats.org/wordprocessingml/2006/main" xmlns:w14="http://schemas.microsoft.com/office/word/2010/wordml" xmlns:w15="http://schemas.microsoft.com/office/word/2012/wordml" xmlns:w16cex="http://schemas.microsoft.com/office/word/2018/wordml/cex" xmlns:w16cid="http://schemas.microsoft.com/office/word/2016/wordml/cid" xmlns:w16="http://schemas.microsoft.com/office/word/2018/wordml" xmlns:w16du="http://schemas.microsoft.com/office/word/2023/wordml/word16du" xmlns:w16sdtdh="http://schemas.microsoft.com/office/word/2020/wordml/sdtdatahash" xmlns:w16se="http://schemas.microsoft.com/office/word/2015/wordml/symex" xmlns:wpg="http://schemas.microsoft.com/office/word/2010/wordprocessingGroup" xmlns:wpi="http://schemas.microsoft.com/office/word/2010/wordprocessingInk" xmlns:wne="http://schemas.microsoft.com/office/word/2006/wordml" xmlns:wps="http://schemas.microsoft.com/office/word/2010/wordprocessingShape" mc:Ignorable="w14 w15 w16se w16cid w16 w16cex w16sdtdh w16du wp14">
-  <w:footnote w:type="separator" w:id="-1">
-    <w:p>
-      <w:pPr>
-        <w:spacing w:after="0" w:line="240" w:lineRule="auto"/>
-      </w:pPr>
-      <w:r>
-        <w:separator/>
-      </w:r>
-    </w:p>
-  </w:footnote>
-  <w:footnote w:type="continuationSeparator" w:id="0">
-    <w:p>
-      <w:pPr>
-        <w:spacing w:after="0" w:line="240" w:lineRule="auto"/>
-      </w:pPr>
-      <w:r>
-        <w:continuationSeparator/>
-      </w:r>
-    </w:p>
-  </w:footnote>
-</w:footnotes>
-</file>
-
 <file path=word/numbering.xml><?xml version="1.0" encoding="utf-8"?>
-<w:numbering xmlns:wpc="http://schemas.microsoft.com/office/word/2010/wordprocessingCanvas" xmlns:cx="http://schemas.microsoft.com/office/drawing/2014/chartex" xmlns:cx1="http://schemas.microsoft.com/office/drawing/2015/9/8/chartex" xmlns:cx2="http://schemas.microsoft.com/office/drawing/2015/10/21/chartex" xmlns:cx3="http://schemas.microsoft.com/office/drawing/2016/5/9/chartex" xmlns:cx4="http://schemas.microsoft.com/office/drawing/2016/5/10/chartex" xmlns:cx5="http://schemas.microsoft.com/office/drawing/2016/5/11/chartex" xmlns:cx6="http://schemas.microsoft.com/office/drawing/2016/5/12/chartex" xmlns:cx7="http://schemas.microsoft.com/office/drawing/2016/5/13/chartex" xmlns:cx8="http://schemas.microsoft.com/office/drawing/2016/5/14/chartex" xmlns:mc="http://schemas.openxmlformats.org/markup-compatibility/2006" xmlns:aink="http://schemas.microsoft.com/office/drawing/2016/ink" xmlns:am3d="http://schemas.microsoft.com/office/drawing/2017/model3d" xmlns:o="urn:schemas-microsoft-com:office:office" xmlns:oel="http://schemas.microsoft.com/office/2019/extlst" xmlns:r="http://schemas.openxmlformats.org/officeDocument/2006/relationships" xmlns:m="http://schemas.openxmlformats.org/officeDocument/2006/math" xmlns:v="urn:schemas-microsoft-com:vml" xmlns:wp14="http://schemas.microsoft.com/office/word/2010/wordprocessingDrawing" xmlns:wp="http://schemas.openxmlformats.org/drawingml/2006/wordprocessingDrawing" xmlns:w10="urn:schemas-microsoft-com:office:word" xmlns:w="http://schemas.openxmlformats.org/wordprocessingml/2006/main" xmlns:w14="http://schemas.microsoft.com/office/word/2010/wordml" xmlns:w15="http://schemas.microsoft.com/office/word/2012/wordml" xmlns:w16cex="http://schemas.microsoft.com/office/word/2018/wordml/cex" xmlns:w16cid="http://schemas.microsoft.com/office/word/2016/wordml/cid" xmlns:w16="http://schemas.microsoft.com/office/word/2018/wordml" xmlns:w16du="http://schemas.microsoft.com/office/word/2023/wordml/word16du" xmlns:w16sdtdh="http://schemas.microsoft.com/office/word/2020/wordml/sdtdatahash" xmlns:w16se="http://schemas.microsoft.com/office/word/2015/wordml/symex" xmlns:wpg="http://schemas.microsoft.com/office/word/2010/wordprocessingGroup" xmlns:wpi="http://schemas.microsoft.com/office/word/2010/wordprocessingInk" xmlns:wne="http://schemas.microsoft.com/office/word/2006/wordml" xmlns:wps="http://schemas.microsoft.com/office/word/2010/wordprocessingShape" mc:Ignorable="w14 w15 w16se w16cid w16 w16cex w16sdtdh w16du wp14">
-  <w:abstractNum w:abstractNumId="0" w15:restartNumberingAfterBreak="0">
-    <w:nsid w:val="00000001"/>
+<w:numbering xmlns:wpc="http://schemas.microsoft.com/office/word/2010/wordprocessingCanvas" xmlns:mc="http://schemas.openxmlformats.org/markup-compatibility/2006" xmlns:o="urn:schemas-microsoft-com:office:office" xmlns:r="http://schemas.openxmlformats.org/package/2006/relationships" xmlns:m="http://schemas.openxmlformats.org/officeDocument/2006/math" xmlns:v="urn:schemas-microsoft-com:vml" xmlns:wp14="http://schemas.microsoft.com/office/word/2010/wordprocessingDrawing" xmlns:wp="http://schemas.openxmlformats.org/drawingml/2006/wordprocessingDrawing" xmlns:w10="urn:schemas-microsoft-com:office:word" xmlns:w="http://schemas.openxmlformats.org/wordprocessingml/2006/main" xmlns:w14="http://schemas.microsoft.com/office/word/2010/wordml" xmlns:wpg="http://schemas.microsoft.com/office/word/2010/wordprocessingGroup" xmlns:wpi="http://schemas.microsoft.com/office/word/2010/wordprocessingInk" xmlns:wne="http://schemas.microsoft.com/office/word/2006/wordml" xmlns:wps="http://schemas.microsoft.com/office/word/2010/wordprocessingShape" mc:Ignorable="w14 wp14">
+  <w:abstractNum w:abstractNumId="0">
+    <w:nsid w:val="00000000"/>
     <w:multiLevelType w:val="hybridMultilevel"/>
     <w:tmpl w:val="466E6280"/>
     <w:lvl w:ilvl="0" w:tplc="0C0A0001">
@@ -5177,7 +5393,7 @@
         <w:ind w:left="1440" w:hanging="360"/>
       </w:pPr>
       <w:rPr>
-        <w:rFonts w:ascii="Courier New" w:hAnsi="Courier New" w:cs="Courier New" w:hint="default"/>
+        <w:rFonts w:ascii="Courier New" w:cs="Courier New" w:hAnsi="Courier New" w:hint="default"/>
       </w:rPr>
     </w:lvl>
     <w:lvl w:ilvl="2" w:tplc="0C0A0005" w:tentative="1">
@@ -5213,7 +5429,7 @@
         <w:ind w:left="3600" w:hanging="360"/>
       </w:pPr>
       <w:rPr>
-        <w:rFonts w:ascii="Courier New" w:hAnsi="Courier New" w:cs="Courier New" w:hint="default"/>
+        <w:rFonts w:ascii="Courier New" w:cs="Courier New" w:hAnsi="Courier New" w:hint="default"/>
       </w:rPr>
     </w:lvl>
     <w:lvl w:ilvl="5" w:tplc="0C0A0005" w:tentative="1">
@@ -5249,7 +5465,7 @@
         <w:ind w:left="5760" w:hanging="360"/>
       </w:pPr>
       <w:rPr>
-        <w:rFonts w:ascii="Courier New" w:hAnsi="Courier New" w:cs="Courier New" w:hint="default"/>
+        <w:rFonts w:ascii="Courier New" w:cs="Courier New" w:hAnsi="Courier New" w:hint="default"/>
       </w:rPr>
     </w:lvl>
     <w:lvl w:ilvl="8" w:tplc="0C0A0005" w:tentative="1">
@@ -5265,8 +5481,8 @@
       </w:rPr>
     </w:lvl>
   </w:abstractNum>
-  <w:abstractNum w:abstractNumId="1" w15:restartNumberingAfterBreak="0">
-    <w:nsid w:val="00000002"/>
+  <w:abstractNum w:abstractNumId="1">
+    <w:nsid w:val="00000001"/>
     <w:multiLevelType w:val="hybridMultilevel"/>
     <w:tmpl w:val="9A181BB0"/>
     <w:lvl w:ilvl="0" w:tplc="0C0A0001">
@@ -5290,7 +5506,7 @@
         <w:ind w:left="1440" w:hanging="360"/>
       </w:pPr>
       <w:rPr>
-        <w:rFonts w:ascii="Courier New" w:hAnsi="Courier New" w:cs="Courier New" w:hint="default"/>
+        <w:rFonts w:ascii="Courier New" w:cs="Courier New" w:hAnsi="Courier New" w:hint="default"/>
       </w:rPr>
     </w:lvl>
     <w:lvl w:ilvl="2" w:tplc="0C0A0005" w:tentative="1">
@@ -5326,7 +5542,7 @@
         <w:ind w:left="3600" w:hanging="360"/>
       </w:pPr>
       <w:rPr>
-        <w:rFonts w:ascii="Courier New" w:hAnsi="Courier New" w:cs="Courier New" w:hint="default"/>
+        <w:rFonts w:ascii="Courier New" w:cs="Courier New" w:hAnsi="Courier New" w:hint="default"/>
       </w:rPr>
     </w:lvl>
     <w:lvl w:ilvl="5" w:tplc="0C0A0005" w:tentative="1">
@@ -5362,7 +5578,7 @@
         <w:ind w:left="5760" w:hanging="360"/>
       </w:pPr>
       <w:rPr>
-        <w:rFonts w:ascii="Courier New" w:hAnsi="Courier New" w:cs="Courier New" w:hint="default"/>
+        <w:rFonts w:ascii="Courier New" w:cs="Courier New" w:hAnsi="Courier New" w:hint="default"/>
       </w:rPr>
     </w:lvl>
     <w:lvl w:ilvl="8" w:tplc="0C0A0005" w:tentative="1">
@@ -5378,8 +5594,8 @@
       </w:rPr>
     </w:lvl>
   </w:abstractNum>
-  <w:abstractNum w:abstractNumId="2" w15:restartNumberingAfterBreak="0">
-    <w:nsid w:val="00000003"/>
+  <w:abstractNum w:abstractNumId="2">
+    <w:nsid w:val="00000002"/>
     <w:multiLevelType w:val="multilevel"/>
     <w:tmpl w:val="D3E22F10"/>
     <w:lvl w:ilvl="0">
@@ -5510,8 +5726,8 @@
       </w:rPr>
     </w:lvl>
   </w:abstractNum>
-  <w:abstractNum w:abstractNumId="3" w15:restartNumberingAfterBreak="0">
-    <w:nsid w:val="00000004"/>
+  <w:abstractNum w:abstractNumId="3">
+    <w:nsid w:val="00000003"/>
     <w:multiLevelType w:val="hybridMultilevel"/>
     <w:tmpl w:val="75C816B4"/>
     <w:lvl w:ilvl="0" w:tplc="35DA397A">
@@ -5599,8 +5815,8 @@
       </w:pPr>
     </w:lvl>
   </w:abstractNum>
-  <w:abstractNum w:abstractNumId="4" w15:restartNumberingAfterBreak="0">
-    <w:nsid w:val="00000005"/>
+  <w:abstractNum w:abstractNumId="4">
+    <w:nsid w:val="00000004"/>
     <w:multiLevelType w:val="hybridMultilevel"/>
     <w:tmpl w:val="948A148C"/>
     <w:lvl w:ilvl="0" w:tplc="01904558">
@@ -5688,8 +5904,8 @@
       </w:pPr>
     </w:lvl>
   </w:abstractNum>
-  <w:abstractNum w:abstractNumId="5" w15:restartNumberingAfterBreak="0">
-    <w:nsid w:val="00000006"/>
+  <w:abstractNum w:abstractNumId="5">
+    <w:nsid w:val="00000005"/>
     <w:multiLevelType w:val="hybridMultilevel"/>
     <w:tmpl w:val="EAB47B56"/>
     <w:lvl w:ilvl="0" w:tplc="3C3EA170">
@@ -5701,7 +5917,7 @@
         <w:ind w:left="720" w:hanging="360"/>
       </w:pPr>
       <w:rPr>
-        <w:rFonts w:ascii="Calibri" w:hAnsi="Calibri" w:cs="Calibri" w:hint="default"/>
+        <w:rFonts w:ascii="Calibri" w:cs="Calibri" w:hAnsi="Calibri" w:hint="default"/>
         <w:b/>
         <w:sz w:val="22"/>
       </w:rPr>
@@ -5779,8 +5995,8 @@
       </w:pPr>
     </w:lvl>
   </w:abstractNum>
-  <w:abstractNum w:abstractNumId="6" w15:restartNumberingAfterBreak="0">
-    <w:nsid w:val="00000007"/>
+  <w:abstractNum w:abstractNumId="6">
+    <w:nsid w:val="00000006"/>
     <w:multiLevelType w:val="hybridMultilevel"/>
     <w:tmpl w:val="F1BEADBE"/>
     <w:lvl w:ilvl="0" w:tplc="F13299FC">
@@ -5792,7 +6008,7 @@
         <w:ind w:left="720" w:hanging="360"/>
       </w:pPr>
       <w:rPr>
-        <w:rFonts w:ascii="Calibri" w:hAnsi="Calibri" w:cs="Calibri" w:hint="default"/>
+        <w:rFonts w:ascii="Calibri" w:cs="Calibri" w:hAnsi="Calibri" w:hint="default"/>
         <w:b/>
         <w:sz w:val="22"/>
       </w:rPr>
@@ -5870,8 +6086,8 @@
       </w:pPr>
     </w:lvl>
   </w:abstractNum>
-  <w:abstractNum w:abstractNumId="7" w15:restartNumberingAfterBreak="0">
-    <w:nsid w:val="00000008"/>
+  <w:abstractNum w:abstractNumId="7">
+    <w:nsid w:val="00000007"/>
     <w:multiLevelType w:val="hybridMultilevel"/>
     <w:tmpl w:val="3B4410DE"/>
     <w:lvl w:ilvl="0" w:tplc="FD8EE52A">
@@ -5883,7 +6099,7 @@
         <w:ind w:left="720" w:hanging="360"/>
       </w:pPr>
       <w:rPr>
-        <w:rFonts w:ascii="Calibri" w:hAnsi="Calibri" w:cs="Calibri" w:hint="default"/>
+        <w:rFonts w:ascii="Calibri" w:cs="Calibri" w:hAnsi="Calibri" w:hint="default"/>
         <w:b/>
         <w:sz w:val="22"/>
       </w:rPr>
@@ -5961,8 +6177,8 @@
       </w:pPr>
     </w:lvl>
   </w:abstractNum>
-  <w:abstractNum w:abstractNumId="8" w15:restartNumberingAfterBreak="0">
-    <w:nsid w:val="00000009"/>
+  <w:abstractNum w:abstractNumId="8">
+    <w:nsid w:val="00000008"/>
     <w:multiLevelType w:val="hybridMultilevel"/>
     <w:tmpl w:val="26FACEC2"/>
     <w:lvl w:ilvl="0" w:tplc="0C0A0017">
@@ -6074,8 +6290,8 @@
       </w:rPr>
     </w:lvl>
   </w:abstractNum>
-  <w:abstractNum w:abstractNumId="9" w15:restartNumberingAfterBreak="0">
-    <w:nsid w:val="0000000A"/>
+  <w:abstractNum w:abstractNumId="9">
+    <w:nsid w:val="00000009"/>
     <w:multiLevelType w:val="hybridMultilevel"/>
     <w:tmpl w:val="8D8C98A4"/>
     <w:lvl w:ilvl="0" w:tplc="0C0A0001">
@@ -6099,7 +6315,7 @@
         <w:ind w:left="1298" w:hanging="360"/>
       </w:pPr>
       <w:rPr>
-        <w:rFonts w:ascii="Courier New" w:hAnsi="Courier New" w:cs="Courier New" w:hint="default"/>
+        <w:rFonts w:ascii="Courier New" w:cs="Courier New" w:hAnsi="Courier New" w:hint="default"/>
       </w:rPr>
     </w:lvl>
     <w:lvl w:ilvl="2" w:tplc="0C0A0005" w:tentative="1">
@@ -6135,7 +6351,7 @@
         <w:ind w:left="3458" w:hanging="360"/>
       </w:pPr>
       <w:rPr>
-        <w:rFonts w:ascii="Courier New" w:hAnsi="Courier New" w:cs="Courier New" w:hint="default"/>
+        <w:rFonts w:ascii="Courier New" w:cs="Courier New" w:hAnsi="Courier New" w:hint="default"/>
       </w:rPr>
     </w:lvl>
     <w:lvl w:ilvl="5" w:tplc="0C0A0005" w:tentative="1">
@@ -6171,7 +6387,7 @@
         <w:ind w:left="5618" w:hanging="360"/>
       </w:pPr>
       <w:rPr>
-        <w:rFonts w:ascii="Courier New" w:hAnsi="Courier New" w:cs="Courier New" w:hint="default"/>
+        <w:rFonts w:ascii="Courier New" w:cs="Courier New" w:hAnsi="Courier New" w:hint="default"/>
       </w:rPr>
     </w:lvl>
     <w:lvl w:ilvl="8" w:tplc="0C0A0005" w:tentative="1">
@@ -6187,8 +6403,8 @@
       </w:rPr>
     </w:lvl>
   </w:abstractNum>
-  <w:abstractNum w:abstractNumId="10" w15:restartNumberingAfterBreak="0">
-    <w:nsid w:val="0000000B"/>
+  <w:abstractNum w:abstractNumId="10">
+    <w:nsid w:val="0000000A"/>
     <w:multiLevelType w:val="multilevel"/>
     <w:tmpl w:val="936619B0"/>
     <w:lvl w:ilvl="0">
@@ -6301,8 +6517,8 @@
       </w:rPr>
     </w:lvl>
   </w:abstractNum>
-  <w:abstractNum w:abstractNumId="11" w15:restartNumberingAfterBreak="0">
-    <w:nsid w:val="0000000C"/>
+  <w:abstractNum w:abstractNumId="11">
+    <w:nsid w:val="0000000B"/>
     <w:multiLevelType w:val="hybridMultilevel"/>
     <w:tmpl w:val="EFA096E2"/>
     <w:lvl w:ilvl="0" w:tplc="0C0A0001">
@@ -6312,7 +6528,7 @@
       <w:lvlJc w:val="left"/>
       <w:pPr>
         <w:tabs>
-          <w:tab w:val="left" w:pos="1620"/>
+          <w:tab w:val="left" w:leader="none" w:pos="1620"/>
         </w:tabs>
         <w:ind w:left="1620" w:hanging="360"/>
       </w:pPr>
@@ -6327,7 +6543,7 @@
       <w:lvlJc w:val="left"/>
       <w:pPr>
         <w:tabs>
-          <w:tab w:val="left" w:pos="2490"/>
+          <w:tab w:val="left" w:leader="none" w:pos="2490"/>
         </w:tabs>
         <w:ind w:left="2490" w:hanging="360"/>
       </w:pPr>
@@ -6342,7 +6558,7 @@
       <w:lvlJc w:val="left"/>
       <w:pPr>
         <w:tabs>
-          <w:tab w:val="left" w:pos="3210"/>
+          <w:tab w:val="left" w:leader="none" w:pos="3210"/>
         </w:tabs>
         <w:ind w:left="3210" w:hanging="360"/>
       </w:pPr>
@@ -6357,7 +6573,7 @@
       <w:lvlJc w:val="left"/>
       <w:pPr>
         <w:tabs>
-          <w:tab w:val="left" w:pos="3930"/>
+          <w:tab w:val="left" w:leader="none" w:pos="3930"/>
         </w:tabs>
         <w:ind w:left="3930" w:hanging="360"/>
       </w:pPr>
@@ -6372,7 +6588,7 @@
       <w:lvlJc w:val="left"/>
       <w:pPr>
         <w:tabs>
-          <w:tab w:val="left" w:pos="4650"/>
+          <w:tab w:val="left" w:leader="none" w:pos="4650"/>
         </w:tabs>
         <w:ind w:left="4650" w:hanging="360"/>
       </w:pPr>
@@ -6387,7 +6603,7 @@
       <w:lvlJc w:val="left"/>
       <w:pPr>
         <w:tabs>
-          <w:tab w:val="left" w:pos="5370"/>
+          <w:tab w:val="left" w:leader="none" w:pos="5370"/>
         </w:tabs>
         <w:ind w:left="5370" w:hanging="360"/>
       </w:pPr>
@@ -6402,7 +6618,7 @@
       <w:lvlJc w:val="left"/>
       <w:pPr>
         <w:tabs>
-          <w:tab w:val="left" w:pos="6090"/>
+          <w:tab w:val="left" w:leader="none" w:pos="6090"/>
         </w:tabs>
         <w:ind w:left="6090" w:hanging="360"/>
       </w:pPr>
@@ -6417,7 +6633,7 @@
       <w:lvlJc w:val="left"/>
       <w:pPr>
         <w:tabs>
-          <w:tab w:val="left" w:pos="6810"/>
+          <w:tab w:val="left" w:leader="none" w:pos="6810"/>
         </w:tabs>
         <w:ind w:left="6810" w:hanging="360"/>
       </w:pPr>
@@ -6432,7 +6648,7 @@
       <w:lvlJc w:val="left"/>
       <w:pPr>
         <w:tabs>
-          <w:tab w:val="left" w:pos="7530"/>
+          <w:tab w:val="left" w:leader="none" w:pos="7530"/>
         </w:tabs>
         <w:ind w:left="7530" w:hanging="360"/>
       </w:pPr>
@@ -6441,8 +6657,8 @@
       </w:rPr>
     </w:lvl>
   </w:abstractNum>
-  <w:abstractNum w:abstractNumId="12" w15:restartNumberingAfterBreak="0">
-    <w:nsid w:val="0000000D"/>
+  <w:abstractNum w:abstractNumId="12">
+    <w:nsid w:val="0000000C"/>
     <w:multiLevelType w:val="hybridMultilevel"/>
     <w:tmpl w:val="26804E1C"/>
     <w:lvl w:ilvl="0" w:tplc="0C0A0001">
@@ -6452,7 +6668,7 @@
       <w:lvlJc w:val="left"/>
       <w:pPr>
         <w:tabs>
-          <w:tab w:val="left" w:pos="1500"/>
+          <w:tab w:val="left" w:leader="none" w:pos="1500"/>
         </w:tabs>
         <w:ind w:left="1500" w:hanging="360"/>
       </w:pPr>
@@ -6467,12 +6683,12 @@
       <w:lvlJc w:val="left"/>
       <w:pPr>
         <w:tabs>
-          <w:tab w:val="left" w:pos="2220"/>
+          <w:tab w:val="left" w:leader="none" w:pos="2220"/>
         </w:tabs>
         <w:ind w:left="2220" w:hanging="360"/>
       </w:pPr>
       <w:rPr>
-        <w:rFonts w:ascii="Courier New" w:hAnsi="Courier New" w:cs="Courier New" w:hint="default"/>
+        <w:rFonts w:ascii="Courier New" w:cs="Courier New" w:hAnsi="Courier New" w:hint="default"/>
       </w:rPr>
     </w:lvl>
     <w:lvl w:ilvl="2" w:tplc="0C0A0005">
@@ -6482,7 +6698,7 @@
       <w:lvlJc w:val="left"/>
       <w:pPr>
         <w:tabs>
-          <w:tab w:val="left" w:pos="2940"/>
+          <w:tab w:val="left" w:leader="none" w:pos="2940"/>
         </w:tabs>
         <w:ind w:left="2940" w:hanging="360"/>
       </w:pPr>
@@ -6497,7 +6713,7 @@
       <w:lvlJc w:val="left"/>
       <w:pPr>
         <w:tabs>
-          <w:tab w:val="left" w:pos="3660"/>
+          <w:tab w:val="left" w:leader="none" w:pos="3660"/>
         </w:tabs>
         <w:ind w:left="3660" w:hanging="360"/>
       </w:pPr>
@@ -6512,12 +6728,12 @@
       <w:lvlJc w:val="left"/>
       <w:pPr>
         <w:tabs>
-          <w:tab w:val="left" w:pos="4380"/>
+          <w:tab w:val="left" w:leader="none" w:pos="4380"/>
         </w:tabs>
         <w:ind w:left="4380" w:hanging="360"/>
       </w:pPr>
       <w:rPr>
-        <w:rFonts w:ascii="Courier New" w:hAnsi="Courier New" w:cs="Courier New" w:hint="default"/>
+        <w:rFonts w:ascii="Courier New" w:cs="Courier New" w:hAnsi="Courier New" w:hint="default"/>
       </w:rPr>
     </w:lvl>
     <w:lvl w:ilvl="5" w:tplc="0C0A0005">
@@ -6527,7 +6743,7 @@
       <w:lvlJc w:val="left"/>
       <w:pPr>
         <w:tabs>
-          <w:tab w:val="left" w:pos="5100"/>
+          <w:tab w:val="left" w:leader="none" w:pos="5100"/>
         </w:tabs>
         <w:ind w:left="5100" w:hanging="360"/>
       </w:pPr>
@@ -6542,7 +6758,7 @@
       <w:lvlJc w:val="left"/>
       <w:pPr>
         <w:tabs>
-          <w:tab w:val="left" w:pos="5820"/>
+          <w:tab w:val="left" w:leader="none" w:pos="5820"/>
         </w:tabs>
         <w:ind w:left="5820" w:hanging="360"/>
       </w:pPr>
@@ -6557,12 +6773,12 @@
       <w:lvlJc w:val="left"/>
       <w:pPr>
         <w:tabs>
-          <w:tab w:val="left" w:pos="6540"/>
+          <w:tab w:val="left" w:leader="none" w:pos="6540"/>
         </w:tabs>
         <w:ind w:left="6540" w:hanging="360"/>
       </w:pPr>
       <w:rPr>
-        <w:rFonts w:ascii="Courier New" w:hAnsi="Courier New" w:cs="Courier New" w:hint="default"/>
+        <w:rFonts w:ascii="Courier New" w:cs="Courier New" w:hAnsi="Courier New" w:hint="default"/>
       </w:rPr>
     </w:lvl>
     <w:lvl w:ilvl="8" w:tplc="0C0A0005">
@@ -6572,7 +6788,7 @@
       <w:lvlJc w:val="left"/>
       <w:pPr>
         <w:tabs>
-          <w:tab w:val="left" w:pos="7260"/>
+          <w:tab w:val="left" w:leader="none" w:pos="7260"/>
         </w:tabs>
         <w:ind w:left="7260" w:hanging="360"/>
       </w:pPr>
@@ -6581,8 +6797,8 @@
       </w:rPr>
     </w:lvl>
   </w:abstractNum>
-  <w:abstractNum w:abstractNumId="13" w15:restartNumberingAfterBreak="0">
-    <w:nsid w:val="0000000E"/>
+  <w:abstractNum w:abstractNumId="13">
+    <w:nsid w:val="0000000D"/>
     <w:multiLevelType w:val="hybridMultilevel"/>
     <w:tmpl w:val="E01C0B78"/>
     <w:lvl w:ilvl="0" w:tplc="0C0A0017">
@@ -6694,8 +6910,8 @@
       </w:rPr>
     </w:lvl>
   </w:abstractNum>
-  <w:abstractNum w:abstractNumId="14" w15:restartNumberingAfterBreak="0">
-    <w:nsid w:val="0000000F"/>
+  <w:abstractNum w:abstractNumId="14">
+    <w:nsid w:val="0000000E"/>
     <w:multiLevelType w:val="hybridMultilevel"/>
     <w:tmpl w:val="98AA2440"/>
     <w:lvl w:ilvl="0" w:tplc="280A0001">
@@ -6807,8 +7023,8 @@
       </w:rPr>
     </w:lvl>
   </w:abstractNum>
-  <w:abstractNum w:abstractNumId="15" w15:restartNumberingAfterBreak="0">
-    <w:nsid w:val="00000010"/>
+  <w:abstractNum w:abstractNumId="15">
+    <w:nsid w:val="0000000F"/>
     <w:multiLevelType w:val="multilevel"/>
     <w:tmpl w:val="AB4C056E"/>
     <w:lvl w:ilvl="0">
@@ -6845,7 +7061,7 @@
       </w:pPr>
       <w:rPr>
         <w:rFonts w:hint="default"/>
-        <w:b w:val="0"/>
+        <w:b w:val="false"/>
       </w:rPr>
     </w:lvl>
     <w:lvl w:ilvl="3">
@@ -6921,8 +7137,8 @@
       </w:rPr>
     </w:lvl>
   </w:abstractNum>
-  <w:abstractNum w:abstractNumId="16" w15:restartNumberingAfterBreak="0">
-    <w:nsid w:val="00000011"/>
+  <w:abstractNum w:abstractNumId="16">
+    <w:nsid w:val="00000010"/>
     <w:multiLevelType w:val="multilevel"/>
     <w:tmpl w:val="2B9A00E2"/>
     <w:lvl w:ilvl="0">
@@ -6959,7 +7175,7 @@
       </w:pPr>
       <w:rPr>
         <w:rFonts w:hint="default"/>
-        <w:b w:val="0"/>
+        <w:b w:val="false"/>
       </w:rPr>
     </w:lvl>
     <w:lvl w:ilvl="3">
@@ -7035,8 +7251,8 @@
       </w:rPr>
     </w:lvl>
   </w:abstractNum>
-  <w:abstractNum w:abstractNumId="17" w15:restartNumberingAfterBreak="0">
-    <w:nsid w:val="36743722"/>
+  <w:abstractNum w:abstractNumId="17">
+    <w:nsid w:val="00000011"/>
     <w:multiLevelType w:val="hybridMultilevel"/>
     <w:tmpl w:val="B2CCD016"/>
     <w:lvl w:ilvl="0" w:tplc="3618980C">
@@ -7124,535 +7340,153 @@
       </w:pPr>
     </w:lvl>
   </w:abstractNum>
-  <w:num w:numId="1" w16cid:durableId="620723161">
+  <w:num w:numId="1">
     <w:abstractNumId w:val="16"/>
   </w:num>
-  <w:num w:numId="2" w16cid:durableId="469058249">
+  <w:num w:numId="2">
     <w:abstractNumId w:val="4"/>
   </w:num>
-  <w:num w:numId="3" w16cid:durableId="756907425">
+  <w:num w:numId="3">
     <w:abstractNumId w:val="17"/>
   </w:num>
-  <w:num w:numId="4" w16cid:durableId="1887835004">
+  <w:num w:numId="4">
     <w:abstractNumId w:val="3"/>
   </w:num>
-  <w:num w:numId="5" w16cid:durableId="936526357">
+  <w:num w:numId="5">
     <w:abstractNumId w:val="6"/>
   </w:num>
-  <w:num w:numId="6" w16cid:durableId="1023091399">
+  <w:num w:numId="6">
     <w:abstractNumId w:val="7"/>
   </w:num>
-  <w:num w:numId="7" w16cid:durableId="944270207">
+  <w:num w:numId="7">
     <w:abstractNumId w:val="5"/>
   </w:num>
-  <w:num w:numId="8" w16cid:durableId="994727025">
+  <w:num w:numId="8">
     <w:abstractNumId w:val="14"/>
   </w:num>
-  <w:num w:numId="9" w16cid:durableId="1855922739">
+  <w:num w:numId="9">
     <w:abstractNumId w:val="1"/>
   </w:num>
-  <w:num w:numId="10" w16cid:durableId="969818686">
+  <w:num w:numId="10">
     <w:abstractNumId w:val="9"/>
   </w:num>
-  <w:num w:numId="11" w16cid:durableId="1714578475">
+  <w:num w:numId="11">
     <w:abstractNumId w:val="11"/>
   </w:num>
-  <w:num w:numId="12" w16cid:durableId="52655402">
+  <w:num w:numId="12">
     <w:abstractNumId w:val="10"/>
   </w:num>
-  <w:num w:numId="13" w16cid:durableId="255869996">
+  <w:num w:numId="13">
     <w:abstractNumId w:val="15"/>
   </w:num>
-  <w:num w:numId="14" w16cid:durableId="1117992690">
+  <w:num w:numId="14">
     <w:abstractNumId w:val="12"/>
   </w:num>
-  <w:num w:numId="15" w16cid:durableId="2049798264">
+  <w:num w:numId="15">
     <w:abstractNumId w:val="2"/>
   </w:num>
-  <w:num w:numId="16" w16cid:durableId="1885478569">
+  <w:num w:numId="16">
     <w:abstractNumId w:val="13"/>
   </w:num>
-  <w:num w:numId="17" w16cid:durableId="1279411747">
+  <w:num w:numId="17">
     <w:abstractNumId w:val="8"/>
   </w:num>
-  <w:num w:numId="18" w16cid:durableId="666060247">
+  <w:num w:numId="18">
     <w:abstractNumId w:val="0"/>
   </w:num>
 </w:numbering>
 </file>
 
 <file path=word/styles.xml><?xml version="1.0" encoding="utf-8"?>
-<w:styles xmlns:mc="http://schemas.openxmlformats.org/markup-compatibility/2006" xmlns:r="http://schemas.openxmlformats.org/officeDocument/2006/relationships" xmlns:w="http://schemas.openxmlformats.org/wordprocessingml/2006/main" xmlns:w14="http://schemas.microsoft.com/office/word/2010/wordml" xmlns:w15="http://schemas.microsoft.com/office/word/2012/wordml" xmlns:w16cex="http://schemas.microsoft.com/office/word/2018/wordml/cex" xmlns:w16cid="http://schemas.microsoft.com/office/word/2016/wordml/cid" xmlns:w16="http://schemas.microsoft.com/office/word/2018/wordml" xmlns:w16du="http://schemas.microsoft.com/office/word/2023/wordml/word16du" xmlns:w16sdtdh="http://schemas.microsoft.com/office/word/2020/wordml/sdtdatahash" xmlns:w16se="http://schemas.microsoft.com/office/word/2015/wordml/symex" mc:Ignorable="w14 w15 w16se w16cid w16 w16cex w16sdtdh w16du">
+<w:styles xmlns:mc="http://schemas.openxmlformats.org/markup-compatibility/2006" xmlns:w="http://schemas.openxmlformats.org/wordprocessingml/2006/main" xmlns:w14="http://schemas.microsoft.com/office/word/2010/wordml" mc:Ignorable="w14">
   <w:docDefaults>
     <w:rPrDefault>
       <w:rPr>
-        <w:rFonts w:ascii="Calibri" w:eastAsia="Calibri" w:hAnsi="Calibri" w:cs="SimSun"/>
+        <w:rFonts w:ascii="Calibri" w:cs="SimSun" w:eastAsia="Calibri" w:hAnsi="Calibri"/>
         <w:sz w:val="21"/>
         <w:szCs w:val="21"/>
-        <w:lang w:val="es-MX" w:eastAsia="en-US" w:bidi="ar-SA"/>
+        <w:lang w:val="es-MX" w:bidi="ar-SA" w:eastAsia="en-US"/>
       </w:rPr>
     </w:rPrDefault>
     <w:pPrDefault>
       <w:pPr>
-        <w:spacing w:after="200" w:line="288" w:lineRule="auto"/>
+        <w:spacing w:after="200" w:lineRule="auto" w:line="288"/>
       </w:pPr>
     </w:pPrDefault>
   </w:docDefaults>
-  <w:latentStyles w:defLockedState="0" w:defUIPriority="99" w:defSemiHidden="0" w:defUnhideWhenUsed="0" w:defQFormat="0" w:count="376">
-    <w:lsdException w:name="Normal" w:uiPriority="0" w:qFormat="1"/>
-    <w:lsdException w:name="heading 1" w:uiPriority="9" w:qFormat="1"/>
-    <w:lsdException w:name="heading 2" w:semiHidden="1" w:uiPriority="9" w:unhideWhenUsed="1" w:qFormat="1"/>
-    <w:lsdException w:name="heading 3" w:semiHidden="1" w:uiPriority="9" w:unhideWhenUsed="1" w:qFormat="1"/>
-    <w:lsdException w:name="heading 4" w:semiHidden="1" w:uiPriority="9" w:unhideWhenUsed="1" w:qFormat="1"/>
-    <w:lsdException w:name="heading 5" w:semiHidden="1" w:uiPriority="9" w:unhideWhenUsed="1" w:qFormat="1"/>
-    <w:lsdException w:name="heading 6" w:semiHidden="1" w:uiPriority="9" w:unhideWhenUsed="1" w:qFormat="1"/>
-    <w:lsdException w:name="heading 7" w:semiHidden="1" w:uiPriority="9" w:unhideWhenUsed="1" w:qFormat="1"/>
-    <w:lsdException w:name="heading 8" w:semiHidden="1" w:uiPriority="9" w:unhideWhenUsed="1" w:qFormat="1"/>
-    <w:lsdException w:name="heading 9" w:semiHidden="1" w:uiPriority="9" w:unhideWhenUsed="1" w:qFormat="1"/>
-    <w:lsdException w:name="index 1" w:semiHidden="1" w:unhideWhenUsed="1"/>
-    <w:lsdException w:name="index 2" w:semiHidden="1" w:unhideWhenUsed="1"/>
-    <w:lsdException w:name="index 3" w:semiHidden="1" w:unhideWhenUsed="1"/>
-    <w:lsdException w:name="index 4" w:semiHidden="1" w:unhideWhenUsed="1"/>
-    <w:lsdException w:name="index 5" w:semiHidden="1" w:unhideWhenUsed="1"/>
-    <w:lsdException w:name="index 6" w:semiHidden="1" w:unhideWhenUsed="1"/>
-    <w:lsdException w:name="index 7" w:semiHidden="1" w:unhideWhenUsed="1"/>
-    <w:lsdException w:name="index 8" w:semiHidden="1" w:unhideWhenUsed="1"/>
-    <w:lsdException w:name="index 9" w:semiHidden="1" w:unhideWhenUsed="1"/>
-    <w:lsdException w:name="toc 1" w:semiHidden="1" w:uiPriority="39" w:unhideWhenUsed="1"/>
-    <w:lsdException w:name="toc 2" w:semiHidden="1" w:uiPriority="39" w:unhideWhenUsed="1"/>
-    <w:lsdException w:name="toc 3" w:semiHidden="1" w:uiPriority="39" w:unhideWhenUsed="1"/>
-    <w:lsdException w:name="toc 4" w:semiHidden="1" w:uiPriority="39" w:unhideWhenUsed="1"/>
-    <w:lsdException w:name="toc 5" w:semiHidden="1" w:uiPriority="39" w:unhideWhenUsed="1"/>
-    <w:lsdException w:name="toc 6" w:semiHidden="1" w:uiPriority="39" w:unhideWhenUsed="1"/>
-    <w:lsdException w:name="toc 7" w:semiHidden="1" w:uiPriority="39" w:unhideWhenUsed="1"/>
-    <w:lsdException w:name="toc 8" w:semiHidden="1" w:uiPriority="39" w:unhideWhenUsed="1"/>
-    <w:lsdException w:name="toc 9" w:semiHidden="1" w:uiPriority="39" w:unhideWhenUsed="1"/>
-    <w:lsdException w:name="Normal Indent" w:semiHidden="1" w:unhideWhenUsed="1"/>
-    <w:lsdException w:name="footnote text" w:semiHidden="1" w:unhideWhenUsed="1"/>
-    <w:lsdException w:name="annotation text" w:semiHidden="1" w:unhideWhenUsed="1"/>
-    <w:lsdException w:name="header" w:semiHidden="1" w:unhideWhenUsed="1"/>
-    <w:lsdException w:name="footer" w:semiHidden="1" w:unhideWhenUsed="1"/>
-    <w:lsdException w:name="index heading" w:semiHidden="1" w:unhideWhenUsed="1"/>
-    <w:lsdException w:name="caption" w:semiHidden="1" w:uiPriority="35" w:unhideWhenUsed="1" w:qFormat="1"/>
-    <w:lsdException w:name="table of figures" w:semiHidden="1" w:unhideWhenUsed="1"/>
-    <w:lsdException w:name="envelope address" w:semiHidden="1" w:unhideWhenUsed="1"/>
-    <w:lsdException w:name="envelope return" w:semiHidden="1" w:unhideWhenUsed="1"/>
-    <w:lsdException w:name="footnote reference" w:semiHidden="1" w:unhideWhenUsed="1"/>
-    <w:lsdException w:name="annotation reference" w:semiHidden="1" w:unhideWhenUsed="1"/>
-    <w:lsdException w:name="line number" w:semiHidden="1" w:unhideWhenUsed="1"/>
-    <w:lsdException w:name="page number" w:semiHidden="1" w:unhideWhenUsed="1"/>
-    <w:lsdException w:name="endnote reference" w:semiHidden="1" w:unhideWhenUsed="1"/>
-    <w:lsdException w:name="endnote text" w:semiHidden="1" w:unhideWhenUsed="1"/>
-    <w:lsdException w:name="table of authorities" w:semiHidden="1" w:unhideWhenUsed="1"/>
-    <w:lsdException w:name="macro" w:semiHidden="1" w:unhideWhenUsed="1"/>
-    <w:lsdException w:name="toa heading" w:semiHidden="1" w:unhideWhenUsed="1"/>
-    <w:lsdException w:name="List" w:semiHidden="1" w:unhideWhenUsed="1"/>
-    <w:lsdException w:name="List Bullet" w:semiHidden="1" w:unhideWhenUsed="1"/>
-    <w:lsdException w:name="List Number" w:semiHidden="1" w:unhideWhenUsed="1"/>
-    <w:lsdException w:name="List 2" w:semiHidden="1" w:unhideWhenUsed="1"/>
-    <w:lsdException w:name="List 3" w:semiHidden="1" w:unhideWhenUsed="1"/>
-    <w:lsdException w:name="List 4" w:semiHidden="1" w:unhideWhenUsed="1"/>
-    <w:lsdException w:name="List 5" w:semiHidden="1" w:unhideWhenUsed="1"/>
-    <w:lsdException w:name="List Bullet 2" w:semiHidden="1" w:unhideWhenUsed="1"/>
-    <w:lsdException w:name="List Bullet 3" w:semiHidden="1" w:unhideWhenUsed="1"/>
-    <w:lsdException w:name="List Bullet 4" w:semiHidden="1" w:unhideWhenUsed="1"/>
-    <w:lsdException w:name="List Bullet 5" w:semiHidden="1" w:unhideWhenUsed="1"/>
-    <w:lsdException w:name="List Number 2" w:semiHidden="1" w:unhideWhenUsed="1"/>
-    <w:lsdException w:name="List Number 3" w:semiHidden="1" w:unhideWhenUsed="1"/>
-    <w:lsdException w:name="List Number 4" w:semiHidden="1" w:unhideWhenUsed="1"/>
-    <w:lsdException w:name="List Number 5" w:semiHidden="1" w:unhideWhenUsed="1"/>
-    <w:lsdException w:name="Title" w:uiPriority="10" w:qFormat="1"/>
-    <w:lsdException w:name="Closing" w:semiHidden="1" w:unhideWhenUsed="1"/>
-    <w:lsdException w:name="Signature" w:semiHidden="1" w:unhideWhenUsed="1"/>
-    <w:lsdException w:name="Default Paragraph Font" w:semiHidden="1" w:uiPriority="1" w:unhideWhenUsed="1"/>
-    <w:lsdException w:name="Body Text" w:semiHidden="1" w:unhideWhenUsed="1"/>
-    <w:lsdException w:name="Body Text Indent" w:semiHidden="1" w:unhideWhenUsed="1"/>
-    <w:lsdException w:name="List Continue" w:semiHidden="1" w:unhideWhenUsed="1"/>
-    <w:lsdException w:name="List Continue 2" w:semiHidden="1" w:unhideWhenUsed="1"/>
-    <w:lsdException w:name="List Continue 3" w:semiHidden="1" w:unhideWhenUsed="1"/>
-    <w:lsdException w:name="List Continue 4" w:semiHidden="1" w:unhideWhenUsed="1"/>
-    <w:lsdException w:name="List Continue 5" w:semiHidden="1" w:unhideWhenUsed="1"/>
-    <w:lsdException w:name="Message Header" w:semiHidden="1" w:unhideWhenUsed="1"/>
-    <w:lsdException w:name="Subtitle" w:uiPriority="11" w:qFormat="1"/>
-    <w:lsdException w:name="Salutation" w:semiHidden="1" w:unhideWhenUsed="1"/>
-    <w:lsdException w:name="Date" w:semiHidden="1" w:unhideWhenUsed="1"/>
-    <w:lsdException w:name="Body Text First Indent" w:semiHidden="1" w:unhideWhenUsed="1"/>
-    <w:lsdException w:name="Body Text First Indent 2" w:semiHidden="1" w:unhideWhenUsed="1"/>
-    <w:lsdException w:name="Note Heading" w:semiHidden="1" w:unhideWhenUsed="1"/>
-    <w:lsdException w:name="Body Text 2" w:semiHidden="1" w:unhideWhenUsed="1"/>
-    <w:lsdException w:name="Body Text 3" w:semiHidden="1" w:unhideWhenUsed="1"/>
-    <w:lsdException w:name="Body Text Indent 2" w:semiHidden="1" w:unhideWhenUsed="1"/>
-    <w:lsdException w:name="Body Text Indent 3" w:semiHidden="1" w:unhideWhenUsed="1"/>
-    <w:lsdException w:name="Block Text" w:semiHidden="1" w:unhideWhenUsed="1"/>
-    <w:lsdException w:name="Hyperlink" w:semiHidden="1" w:unhideWhenUsed="1"/>
-    <w:lsdException w:name="FollowedHyperlink" w:semiHidden="1" w:unhideWhenUsed="1"/>
-    <w:lsdException w:name="Strong" w:uiPriority="22" w:qFormat="1"/>
-    <w:lsdException w:name="Emphasis" w:uiPriority="20" w:qFormat="1"/>
-    <w:lsdException w:name="Document Map" w:semiHidden="1" w:unhideWhenUsed="1"/>
-    <w:lsdException w:name="Plain Text" w:semiHidden="1" w:unhideWhenUsed="1"/>
-    <w:lsdException w:name="E-mail Signature" w:semiHidden="1" w:unhideWhenUsed="1"/>
-    <w:lsdException w:name="HTML Top of Form" w:semiHidden="1" w:unhideWhenUsed="1"/>
-    <w:lsdException w:name="HTML Bottom of Form" w:semiHidden="1" w:unhideWhenUsed="1"/>
-    <w:lsdException w:name="Normal (Web)" w:semiHidden="1" w:unhideWhenUsed="1"/>
-    <w:lsdException w:name="HTML Acronym" w:semiHidden="1" w:unhideWhenUsed="1"/>
-    <w:lsdException w:name="HTML Address" w:semiHidden="1" w:unhideWhenUsed="1"/>
-    <w:lsdException w:name="HTML Cite" w:semiHidden="1" w:unhideWhenUsed="1"/>
-    <w:lsdException w:name="HTML Code" w:semiHidden="1" w:unhideWhenUsed="1"/>
-    <w:lsdException w:name="HTML Definition" w:semiHidden="1" w:unhideWhenUsed="1"/>
-    <w:lsdException w:name="HTML Keyboard" w:semiHidden="1" w:unhideWhenUsed="1"/>
-    <w:lsdException w:name="HTML Preformatted" w:semiHidden="1" w:unhideWhenUsed="1"/>
-    <w:lsdException w:name="HTML Sample" w:semiHidden="1" w:unhideWhenUsed="1"/>
-    <w:lsdException w:name="HTML Typewriter" w:semiHidden="1" w:unhideWhenUsed="1"/>
-    <w:lsdException w:name="HTML Variable" w:semiHidden="1" w:unhideWhenUsed="1"/>
-    <w:lsdException w:name="Normal Table" w:semiHidden="1" w:unhideWhenUsed="1"/>
-    <w:lsdException w:name="annotation subject" w:semiHidden="1" w:unhideWhenUsed="1"/>
-    <w:lsdException w:name="No List" w:semiHidden="1" w:unhideWhenUsed="1"/>
-    <w:lsdException w:name="Outline List 1" w:semiHidden="1" w:unhideWhenUsed="1"/>
-    <w:lsdException w:name="Outline List 2" w:semiHidden="1" w:unhideWhenUsed="1"/>
-    <w:lsdException w:name="Outline List 3" w:semiHidden="1" w:unhideWhenUsed="1"/>
-    <w:lsdException w:name="Table Simple 1" w:semiHidden="1" w:unhideWhenUsed="1"/>
-    <w:lsdException w:name="Table Simple 2" w:semiHidden="1" w:unhideWhenUsed="1"/>
-    <w:lsdException w:name="Table Simple 3" w:semiHidden="1" w:unhideWhenUsed="1"/>
-    <w:lsdException w:name="Table Classic 1" w:semiHidden="1" w:unhideWhenUsed="1"/>
-    <w:lsdException w:name="Table Classic 2" w:semiHidden="1" w:unhideWhenUsed="1"/>
-    <w:lsdException w:name="Table Classic 3" w:semiHidden="1" w:unhideWhenUsed="1"/>
-    <w:lsdException w:name="Table Classic 4" w:semiHidden="1" w:unhideWhenUsed="1"/>
-    <w:lsdException w:name="Table Colorful 1" w:semiHidden="1" w:unhideWhenUsed="1"/>
-    <w:lsdException w:name="Table Colorful 2" w:semiHidden="1" w:unhideWhenUsed="1"/>
-    <w:lsdException w:name="Table Colorful 3" w:semiHidden="1" w:unhideWhenUsed="1"/>
-    <w:lsdException w:name="Table Columns 1" w:semiHidden="1" w:unhideWhenUsed="1"/>
-    <w:lsdException w:name="Table Columns 2" w:semiHidden="1" w:unhideWhenUsed="1"/>
-    <w:lsdException w:name="Table Columns 3" w:semiHidden="1" w:unhideWhenUsed="1"/>
-    <w:lsdException w:name="Table Columns 4" w:semiHidden="1" w:unhideWhenUsed="1"/>
-    <w:lsdException w:name="Table Columns 5" w:semiHidden="1" w:unhideWhenUsed="1"/>
-    <w:lsdException w:name="Table Grid 1" w:semiHidden="1" w:unhideWhenUsed="1"/>
-    <w:lsdException w:name="Table Grid 2" w:semiHidden="1" w:unhideWhenUsed="1"/>
-    <w:lsdException w:name="Table Grid 3" w:semiHidden="1" w:unhideWhenUsed="1"/>
-    <w:lsdException w:name="Table Grid 4" w:semiHidden="1" w:unhideWhenUsed="1"/>
-    <w:lsdException w:name="Table Grid 5" w:semiHidden="1" w:unhideWhenUsed="1"/>
-    <w:lsdException w:name="Table Grid 6" w:semiHidden="1" w:unhideWhenUsed="1"/>
-    <w:lsdException w:name="Table Grid 7" w:semiHidden="1" w:unhideWhenUsed="1"/>
-    <w:lsdException w:name="Table Grid 8" w:semiHidden="1" w:unhideWhenUsed="1"/>
-    <w:lsdException w:name="Table List 1" w:semiHidden="1" w:unhideWhenUsed="1"/>
-    <w:lsdException w:name="Table List 2" w:semiHidden="1" w:unhideWhenUsed="1"/>
-    <w:lsdException w:name="Table List 3" w:semiHidden="1" w:unhideWhenUsed="1"/>
-    <w:lsdException w:name="Table List 4" w:semiHidden="1" w:unhideWhenUsed="1"/>
-    <w:lsdException w:name="Table List 5" w:semiHidden="1" w:unhideWhenUsed="1"/>
-    <w:lsdException w:name="Table List 6" w:semiHidden="1" w:unhideWhenUsed="1"/>
-    <w:lsdException w:name="Table List 7" w:semiHidden="1" w:unhideWhenUsed="1"/>
-    <w:lsdException w:name="Table List 8" w:semiHidden="1" w:unhideWhenUsed="1"/>
-    <w:lsdException w:name="Table 3D effects 1" w:semiHidden="1" w:unhideWhenUsed="1"/>
-    <w:lsdException w:name="Table 3D effects 2" w:semiHidden="1" w:unhideWhenUsed="1"/>
-    <w:lsdException w:name="Table 3D effects 3" w:semiHidden="1" w:unhideWhenUsed="1"/>
-    <w:lsdException w:name="Table Contemporary" w:semiHidden="1" w:unhideWhenUsed="1"/>
-    <w:lsdException w:name="Table Elegant" w:semiHidden="1" w:unhideWhenUsed="1"/>
-    <w:lsdException w:name="Table Professional" w:semiHidden="1" w:unhideWhenUsed="1"/>
-    <w:lsdException w:name="Table Subtle 1" w:semiHidden="1" w:unhideWhenUsed="1"/>
-    <w:lsdException w:name="Table Subtle 2" w:semiHidden="1" w:unhideWhenUsed="1"/>
-    <w:lsdException w:name="Table Web 1" w:semiHidden="1" w:unhideWhenUsed="1"/>
-    <w:lsdException w:name="Table Web 2" w:semiHidden="1" w:unhideWhenUsed="1"/>
-    <w:lsdException w:name="Table Web 3" w:semiHidden="1" w:unhideWhenUsed="1"/>
-    <w:lsdException w:name="Balloon Text" w:semiHidden="1" w:unhideWhenUsed="1"/>
-    <w:lsdException w:name="Table Grid" w:uiPriority="39"/>
-    <w:lsdException w:name="Table Theme" w:semiHidden="1" w:unhideWhenUsed="1"/>
-    <w:lsdException w:name="Placeholder Text" w:semiHidden="1"/>
-    <w:lsdException w:name="No Spacing" w:uiPriority="1" w:qFormat="1"/>
-    <w:lsdException w:name="Light Shading" w:uiPriority="60"/>
-    <w:lsdException w:name="Light List" w:uiPriority="61"/>
-    <w:lsdException w:name="Light Grid" w:uiPriority="62"/>
-    <w:lsdException w:name="Medium Shading 1" w:uiPriority="63"/>
-    <w:lsdException w:name="Medium Shading 2" w:uiPriority="64"/>
-    <w:lsdException w:name="Medium List 1" w:uiPriority="65"/>
-    <w:lsdException w:name="Medium List 2" w:uiPriority="66"/>
-    <w:lsdException w:name="Medium Grid 1" w:uiPriority="67"/>
-    <w:lsdException w:name="Medium Grid 2" w:uiPriority="68"/>
-    <w:lsdException w:name="Medium Grid 3" w:uiPriority="69"/>
-    <w:lsdException w:name="Dark List" w:uiPriority="70"/>
-    <w:lsdException w:name="Colorful Shading" w:uiPriority="71"/>
-    <w:lsdException w:name="Colorful List" w:uiPriority="72"/>
-    <w:lsdException w:name="Colorful Grid" w:uiPriority="73"/>
-    <w:lsdException w:name="Light Shading Accent 1" w:uiPriority="60"/>
-    <w:lsdException w:name="Light List Accent 1" w:uiPriority="61"/>
-    <w:lsdException w:name="Light Grid Accent 1" w:uiPriority="62"/>
-    <w:lsdException w:name="Medium Shading 1 Accent 1" w:uiPriority="63"/>
-    <w:lsdException w:name="Medium Shading 2 Accent 1" w:uiPriority="64"/>
-    <w:lsdException w:name="Medium List 1 Accent 1" w:uiPriority="65"/>
-    <w:lsdException w:name="Revision" w:semiHidden="1"/>
-    <w:lsdException w:name="List Paragraph" w:uiPriority="34" w:qFormat="1"/>
-    <w:lsdException w:name="Quote" w:uiPriority="29" w:qFormat="1"/>
-    <w:lsdException w:name="Intense Quote" w:uiPriority="30" w:qFormat="1"/>
-    <w:lsdException w:name="Medium List 2 Accent 1" w:uiPriority="66"/>
-    <w:lsdException w:name="Medium Grid 1 Accent 1" w:uiPriority="67"/>
-    <w:lsdException w:name="Medium Grid 2 Accent 1" w:uiPriority="68"/>
-    <w:lsdException w:name="Medium Grid 3 Accent 1" w:uiPriority="69"/>
-    <w:lsdException w:name="Dark List Accent 1" w:uiPriority="70"/>
-    <w:lsdException w:name="Colorful Shading Accent 1" w:uiPriority="71"/>
-    <w:lsdException w:name="Colorful List Accent 1" w:uiPriority="72"/>
-    <w:lsdException w:name="Colorful Grid Accent 1" w:uiPriority="73"/>
-    <w:lsdException w:name="Light Shading Accent 2" w:uiPriority="60"/>
-    <w:lsdException w:name="Light List Accent 2" w:uiPriority="61"/>
-    <w:lsdException w:name="Light Grid Accent 2" w:uiPriority="62"/>
-    <w:lsdException w:name="Medium Shading 1 Accent 2" w:uiPriority="63"/>
-    <w:lsdException w:name="Medium Shading 2 Accent 2" w:uiPriority="64"/>
-    <w:lsdException w:name="Medium List 1 Accent 2" w:uiPriority="65"/>
-    <w:lsdException w:name="Medium List 2 Accent 2" w:uiPriority="66"/>
-    <w:lsdException w:name="Medium Grid 1 Accent 2" w:uiPriority="67"/>
-    <w:lsdException w:name="Medium Grid 2 Accent 2" w:uiPriority="68"/>
-    <w:lsdException w:name="Medium Grid 3 Accent 2" w:uiPriority="69"/>
-    <w:lsdException w:name="Dark List Accent 2" w:uiPriority="70"/>
-    <w:lsdException w:name="Colorful Shading Accent 2" w:uiPriority="71"/>
-    <w:lsdException w:name="Colorful List Accent 2" w:uiPriority="72"/>
-    <w:lsdException w:name="Colorful Grid Accent 2" w:uiPriority="73"/>
-    <w:lsdException w:name="Light Shading Accent 3" w:uiPriority="60"/>
-    <w:lsdException w:name="Light List Accent 3" w:uiPriority="61"/>
-    <w:lsdException w:name="Light Grid Accent 3" w:uiPriority="62"/>
-    <w:lsdException w:name="Medium Shading 1 Accent 3" w:uiPriority="63"/>
-    <w:lsdException w:name="Medium Shading 2 Accent 3" w:uiPriority="64"/>
-    <w:lsdException w:name="Medium List 1 Accent 3" w:uiPriority="65"/>
-    <w:lsdException w:name="Medium List 2 Accent 3" w:uiPriority="66"/>
-    <w:lsdException w:name="Medium Grid 1 Accent 3" w:uiPriority="67"/>
-    <w:lsdException w:name="Medium Grid 2 Accent 3" w:uiPriority="68"/>
-    <w:lsdException w:name="Medium Grid 3 Accent 3" w:uiPriority="69"/>
-    <w:lsdException w:name="Dark List Accent 3" w:uiPriority="70"/>
-    <w:lsdException w:name="Colorful Shading Accent 3" w:uiPriority="71"/>
-    <w:lsdException w:name="Colorful List Accent 3" w:uiPriority="72"/>
-    <w:lsdException w:name="Colorful Grid Accent 3" w:uiPriority="73"/>
-    <w:lsdException w:name="Light Shading Accent 4" w:uiPriority="60"/>
-    <w:lsdException w:name="Light List Accent 4" w:uiPriority="61"/>
-    <w:lsdException w:name="Light Grid Accent 4" w:uiPriority="62"/>
-    <w:lsdException w:name="Medium Shading 1 Accent 4" w:uiPriority="63"/>
-    <w:lsdException w:name="Medium Shading 2 Accent 4" w:uiPriority="64"/>
-    <w:lsdException w:name="Medium List 1 Accent 4" w:uiPriority="65"/>
-    <w:lsdException w:name="Medium List 2 Accent 4" w:uiPriority="66"/>
-    <w:lsdException w:name="Medium Grid 1 Accent 4" w:uiPriority="67"/>
-    <w:lsdException w:name="Medium Grid 2 Accent 4" w:uiPriority="68"/>
-    <w:lsdException w:name="Medium Grid 3 Accent 4" w:uiPriority="69"/>
-    <w:lsdException w:name="Dark List Accent 4" w:uiPriority="70"/>
-    <w:lsdException w:name="Colorful Shading Accent 4" w:uiPriority="71"/>
-    <w:lsdException w:name="Colorful List Accent 4" w:uiPriority="72"/>
-    <w:lsdException w:name="Colorful Grid Accent 4" w:uiPriority="73"/>
-    <w:lsdException w:name="Light Shading Accent 5" w:uiPriority="60"/>
-    <w:lsdException w:name="Light List Accent 5" w:uiPriority="61"/>
-    <w:lsdException w:name="Light Grid Accent 5" w:uiPriority="62"/>
-    <w:lsdException w:name="Medium Shading 1 Accent 5" w:uiPriority="63"/>
-    <w:lsdException w:name="Medium Shading 2 Accent 5" w:uiPriority="64"/>
-    <w:lsdException w:name="Medium List 1 Accent 5" w:uiPriority="65"/>
-    <w:lsdException w:name="Medium List 2 Accent 5" w:uiPriority="66"/>
-    <w:lsdException w:name="Medium Grid 1 Accent 5" w:uiPriority="67"/>
-    <w:lsdException w:name="Medium Grid 2 Accent 5" w:uiPriority="68"/>
-    <w:lsdException w:name="Medium Grid 3 Accent 5" w:uiPriority="69"/>
-    <w:lsdException w:name="Dark List Accent 5" w:uiPriority="70"/>
-    <w:lsdException w:name="Colorful Shading Accent 5" w:uiPriority="71"/>
-    <w:lsdException w:name="Colorful List Accent 5" w:uiPriority="72"/>
-    <w:lsdException w:name="Colorful Grid Accent 5" w:uiPriority="73"/>
-    <w:lsdException w:name="Light Shading Accent 6" w:uiPriority="60"/>
-    <w:lsdException w:name="Light List Accent 6" w:uiPriority="61"/>
-    <w:lsdException w:name="Light Grid Accent 6" w:uiPriority="62"/>
-    <w:lsdException w:name="Medium Shading 1 Accent 6" w:uiPriority="63"/>
-    <w:lsdException w:name="Medium Shading 2 Accent 6" w:uiPriority="64"/>
-    <w:lsdException w:name="Medium List 1 Accent 6" w:uiPriority="65"/>
-    <w:lsdException w:name="Medium List 2 Accent 6" w:uiPriority="66"/>
-    <w:lsdException w:name="Medium Grid 1 Accent 6" w:uiPriority="67"/>
-    <w:lsdException w:name="Medium Grid 2 Accent 6" w:uiPriority="68"/>
-    <w:lsdException w:name="Medium Grid 3 Accent 6" w:uiPriority="69"/>
-    <w:lsdException w:name="Dark List Accent 6" w:uiPriority="70"/>
-    <w:lsdException w:name="Colorful Shading Accent 6" w:uiPriority="71"/>
-    <w:lsdException w:name="Colorful List Accent 6" w:uiPriority="72"/>
-    <w:lsdException w:name="Colorful Grid Accent 6" w:uiPriority="73"/>
-    <w:lsdException w:name="Subtle Emphasis" w:uiPriority="19" w:qFormat="1"/>
-    <w:lsdException w:name="Intense Emphasis" w:uiPriority="21" w:qFormat="1"/>
-    <w:lsdException w:name="Subtle Reference" w:uiPriority="31" w:qFormat="1"/>
-    <w:lsdException w:name="Intense Reference" w:uiPriority="32" w:qFormat="1"/>
-    <w:lsdException w:name="Book Title" w:uiPriority="33" w:qFormat="1"/>
-    <w:lsdException w:name="Bibliography" w:semiHidden="1" w:uiPriority="37" w:unhideWhenUsed="1"/>
-    <w:lsdException w:name="TOC Heading" w:semiHidden="1" w:uiPriority="39" w:unhideWhenUsed="1" w:qFormat="1"/>
-    <w:lsdException w:name="Plain Table 1" w:uiPriority="41"/>
-    <w:lsdException w:name="Plain Table 2" w:uiPriority="42"/>
-    <w:lsdException w:name="Plain Table 3" w:uiPriority="43"/>
-    <w:lsdException w:name="Plain Table 4" w:uiPriority="44"/>
-    <w:lsdException w:name="Plain Table 5" w:uiPriority="45"/>
-    <w:lsdException w:name="Grid Table Light" w:uiPriority="40"/>
-    <w:lsdException w:name="Grid Table 1 Light" w:uiPriority="46"/>
-    <w:lsdException w:name="Grid Table 2" w:uiPriority="47"/>
-    <w:lsdException w:name="Grid Table 3" w:uiPriority="48"/>
-    <w:lsdException w:name="Grid Table 4" w:uiPriority="49"/>
-    <w:lsdException w:name="Grid Table 5 Dark" w:uiPriority="50"/>
-    <w:lsdException w:name="Grid Table 6 Colorful" w:uiPriority="51"/>
-    <w:lsdException w:name="Grid Table 7 Colorful" w:uiPriority="52"/>
-    <w:lsdException w:name="Grid Table 1 Light Accent 1" w:uiPriority="46"/>
-    <w:lsdException w:name="Grid Table 2 Accent 1" w:uiPriority="47"/>
-    <w:lsdException w:name="Grid Table 3 Accent 1" w:uiPriority="48"/>
-    <w:lsdException w:name="Grid Table 4 Accent 1" w:uiPriority="49"/>
-    <w:lsdException w:name="Grid Table 5 Dark Accent 1" w:uiPriority="50"/>
-    <w:lsdException w:name="Grid Table 6 Colorful Accent 1" w:uiPriority="51"/>
-    <w:lsdException w:name="Grid Table 7 Colorful Accent 1" w:uiPriority="52"/>
-    <w:lsdException w:name="Grid Table 1 Light Accent 2" w:uiPriority="46"/>
-    <w:lsdException w:name="Grid Table 2 Accent 2" w:uiPriority="47"/>
-    <w:lsdException w:name="Grid Table 3 Accent 2" w:uiPriority="48"/>
-    <w:lsdException w:name="Grid Table 4 Accent 2" w:uiPriority="49"/>
-    <w:lsdException w:name="Grid Table 5 Dark Accent 2" w:uiPriority="50"/>
-    <w:lsdException w:name="Grid Table 6 Colorful Accent 2" w:uiPriority="51"/>
-    <w:lsdException w:name="Grid Table 7 Colorful Accent 2" w:uiPriority="52"/>
-    <w:lsdException w:name="Grid Table 1 Light Accent 3" w:uiPriority="46"/>
-    <w:lsdException w:name="Grid Table 2 Accent 3" w:uiPriority="47"/>
-    <w:lsdException w:name="Grid Table 3 Accent 3" w:uiPriority="48"/>
-    <w:lsdException w:name="Grid Table 4 Accent 3" w:uiPriority="49"/>
-    <w:lsdException w:name="Grid Table 5 Dark Accent 3" w:uiPriority="50"/>
-    <w:lsdException w:name="Grid Table 6 Colorful Accent 3" w:uiPriority="51"/>
-    <w:lsdException w:name="Grid Table 7 Colorful Accent 3" w:uiPriority="52"/>
-    <w:lsdException w:name="Grid Table 1 Light Accent 4" w:uiPriority="46"/>
-    <w:lsdException w:name="Grid Table 2 Accent 4" w:uiPriority="47"/>
-    <w:lsdException w:name="Grid Table 3 Accent 4" w:uiPriority="48"/>
-    <w:lsdException w:name="Grid Table 4 Accent 4" w:uiPriority="49"/>
-    <w:lsdException w:name="Grid Table 5 Dark Accent 4" w:uiPriority="50"/>
-    <w:lsdException w:name="Grid Table 6 Colorful Accent 4" w:uiPriority="51"/>
-    <w:lsdException w:name="Grid Table 7 Colorful Accent 4" w:uiPriority="52"/>
-    <w:lsdException w:name="Grid Table 1 Light Accent 5" w:uiPriority="46"/>
-    <w:lsdException w:name="Grid Table 2 Accent 5" w:uiPriority="47"/>
-    <w:lsdException w:name="Grid Table 3 Accent 5" w:uiPriority="48"/>
-    <w:lsdException w:name="Grid Table 4 Accent 5" w:uiPriority="49"/>
-    <w:lsdException w:name="Grid Table 5 Dark Accent 5" w:uiPriority="50"/>
-    <w:lsdException w:name="Grid Table 6 Colorful Accent 5" w:uiPriority="51"/>
-    <w:lsdException w:name="Grid Table 7 Colorful Accent 5" w:uiPriority="52"/>
-    <w:lsdException w:name="Grid Table 1 Light Accent 6" w:uiPriority="46"/>
-    <w:lsdException w:name="Grid Table 2 Accent 6" w:uiPriority="47"/>
-    <w:lsdException w:name="Grid Table 3 Accent 6" w:uiPriority="48"/>
-    <w:lsdException w:name="Grid Table 4 Accent 6" w:uiPriority="49"/>
-    <w:lsdException w:name="Grid Table 5 Dark Accent 6" w:uiPriority="50"/>
-    <w:lsdException w:name="Grid Table 6 Colorful Accent 6" w:uiPriority="51"/>
-    <w:lsdException w:name="Grid Table 7 Colorful Accent 6" w:uiPriority="52"/>
-    <w:lsdException w:name="List Table 1 Light" w:uiPriority="46"/>
-    <w:lsdException w:name="List Table 2" w:uiPriority="47"/>
-    <w:lsdException w:name="List Table 3" w:uiPriority="48"/>
-    <w:lsdException w:name="List Table 4" w:uiPriority="49"/>
-    <w:lsdException w:name="List Table 5 Dark" w:uiPriority="50"/>
-    <w:lsdException w:name="List Table 6 Colorful" w:uiPriority="51"/>
-    <w:lsdException w:name="List Table 7 Colorful" w:uiPriority="52"/>
-    <w:lsdException w:name="List Table 1 Light Accent 1" w:uiPriority="46"/>
-    <w:lsdException w:name="List Table 2 Accent 1" w:uiPriority="47"/>
-    <w:lsdException w:name="List Table 3 Accent 1" w:uiPriority="48"/>
-    <w:lsdException w:name="List Table 4 Accent 1" w:uiPriority="49"/>
-    <w:lsdException w:name="List Table 5 Dark Accent 1" w:uiPriority="50"/>
-    <w:lsdException w:name="List Table 6 Colorful Accent 1" w:uiPriority="51"/>
-    <w:lsdException w:name="List Table 7 Colorful Accent 1" w:uiPriority="52"/>
-    <w:lsdException w:name="List Table 1 Light Accent 2" w:uiPriority="46"/>
-    <w:lsdException w:name="List Table 2 Accent 2" w:uiPriority="47"/>
-    <w:lsdException w:name="List Table 3 Accent 2" w:uiPriority="48"/>
-    <w:lsdException w:name="List Table 4 Accent 2" w:uiPriority="49"/>
-    <w:lsdException w:name="List Table 5 Dark Accent 2" w:uiPriority="50"/>
-    <w:lsdException w:name="List Table 6 Colorful Accent 2" w:uiPriority="51"/>
-    <w:lsdException w:name="List Table 7 Colorful Accent 2" w:uiPriority="52"/>
-    <w:lsdException w:name="List Table 1 Light Accent 3" w:uiPriority="46"/>
-    <w:lsdException w:name="List Table 2 Accent 3" w:uiPriority="47"/>
-    <w:lsdException w:name="List Table 3 Accent 3" w:uiPriority="48"/>
-    <w:lsdException w:name="List Table 4 Accent 3" w:uiPriority="49"/>
-    <w:lsdException w:name="List Table 5 Dark Accent 3" w:uiPriority="50"/>
-    <w:lsdException w:name="List Table 6 Colorful Accent 3" w:uiPriority="51"/>
-    <w:lsdException w:name="List Table 7 Colorful Accent 3" w:uiPriority="52"/>
-    <w:lsdException w:name="List Table 1 Light Accent 4" w:uiPriority="46"/>
-    <w:lsdException w:name="List Table 2 Accent 4" w:uiPriority="47"/>
-    <w:lsdException w:name="List Table 3 Accent 4" w:uiPriority="48"/>
-    <w:lsdException w:name="List Table 4 Accent 4" w:uiPriority="49"/>
-    <w:lsdException w:name="List Table 5 Dark Accent 4" w:uiPriority="50"/>
-    <w:lsdException w:name="List Table 6 Colorful Accent 4" w:uiPriority="51"/>
-    <w:lsdException w:name="List Table 7 Colorful Accent 4" w:uiPriority="52"/>
-    <w:lsdException w:name="List Table 1 Light Accent 5" w:uiPriority="46"/>
-    <w:lsdException w:name="List Table 2 Accent 5" w:uiPriority="47"/>
-    <w:lsdException w:name="List Table 3 Accent 5" w:uiPriority="48"/>
-    <w:lsdException w:name="List Table 4 Accent 5" w:uiPriority="49"/>
-    <w:lsdException w:name="List Table 5 Dark Accent 5" w:uiPriority="50"/>
-    <w:lsdException w:name="List Table 6 Colorful Accent 5" w:uiPriority="51"/>
-    <w:lsdException w:name="List Table 7 Colorful Accent 5" w:uiPriority="52"/>
-    <w:lsdException w:name="List Table 1 Light Accent 6" w:uiPriority="46"/>
-    <w:lsdException w:name="List Table 2 Accent 6" w:uiPriority="47"/>
-    <w:lsdException w:name="List Table 3 Accent 6" w:uiPriority="48"/>
-    <w:lsdException w:name="List Table 4 Accent 6" w:uiPriority="49"/>
-    <w:lsdException w:name="List Table 5 Dark Accent 6" w:uiPriority="50"/>
-    <w:lsdException w:name="List Table 6 Colorful Accent 6" w:uiPriority="51"/>
-    <w:lsdException w:name="List Table 7 Colorful Accent 6" w:uiPriority="52"/>
-    <w:lsdException w:name="Mention" w:semiHidden="1" w:unhideWhenUsed="1"/>
-    <w:lsdException w:name="Smart Hyperlink" w:semiHidden="1" w:unhideWhenUsed="1"/>
-    <w:lsdException w:name="Hashtag" w:semiHidden="1" w:unhideWhenUsed="1"/>
-    <w:lsdException w:name="Unresolved Mention" w:semiHidden="1" w:unhideWhenUsed="1"/>
-    <w:lsdException w:name="Smart Link" w:semiHidden="1" w:unhideWhenUsed="1"/>
-  </w:latentStyles>
-  <w:style w:type="paragraph" w:default="1" w:styleId="Normal">
+  <w:style w:type="paragraph" w:default="1" w:styleId="style0">
     <w:name w:val="Normal"/>
+    <w:next w:val="style0"/>
     <w:qFormat/>
+    <w:pPr/>
   </w:style>
-  <w:style w:type="paragraph" w:styleId="Ttulo1">
+  <w:style w:type="paragraph" w:styleId="style1">
     <w:name w:val="heading 1"/>
-    <w:basedOn w:val="Normal"/>
-    <w:next w:val="Normal"/>
-    <w:link w:val="Ttulo1Car"/>
+    <w:basedOn w:val="style0"/>
+    <w:next w:val="style0"/>
+    <w:link w:val="style4097"/>
+    <w:qFormat/>
     <w:uiPriority w:val="9"/>
-    <w:qFormat/>
     <w:pPr>
       <w:keepNext/>
       <w:keepLines/>
-      <w:spacing w:before="360" w:after="40" w:line="240" w:lineRule="auto"/>
+      <w:spacing w:before="360" w:after="40" w:lineRule="auto" w:line="240"/>
       <w:outlineLvl w:val="0"/>
     </w:pPr>
     <w:rPr>
       <w:rFonts w:ascii="Cambria" w:eastAsia="SimSun" w:hAnsi="Cambria"/>
-      <w:color w:val="E36C0A"/>
+      <w:color w:val="e36c0a"/>
       <w:sz w:val="40"/>
       <w:szCs w:val="40"/>
     </w:rPr>
   </w:style>
-  <w:style w:type="paragraph" w:styleId="Ttulo2">
+  <w:style w:type="paragraph" w:styleId="style2">
     <w:name w:val="heading 2"/>
-    <w:basedOn w:val="Normal"/>
-    <w:next w:val="Normal"/>
-    <w:link w:val="Ttulo2Car"/>
+    <w:basedOn w:val="style0"/>
+    <w:next w:val="style0"/>
+    <w:link w:val="style4098"/>
+    <w:qFormat/>
     <w:uiPriority w:val="9"/>
-    <w:semiHidden/>
-    <w:unhideWhenUsed/>
-    <w:qFormat/>
     <w:pPr>
       <w:keepNext/>
       <w:keepLines/>
-      <w:spacing w:before="80" w:after="0" w:line="240" w:lineRule="auto"/>
+      <w:spacing w:before="80" w:after="0" w:lineRule="auto" w:line="240"/>
       <w:outlineLvl w:val="1"/>
     </w:pPr>
     <w:rPr>
       <w:rFonts w:ascii="Cambria" w:eastAsia="SimSun" w:hAnsi="Cambria"/>
-      <w:color w:val="E36C0A"/>
+      <w:color w:val="e36c0a"/>
       <w:sz w:val="28"/>
       <w:szCs w:val="28"/>
     </w:rPr>
   </w:style>
-  <w:style w:type="paragraph" w:styleId="Ttulo3">
+  <w:style w:type="paragraph" w:styleId="style3">
     <w:name w:val="heading 3"/>
-    <w:basedOn w:val="Normal"/>
-    <w:next w:val="Normal"/>
-    <w:link w:val="Ttulo3Car"/>
+    <w:basedOn w:val="style0"/>
+    <w:next w:val="style0"/>
+    <w:link w:val="style4099"/>
+    <w:qFormat/>
     <w:uiPriority w:val="9"/>
-    <w:semiHidden/>
-    <w:unhideWhenUsed/>
-    <w:qFormat/>
     <w:pPr>
       <w:keepNext/>
       <w:keepLines/>
-      <w:spacing w:before="80" w:after="0" w:line="240" w:lineRule="auto"/>
+      <w:spacing w:before="80" w:after="0" w:lineRule="auto" w:line="240"/>
       <w:outlineLvl w:val="2"/>
     </w:pPr>
     <w:rPr>
       <w:rFonts w:ascii="Cambria" w:eastAsia="SimSun" w:hAnsi="Cambria"/>
-      <w:color w:val="E36C0A"/>
+      <w:color w:val="e36c0a"/>
       <w:sz w:val="24"/>
       <w:szCs w:val="24"/>
     </w:rPr>
   </w:style>
-  <w:style w:type="paragraph" w:styleId="Ttulo4">
+  <w:style w:type="paragraph" w:styleId="style4">
     <w:name w:val="heading 4"/>
-    <w:basedOn w:val="Normal"/>
-    <w:next w:val="Normal"/>
-    <w:link w:val="Ttulo4Car"/>
+    <w:basedOn w:val="style0"/>
+    <w:next w:val="style0"/>
+    <w:link w:val="style4100"/>
+    <w:qFormat/>
     <w:uiPriority w:val="9"/>
-    <w:semiHidden/>
-    <w:unhideWhenUsed/>
-    <w:qFormat/>
     <w:pPr>
       <w:keepNext/>
       <w:keepLines/>
@@ -7661,20 +7495,18 @@
     </w:pPr>
     <w:rPr>
       <w:rFonts w:ascii="Cambria" w:eastAsia="SimSun" w:hAnsi="Cambria"/>
-      <w:color w:val="F79646"/>
+      <w:color w:val="f79646"/>
       <w:sz w:val="22"/>
       <w:szCs w:val="22"/>
     </w:rPr>
   </w:style>
-  <w:style w:type="paragraph" w:styleId="Ttulo5">
+  <w:style w:type="paragraph" w:styleId="style5">
     <w:name w:val="heading 5"/>
-    <w:basedOn w:val="Normal"/>
-    <w:next w:val="Normal"/>
-    <w:link w:val="Ttulo5Car"/>
+    <w:basedOn w:val="style0"/>
+    <w:next w:val="style0"/>
+    <w:link w:val="style4101"/>
+    <w:qFormat/>
     <w:uiPriority w:val="9"/>
-    <w:semiHidden/>
-    <w:unhideWhenUsed/>
-    <w:qFormat/>
     <w:pPr>
       <w:keepNext/>
       <w:keepLines/>
@@ -7685,20 +7517,18 @@
       <w:rFonts w:ascii="Cambria" w:eastAsia="SimSun" w:hAnsi="Cambria"/>
       <w:i/>
       <w:iCs/>
-      <w:color w:val="F79646"/>
+      <w:color w:val="f79646"/>
       <w:sz w:val="22"/>
       <w:szCs w:val="22"/>
     </w:rPr>
   </w:style>
-  <w:style w:type="paragraph" w:styleId="Ttulo6">
+  <w:style w:type="paragraph" w:styleId="style6">
     <w:name w:val="heading 6"/>
-    <w:basedOn w:val="Normal"/>
-    <w:next w:val="Normal"/>
-    <w:link w:val="Ttulo6Car"/>
+    <w:basedOn w:val="style0"/>
+    <w:next w:val="style0"/>
+    <w:link w:val="style4102"/>
+    <w:qFormat/>
     <w:uiPriority w:val="9"/>
-    <w:semiHidden/>
-    <w:unhideWhenUsed/>
-    <w:qFormat/>
     <w:pPr>
       <w:keepNext/>
       <w:keepLines/>
@@ -7707,16 +7537,16 @@
     </w:pPr>
     <w:rPr>
       <w:rFonts w:ascii="Cambria" w:eastAsia="SimSun" w:hAnsi="Cambria"/>
-      <w:color w:val="F79646"/>
+      <w:color w:val="f79646"/>
     </w:rPr>
   </w:style>
-  <w:style w:type="paragraph" w:styleId="Ttulo7">
+  <w:style w:type="paragraph" w:styleId="style7">
     <w:name w:val="heading 7"/>
-    <w:basedOn w:val="Normal"/>
-    <w:next w:val="Normal"/>
-    <w:link w:val="Ttulo7Car"/>
+    <w:basedOn w:val="style0"/>
+    <w:next w:val="style0"/>
+    <w:link w:val="style4103"/>
+    <w:qFormat/>
     <w:uiPriority w:val="9"/>
-    <w:qFormat/>
     <w:pPr>
       <w:keepNext/>
       <w:keepLines/>
@@ -7727,16 +7557,16 @@
       <w:rFonts w:ascii="Cambria" w:eastAsia="SimSun" w:hAnsi="Cambria"/>
       <w:b/>
       <w:bCs/>
-      <w:color w:val="F79646"/>
+      <w:color w:val="f79646"/>
     </w:rPr>
   </w:style>
-  <w:style w:type="paragraph" w:styleId="Ttulo8">
+  <w:style w:type="paragraph" w:styleId="style8">
     <w:name w:val="heading 8"/>
-    <w:basedOn w:val="Normal"/>
-    <w:next w:val="Normal"/>
-    <w:link w:val="Ttulo8Car"/>
+    <w:basedOn w:val="style0"/>
+    <w:next w:val="style0"/>
+    <w:link w:val="style4104"/>
+    <w:qFormat/>
     <w:uiPriority w:val="9"/>
-    <w:qFormat/>
     <w:pPr>
       <w:keepNext/>
       <w:keepLines/>
@@ -7749,18 +7579,18 @@
       <w:bCs/>
       <w:i/>
       <w:iCs/>
-      <w:color w:val="F79646"/>
+      <w:color w:val="f79646"/>
       <w:sz w:val="20"/>
       <w:szCs w:val="20"/>
     </w:rPr>
   </w:style>
-  <w:style w:type="paragraph" w:styleId="Ttulo9">
+  <w:style w:type="paragraph" w:styleId="style9">
     <w:name w:val="heading 9"/>
-    <w:basedOn w:val="Normal"/>
-    <w:next w:val="Normal"/>
-    <w:link w:val="Ttulo9Car"/>
+    <w:basedOn w:val="style0"/>
+    <w:next w:val="style0"/>
+    <w:link w:val="style4105"/>
+    <w:qFormat/>
     <w:uiPriority w:val="9"/>
-    <w:qFormat/>
     <w:pPr>
       <w:keepNext/>
       <w:keepLines/>
@@ -7771,22 +7601,22 @@
       <w:rFonts w:ascii="Cambria" w:eastAsia="SimSun" w:hAnsi="Cambria"/>
       <w:i/>
       <w:iCs/>
-      <w:color w:val="F79646"/>
+      <w:color w:val="f79646"/>
       <w:sz w:val="20"/>
       <w:szCs w:val="20"/>
     </w:rPr>
   </w:style>
-  <w:style w:type="character" w:default="1" w:styleId="Fuentedeprrafopredeter">
+  <w:style w:type="character" w:default="1" w:styleId="style65">
     <w:name w:val="Default Paragraph Font"/>
+    <w:next w:val="style65"/>
     <w:uiPriority w:val="1"/>
-    <w:semiHidden/>
-    <w:unhideWhenUsed/>
   </w:style>
-  <w:style w:type="table" w:default="1" w:styleId="Tablanormal">
+  <w:style w:type="table" w:default="1" w:styleId="style105">
     <w:name w:val="Normal Table"/>
+    <w:next w:val="style105"/>
     <w:uiPriority w:val="99"/>
-    <w:semiHidden/>
-    <w:unhideWhenUsed/>
+    <w:pPr/>
+    <w:rPr/>
     <w:tblPr>
       <w:tblInd w:w="0" w:type="dxa"/>
       <w:tblCellMar>
@@ -7796,135 +7626,147 @@
         <w:right w:w="108" w:type="dxa"/>
       </w:tblCellMar>
     </w:tblPr>
+    <w:tcPr>
+      <w:tcBorders/>
+    </w:tcPr>
   </w:style>
-  <w:style w:type="numbering" w:default="1" w:styleId="Sinlista">
+  <w:style w:type="numbering" w:default="1" w:styleId="style107">
     <w:name w:val="No List"/>
+    <w:next w:val="style107"/>
     <w:uiPriority w:val="99"/>
-    <w:semiHidden/>
-    <w:unhideWhenUsed/>
+    <w:pPr/>
   </w:style>
-  <w:style w:type="character" w:customStyle="1" w:styleId="Ttulo1Car">
+  <w:style w:type="character" w:customStyle="1" w:styleId="style4097">
     <w:name w:val="Título 1 Car"/>
-    <w:basedOn w:val="Fuentedeprrafopredeter"/>
-    <w:link w:val="Ttulo1"/>
+    <w:basedOn w:val="style65"/>
+    <w:next w:val="style4097"/>
+    <w:link w:val="style1"/>
     <w:uiPriority w:val="9"/>
     <w:rPr>
-      <w:rFonts w:ascii="Cambria" w:eastAsia="SimSun" w:hAnsi="Cambria" w:cs="SimSun"/>
-      <w:color w:val="E36C0A"/>
+      <w:rFonts w:ascii="Cambria" w:cs="SimSun" w:eastAsia="SimSun" w:hAnsi="Cambria"/>
+      <w:color w:val="e36c0a"/>
       <w:sz w:val="40"/>
       <w:szCs w:val="40"/>
     </w:rPr>
   </w:style>
-  <w:style w:type="character" w:customStyle="1" w:styleId="Ttulo2Car">
+  <w:style w:type="character" w:customStyle="1" w:styleId="style4098">
     <w:name w:val="Título 2 Car"/>
-    <w:basedOn w:val="Fuentedeprrafopredeter"/>
-    <w:link w:val="Ttulo2"/>
+    <w:basedOn w:val="style65"/>
+    <w:next w:val="style4098"/>
+    <w:link w:val="style2"/>
     <w:uiPriority w:val="9"/>
     <w:rPr>
-      <w:rFonts w:ascii="Cambria" w:eastAsia="SimSun" w:hAnsi="Cambria" w:cs="SimSun"/>
-      <w:color w:val="E36C0A"/>
+      <w:rFonts w:ascii="Cambria" w:cs="SimSun" w:eastAsia="SimSun" w:hAnsi="Cambria"/>
+      <w:color w:val="e36c0a"/>
       <w:sz w:val="28"/>
       <w:szCs w:val="28"/>
     </w:rPr>
   </w:style>
-  <w:style w:type="character" w:customStyle="1" w:styleId="Ttulo3Car">
+  <w:style w:type="character" w:customStyle="1" w:styleId="style4099">
     <w:name w:val="Título 3 Car"/>
-    <w:basedOn w:val="Fuentedeprrafopredeter"/>
-    <w:link w:val="Ttulo3"/>
+    <w:basedOn w:val="style65"/>
+    <w:next w:val="style4099"/>
+    <w:link w:val="style3"/>
     <w:uiPriority w:val="9"/>
     <w:rPr>
-      <w:rFonts w:ascii="Cambria" w:eastAsia="SimSun" w:hAnsi="Cambria" w:cs="SimSun"/>
-      <w:color w:val="E36C0A"/>
+      <w:rFonts w:ascii="Cambria" w:cs="SimSun" w:eastAsia="SimSun" w:hAnsi="Cambria"/>
+      <w:color w:val="e36c0a"/>
       <w:sz w:val="24"/>
       <w:szCs w:val="24"/>
     </w:rPr>
   </w:style>
-  <w:style w:type="character" w:customStyle="1" w:styleId="Ttulo4Car">
+  <w:style w:type="character" w:customStyle="1" w:styleId="style4100">
     <w:name w:val="Título 4 Car"/>
-    <w:basedOn w:val="Fuentedeprrafopredeter"/>
-    <w:link w:val="Ttulo4"/>
+    <w:basedOn w:val="style65"/>
+    <w:next w:val="style4100"/>
+    <w:link w:val="style4"/>
     <w:uiPriority w:val="9"/>
     <w:rPr>
-      <w:rFonts w:ascii="Cambria" w:eastAsia="SimSun" w:hAnsi="Cambria" w:cs="SimSun"/>
-      <w:color w:val="F79646"/>
+      <w:rFonts w:ascii="Cambria" w:cs="SimSun" w:eastAsia="SimSun" w:hAnsi="Cambria"/>
+      <w:color w:val="f79646"/>
       <w:sz w:val="22"/>
       <w:szCs w:val="22"/>
     </w:rPr>
   </w:style>
-  <w:style w:type="character" w:customStyle="1" w:styleId="Ttulo5Car">
+  <w:style w:type="character" w:customStyle="1" w:styleId="style4101">
     <w:name w:val="Título 5 Car"/>
-    <w:basedOn w:val="Fuentedeprrafopredeter"/>
-    <w:link w:val="Ttulo5"/>
+    <w:basedOn w:val="style65"/>
+    <w:next w:val="style4101"/>
+    <w:link w:val="style5"/>
     <w:uiPriority w:val="9"/>
     <w:rPr>
-      <w:rFonts w:ascii="Cambria" w:eastAsia="SimSun" w:hAnsi="Cambria" w:cs="SimSun"/>
+      <w:rFonts w:ascii="Cambria" w:cs="SimSun" w:eastAsia="SimSun" w:hAnsi="Cambria"/>
       <w:i/>
       <w:iCs/>
-      <w:color w:val="F79646"/>
+      <w:color w:val="f79646"/>
       <w:sz w:val="22"/>
       <w:szCs w:val="22"/>
     </w:rPr>
   </w:style>
-  <w:style w:type="character" w:customStyle="1" w:styleId="Ttulo6Car">
+  <w:style w:type="character" w:customStyle="1" w:styleId="style4102">
     <w:name w:val="Título 6 Car"/>
-    <w:basedOn w:val="Fuentedeprrafopredeter"/>
-    <w:link w:val="Ttulo6"/>
+    <w:basedOn w:val="style65"/>
+    <w:next w:val="style4102"/>
+    <w:link w:val="style6"/>
     <w:uiPriority w:val="9"/>
     <w:rPr>
-      <w:rFonts w:ascii="Cambria" w:eastAsia="SimSun" w:hAnsi="Cambria" w:cs="SimSun"/>
-      <w:color w:val="F79646"/>
+      <w:rFonts w:ascii="Cambria" w:cs="SimSun" w:eastAsia="SimSun" w:hAnsi="Cambria"/>
+      <w:color w:val="f79646"/>
     </w:rPr>
   </w:style>
-  <w:style w:type="character" w:customStyle="1" w:styleId="Ttulo7Car">
+  <w:style w:type="character" w:customStyle="1" w:styleId="style4103">
     <w:name w:val="Título 7 Car"/>
-    <w:basedOn w:val="Fuentedeprrafopredeter"/>
-    <w:link w:val="Ttulo7"/>
+    <w:basedOn w:val="style65"/>
+    <w:next w:val="style4103"/>
+    <w:link w:val="style7"/>
     <w:uiPriority w:val="9"/>
     <w:rPr>
-      <w:rFonts w:ascii="Cambria" w:eastAsia="SimSun" w:hAnsi="Cambria" w:cs="SimSun"/>
+      <w:rFonts w:ascii="Cambria" w:cs="SimSun" w:eastAsia="SimSun" w:hAnsi="Cambria"/>
       <w:b/>
       <w:bCs/>
-      <w:color w:val="F79646"/>
+      <w:color w:val="f79646"/>
     </w:rPr>
   </w:style>
-  <w:style w:type="character" w:customStyle="1" w:styleId="Ttulo8Car">
+  <w:style w:type="character" w:customStyle="1" w:styleId="style4104">
     <w:name w:val="Título 8 Car"/>
-    <w:basedOn w:val="Fuentedeprrafopredeter"/>
-    <w:link w:val="Ttulo8"/>
+    <w:basedOn w:val="style65"/>
+    <w:next w:val="style4104"/>
+    <w:link w:val="style8"/>
     <w:uiPriority w:val="9"/>
     <w:rPr>
-      <w:rFonts w:ascii="Cambria" w:eastAsia="SimSun" w:hAnsi="Cambria" w:cs="SimSun"/>
+      <w:rFonts w:ascii="Cambria" w:cs="SimSun" w:eastAsia="SimSun" w:hAnsi="Cambria"/>
       <w:b/>
       <w:bCs/>
       <w:i/>
       <w:iCs/>
-      <w:color w:val="F79646"/>
+      <w:color w:val="f79646"/>
       <w:sz w:val="20"/>
       <w:szCs w:val="20"/>
     </w:rPr>
   </w:style>
-  <w:style w:type="character" w:customStyle="1" w:styleId="Ttulo9Car">
+  <w:style w:type="character" w:customStyle="1" w:styleId="style4105">
     <w:name w:val="Título 9 Car"/>
-    <w:basedOn w:val="Fuentedeprrafopredeter"/>
-    <w:link w:val="Ttulo9"/>
+    <w:basedOn w:val="style65"/>
+    <w:next w:val="style4105"/>
+    <w:link w:val="style9"/>
     <w:uiPriority w:val="9"/>
     <w:rPr>
-      <w:rFonts w:ascii="Cambria" w:eastAsia="SimSun" w:hAnsi="Cambria" w:cs="SimSun"/>
+      <w:rFonts w:ascii="Cambria" w:cs="SimSun" w:eastAsia="SimSun" w:hAnsi="Cambria"/>
       <w:i/>
       <w:iCs/>
-      <w:color w:val="F79646"/>
+      <w:color w:val="f79646"/>
       <w:sz w:val="20"/>
       <w:szCs w:val="20"/>
     </w:rPr>
   </w:style>
-  <w:style w:type="paragraph" w:styleId="Descripcin">
+  <w:style w:type="paragraph" w:styleId="style34">
     <w:name w:val="caption"/>
-    <w:basedOn w:val="Normal"/>
-    <w:next w:val="Normal"/>
+    <w:basedOn w:val="style0"/>
+    <w:next w:val="style0"/>
+    <w:qFormat/>
     <w:uiPriority w:val="35"/>
-    <w:qFormat/>
     <w:pPr>
-      <w:spacing w:line="240" w:lineRule="auto"/>
+      <w:spacing w:lineRule="auto" w:line="240"/>
     </w:pPr>
     <w:rPr>
       <w:b/>
@@ -7933,15 +7775,15 @@
       <w:color w:val="595959"/>
     </w:rPr>
   </w:style>
-  <w:style w:type="paragraph" w:styleId="Ttulo">
+  <w:style w:type="paragraph" w:styleId="style62">
     <w:name w:val="Title"/>
-    <w:basedOn w:val="Normal"/>
-    <w:next w:val="Normal"/>
-    <w:link w:val="TtuloCar"/>
+    <w:basedOn w:val="style0"/>
+    <w:next w:val="style0"/>
+    <w:link w:val="style4106"/>
+    <w:qFormat/>
     <w:uiPriority w:val="10"/>
-    <w:qFormat/>
     <w:pPr>
-      <w:spacing w:after="0" w:line="240" w:lineRule="auto"/>
+      <w:spacing w:after="0" w:lineRule="auto" w:line="240"/>
       <w:contextualSpacing/>
     </w:pPr>
     <w:rPr>
@@ -7952,31 +7794,33 @@
       <w:szCs w:val="96"/>
     </w:rPr>
   </w:style>
-  <w:style w:type="character" w:customStyle="1" w:styleId="TtuloCar">
+  <w:style w:type="character" w:customStyle="1" w:styleId="style4106">
     <w:name w:val="Título Car"/>
-    <w:basedOn w:val="Fuentedeprrafopredeter"/>
-    <w:link w:val="Ttulo"/>
+    <w:basedOn w:val="style65"/>
+    <w:next w:val="style4106"/>
+    <w:link w:val="style62"/>
     <w:uiPriority w:val="10"/>
     <w:rPr>
-      <w:rFonts w:ascii="Cambria" w:eastAsia="SimSun" w:hAnsi="Cambria" w:cs="SimSun"/>
+      <w:rFonts w:ascii="Cambria" w:cs="SimSun" w:eastAsia="SimSun" w:hAnsi="Cambria"/>
       <w:color w:val="262626"/>
       <w:spacing w:val="-15"/>
       <w:sz w:val="96"/>
       <w:szCs w:val="96"/>
     </w:rPr>
   </w:style>
-  <w:style w:type="paragraph" w:styleId="Subttulo">
+  <w:style w:type="paragraph" w:styleId="style74">
     <w:name w:val="Subtitle"/>
-    <w:basedOn w:val="Normal"/>
-    <w:next w:val="Normal"/>
-    <w:link w:val="SubttuloCar"/>
+    <w:basedOn w:val="style0"/>
+    <w:next w:val="style0"/>
+    <w:link w:val="style4107"/>
+    <w:qFormat/>
     <w:uiPriority w:val="11"/>
-    <w:qFormat/>
     <w:pPr>
       <w:numPr>
         <w:ilvl w:val="1"/>
+        <w:numId w:val="0"/>
       </w:numPr>
-      <w:spacing w:line="240" w:lineRule="auto"/>
+      <w:spacing w:lineRule="auto" w:line="240"/>
     </w:pPr>
     <w:rPr>
       <w:rFonts w:ascii="Cambria" w:eastAsia="SimSun" w:hAnsi="Cambria"/>
@@ -7984,53 +7828,58 @@
       <w:szCs w:val="30"/>
     </w:rPr>
   </w:style>
-  <w:style w:type="character" w:customStyle="1" w:styleId="SubttuloCar">
+  <w:style w:type="character" w:customStyle="1" w:styleId="style4107">
     <w:name w:val="Subtítulo Car"/>
-    <w:basedOn w:val="Fuentedeprrafopredeter"/>
-    <w:link w:val="Subttulo"/>
+    <w:basedOn w:val="style65"/>
+    <w:next w:val="style4107"/>
+    <w:link w:val="style74"/>
     <w:uiPriority w:val="11"/>
     <w:rPr>
-      <w:rFonts w:ascii="Cambria" w:eastAsia="SimSun" w:hAnsi="Cambria" w:cs="SimSun"/>
+      <w:rFonts w:ascii="Cambria" w:cs="SimSun" w:eastAsia="SimSun" w:hAnsi="Cambria"/>
       <w:sz w:val="30"/>
       <w:szCs w:val="30"/>
     </w:rPr>
   </w:style>
-  <w:style w:type="character" w:styleId="Textoennegrita">
+  <w:style w:type="character" w:styleId="style87">
     <w:name w:val="Strong"/>
-    <w:basedOn w:val="Fuentedeprrafopredeter"/>
+    <w:basedOn w:val="style65"/>
+    <w:next w:val="style87"/>
+    <w:qFormat/>
     <w:uiPriority w:val="22"/>
-    <w:qFormat/>
     <w:rPr>
       <w:b/>
       <w:bCs/>
     </w:rPr>
   </w:style>
-  <w:style w:type="character" w:styleId="nfasis">
+  <w:style w:type="character" w:styleId="style88">
     <w:name w:val="Emphasis"/>
-    <w:basedOn w:val="Fuentedeprrafopredeter"/>
+    <w:basedOn w:val="style65"/>
+    <w:next w:val="style88"/>
+    <w:qFormat/>
     <w:uiPriority w:val="20"/>
-    <w:qFormat/>
     <w:rPr>
       <w:i/>
       <w:iCs/>
-      <w:color w:val="F79646"/>
+      <w:color w:val="f79646"/>
     </w:rPr>
   </w:style>
-  <w:style w:type="paragraph" w:styleId="Sinespaciado">
+  <w:style w:type="paragraph" w:styleId="style157">
     <w:name w:val="No Spacing"/>
+    <w:next w:val="style157"/>
+    <w:qFormat/>
     <w:uiPriority w:val="1"/>
+    <w:pPr>
+      <w:spacing w:after="0" w:lineRule="auto" w:line="240"/>
+    </w:pPr>
+    <w:rPr/>
+  </w:style>
+  <w:style w:type="paragraph" w:styleId="style180">
+    <w:name w:val="Quote"/>
+    <w:basedOn w:val="style0"/>
+    <w:next w:val="style0"/>
+    <w:link w:val="style4108"/>
     <w:qFormat/>
-    <w:pPr>
-      <w:spacing w:after="0" w:line="240" w:lineRule="auto"/>
-    </w:pPr>
-  </w:style>
-  <w:style w:type="paragraph" w:styleId="Cita">
-    <w:name w:val="Quote"/>
-    <w:basedOn w:val="Normal"/>
-    <w:next w:val="Normal"/>
-    <w:link w:val="CitaCar"/>
     <w:uiPriority w:val="29"/>
-    <w:qFormat/>
     <w:pPr>
       <w:spacing w:before="160"/>
       <w:ind w:left="720" w:right="720"/>
@@ -8042,10 +7891,11 @@
       <w:color w:val="262626"/>
     </w:rPr>
   </w:style>
-  <w:style w:type="character" w:customStyle="1" w:styleId="CitaCar">
+  <w:style w:type="character" w:customStyle="1" w:styleId="style4108">
     <w:name w:val="Cita Car"/>
-    <w:basedOn w:val="Fuentedeprrafopredeter"/>
-    <w:link w:val="Cita"/>
+    <w:basedOn w:val="style65"/>
+    <w:next w:val="style4108"/>
+    <w:link w:val="style180"/>
     <w:uiPriority w:val="29"/>
     <w:rPr>
       <w:i/>
@@ -8053,15 +7903,15 @@
       <w:color w:val="262626"/>
     </w:rPr>
   </w:style>
-  <w:style w:type="paragraph" w:styleId="Citadestacada">
+  <w:style w:type="paragraph" w:styleId="style181">
     <w:name w:val="Intense Quote"/>
-    <w:basedOn w:val="Normal"/>
-    <w:next w:val="Normal"/>
-    <w:link w:val="CitadestacadaCar"/>
+    <w:basedOn w:val="style0"/>
+    <w:next w:val="style0"/>
+    <w:link w:val="style4109"/>
+    <w:qFormat/>
     <w:uiPriority w:val="30"/>
-    <w:qFormat/>
     <w:pPr>
-      <w:spacing w:before="160" w:after="160" w:line="264" w:lineRule="auto"/>
+      <w:spacing w:before="160" w:after="160" w:lineRule="auto" w:line="264"/>
       <w:ind w:left="720" w:right="720"/>
       <w:jc w:val="center"/>
     </w:pPr>
@@ -8069,40 +7919,43 @@
       <w:rFonts w:ascii="Cambria" w:eastAsia="SimSun" w:hAnsi="Cambria"/>
       <w:i/>
       <w:iCs/>
-      <w:color w:val="F79646"/>
+      <w:color w:val="f79646"/>
       <w:sz w:val="32"/>
       <w:szCs w:val="32"/>
     </w:rPr>
   </w:style>
-  <w:style w:type="character" w:customStyle="1" w:styleId="CitadestacadaCar">
+  <w:style w:type="character" w:customStyle="1" w:styleId="style4109">
     <w:name w:val="Cita destacada Car"/>
-    <w:basedOn w:val="Fuentedeprrafopredeter"/>
-    <w:link w:val="Citadestacada"/>
+    <w:basedOn w:val="style65"/>
+    <w:next w:val="style4109"/>
+    <w:link w:val="style181"/>
     <w:uiPriority w:val="30"/>
     <w:rPr>
-      <w:rFonts w:ascii="Cambria" w:eastAsia="SimSun" w:hAnsi="Cambria" w:cs="SimSun"/>
+      <w:rFonts w:ascii="Cambria" w:cs="SimSun" w:eastAsia="SimSun" w:hAnsi="Cambria"/>
       <w:i/>
       <w:iCs/>
-      <w:color w:val="F79646"/>
+      <w:color w:val="f79646"/>
       <w:sz w:val="32"/>
       <w:szCs w:val="32"/>
     </w:rPr>
   </w:style>
-  <w:style w:type="character" w:styleId="nfasissutil">
+  <w:style w:type="character" w:styleId="style260">
     <w:name w:val="Subtle Emphasis"/>
-    <w:basedOn w:val="Fuentedeprrafopredeter"/>
+    <w:basedOn w:val="style65"/>
+    <w:next w:val="style260"/>
+    <w:qFormat/>
     <w:uiPriority w:val="19"/>
-    <w:qFormat/>
     <w:rPr>
       <w:i/>
       <w:iCs/>
     </w:rPr>
   </w:style>
-  <w:style w:type="character" w:styleId="nfasisintenso">
+  <w:style w:type="character" w:styleId="style261">
     <w:name w:val="Intense Emphasis"/>
-    <w:basedOn w:val="Fuentedeprrafopredeter"/>
+    <w:basedOn w:val="style65"/>
+    <w:next w:val="style261"/>
+    <w:qFormat/>
     <w:uiPriority w:val="21"/>
-    <w:qFormat/>
     <w:rPr>
       <w:b/>
       <w:bCs/>
@@ -8110,299 +7963,330 @@
       <w:iCs/>
     </w:rPr>
   </w:style>
-  <w:style w:type="character" w:styleId="Referenciasutil">
+  <w:style w:type="character" w:styleId="style262">
     <w:name w:val="Subtle Reference"/>
-    <w:basedOn w:val="Fuentedeprrafopredeter"/>
+    <w:basedOn w:val="style65"/>
+    <w:next w:val="style262"/>
+    <w:qFormat/>
     <w:uiPriority w:val="31"/>
-    <w:qFormat/>
     <w:rPr>
       <w:smallCaps/>
       <w:color w:val="595959"/>
     </w:rPr>
   </w:style>
-  <w:style w:type="character" w:styleId="Referenciaintensa">
+  <w:style w:type="character" w:styleId="style263">
     <w:name w:val="Intense Reference"/>
-    <w:basedOn w:val="Fuentedeprrafopredeter"/>
+    <w:basedOn w:val="style65"/>
+    <w:next w:val="style263"/>
+    <w:qFormat/>
     <w:uiPriority w:val="32"/>
-    <w:qFormat/>
     <w:rPr>
       <w:b/>
       <w:bCs/>
       <w:smallCaps/>
-      <w:color w:val="F79646"/>
+      <w:color w:val="f79646"/>
     </w:rPr>
   </w:style>
-  <w:style w:type="character" w:styleId="Ttulodellibro">
+  <w:style w:type="character" w:styleId="style264">
     <w:name w:val="Book Title"/>
-    <w:basedOn w:val="Fuentedeprrafopredeter"/>
+    <w:basedOn w:val="style65"/>
+    <w:next w:val="style264"/>
+    <w:qFormat/>
     <w:uiPriority w:val="33"/>
-    <w:qFormat/>
     <w:rPr>
       <w:b/>
       <w:bCs/>
-      <w:caps w:val="0"/>
+      <w:caps w:val="false"/>
       <w:smallCaps/>
       <w:spacing w:val="7"/>
       <w:sz w:val="21"/>
       <w:szCs w:val="21"/>
     </w:rPr>
   </w:style>
-  <w:style w:type="paragraph" w:styleId="TtuloTDC">
+  <w:style w:type="paragraph" w:styleId="style266">
     <w:name w:val="TOC Heading"/>
-    <w:basedOn w:val="Ttulo1"/>
-    <w:next w:val="Normal"/>
+    <w:basedOn w:val="style1"/>
+    <w:next w:val="style0"/>
+    <w:qFormat/>
     <w:uiPriority w:val="39"/>
-    <w:qFormat/>
     <w:pPr>
       <w:outlineLvl w:val="9"/>
     </w:pPr>
+    <w:rPr/>
   </w:style>
-  <w:style w:type="paragraph" w:customStyle="1" w:styleId="Default">
+  <w:style w:type="paragraph" w:customStyle="1" w:styleId="style4110">
     <w:name w:val="Default"/>
+    <w:next w:val="style4110"/>
     <w:uiPriority w:val="99"/>
     <w:pPr>
-      <w:autoSpaceDE w:val="0"/>
-      <w:autoSpaceDN w:val="0"/>
-      <w:adjustRightInd w:val="0"/>
-      <w:spacing w:after="0" w:line="240" w:lineRule="auto"/>
+      <w:autoSpaceDE w:val="false"/>
+      <w:autoSpaceDN w:val="false"/>
+      <w:adjustRightInd w:val="false"/>
+      <w:spacing w:after="0" w:lineRule="auto" w:line="240"/>
     </w:pPr>
     <w:rPr>
-      <w:rFonts w:ascii="Arial" w:hAnsi="Arial" w:cs="Arial"/>
+      <w:rFonts w:ascii="Arial" w:cs="Arial" w:hAnsi="Arial"/>
       <w:color w:val="000000"/>
       <w:sz w:val="24"/>
       <w:szCs w:val="24"/>
     </w:rPr>
   </w:style>
-  <w:style w:type="paragraph" w:styleId="Textoindependiente">
+  <w:style w:type="paragraph" w:styleId="style66">
     <w:name w:val="Body Text"/>
-    <w:basedOn w:val="Normal"/>
-    <w:link w:val="TextoindependienteCar"/>
+    <w:basedOn w:val="style0"/>
+    <w:next w:val="style66"/>
+    <w:link w:val="style4111"/>
     <w:uiPriority w:val="99"/>
     <w:pPr>
-      <w:spacing w:after="0" w:line="240" w:lineRule="auto"/>
+      <w:spacing w:after="0" w:lineRule="auto" w:line="240"/>
       <w:jc w:val="both"/>
     </w:pPr>
     <w:rPr>
-      <w:rFonts w:ascii="Arial" w:eastAsia="Times New Roman" w:hAnsi="Arial" w:cs="Arial"/>
+      <w:rFonts w:ascii="Arial" w:cs="Arial" w:eastAsia="Times New Roman" w:hAnsi="Arial"/>
       <w:sz w:val="24"/>
       <w:szCs w:val="24"/>
       <w:lang w:eastAsia="es-ES"/>
     </w:rPr>
   </w:style>
-  <w:style w:type="character" w:customStyle="1" w:styleId="TextoindependienteCar">
+  <w:style w:type="character" w:customStyle="1" w:styleId="style4111">
     <w:name w:val="Texto independiente Car"/>
-    <w:basedOn w:val="Fuentedeprrafopredeter"/>
-    <w:link w:val="Textoindependiente"/>
+    <w:basedOn w:val="style65"/>
+    <w:next w:val="style4111"/>
+    <w:link w:val="style66"/>
     <w:uiPriority w:val="99"/>
     <w:rPr>
-      <w:rFonts w:ascii="Arial" w:eastAsia="Times New Roman" w:hAnsi="Arial" w:cs="Arial"/>
+      <w:rFonts w:ascii="Arial" w:cs="Arial" w:eastAsia="Times New Roman" w:hAnsi="Arial"/>
       <w:sz w:val="24"/>
       <w:szCs w:val="24"/>
       <w:lang w:eastAsia="es-ES"/>
     </w:rPr>
   </w:style>
-  <w:style w:type="paragraph" w:styleId="Prrafodelista">
+  <w:style w:type="paragraph" w:styleId="style179">
     <w:name w:val="List Paragraph"/>
-    <w:basedOn w:val="Normal"/>
+    <w:basedOn w:val="style0"/>
+    <w:next w:val="style179"/>
+    <w:qFormat/>
     <w:uiPriority w:val="99"/>
-    <w:qFormat/>
     <w:pPr>
       <w:ind w:left="720"/>
       <w:contextualSpacing/>
     </w:pPr>
+    <w:rPr/>
   </w:style>
-  <w:style w:type="character" w:customStyle="1" w:styleId="TextocomentarioCar">
+  <w:style w:type="character" w:customStyle="1" w:styleId="style4112">
     <w:name w:val="Texto comentario Car"/>
-    <w:link w:val="Textocomentario"/>
+    <w:next w:val="style4112"/>
+    <w:link w:val="style30"/>
   </w:style>
-  <w:style w:type="paragraph" w:styleId="Textocomentario">
+  <w:style w:type="paragraph" w:styleId="style30">
     <w:name w:val="annotation text"/>
-    <w:basedOn w:val="Normal"/>
-    <w:link w:val="TextocomentarioCar"/>
+    <w:basedOn w:val="style0"/>
+    <w:next w:val="style30"/>
+    <w:link w:val="style4112"/>
     <w:pPr>
-      <w:spacing w:after="160" w:line="240" w:lineRule="auto"/>
+      <w:spacing w:after="160" w:lineRule="auto" w:line="240"/>
     </w:pPr>
+    <w:rPr/>
   </w:style>
-  <w:style w:type="character" w:customStyle="1" w:styleId="TextocomentarioCar1">
+  <w:style w:type="character" w:customStyle="1" w:styleId="style4113">
     <w:name w:val="Texto comentario Car1"/>
-    <w:basedOn w:val="Fuentedeprrafopredeter"/>
+    <w:basedOn w:val="style65"/>
+    <w:next w:val="style4113"/>
     <w:uiPriority w:val="99"/>
     <w:rPr>
       <w:sz w:val="20"/>
       <w:szCs w:val="20"/>
     </w:rPr>
   </w:style>
-  <w:style w:type="character" w:styleId="Refdecomentario">
+  <w:style w:type="character" w:styleId="style39">
     <w:name w:val="annotation reference"/>
+    <w:next w:val="style39"/>
     <w:rPr>
-      <w:rFonts w:ascii="Times New Roman" w:hAnsi="Times New Roman" w:cs="Times New Roman" w:hint="default"/>
+      <w:rFonts w:ascii="Times New Roman" w:cs="Times New Roman" w:hAnsi="Times New Roman" w:hint="default"/>
       <w:sz w:val="16"/>
       <w:szCs w:val="16"/>
     </w:rPr>
   </w:style>
-  <w:style w:type="paragraph" w:styleId="Textodeglobo">
+  <w:style w:type="paragraph" w:styleId="style153">
     <w:name w:val="Balloon Text"/>
-    <w:basedOn w:val="Normal"/>
-    <w:link w:val="TextodegloboCar"/>
+    <w:basedOn w:val="style0"/>
+    <w:next w:val="style153"/>
+    <w:link w:val="style4114"/>
     <w:uiPriority w:val="99"/>
     <w:pPr>
-      <w:spacing w:after="0" w:line="240" w:lineRule="auto"/>
+      <w:spacing w:after="0" w:lineRule="auto" w:line="240"/>
     </w:pPr>
     <w:rPr>
-      <w:rFonts w:ascii="Tahoma" w:hAnsi="Tahoma" w:cs="Tahoma"/>
+      <w:rFonts w:ascii="Tahoma" w:cs="Tahoma" w:hAnsi="Tahoma"/>
       <w:sz w:val="16"/>
       <w:szCs w:val="16"/>
     </w:rPr>
   </w:style>
-  <w:style w:type="character" w:customStyle="1" w:styleId="TextodegloboCar">
+  <w:style w:type="character" w:customStyle="1" w:styleId="style4114">
     <w:name w:val="Texto de globo Car"/>
-    <w:basedOn w:val="Fuentedeprrafopredeter"/>
-    <w:link w:val="Textodeglobo"/>
+    <w:basedOn w:val="style65"/>
+    <w:next w:val="style4114"/>
+    <w:link w:val="style153"/>
     <w:uiPriority w:val="99"/>
     <w:rPr>
-      <w:rFonts w:ascii="Tahoma" w:hAnsi="Tahoma" w:cs="Tahoma"/>
+      <w:rFonts w:ascii="Tahoma" w:cs="Tahoma" w:hAnsi="Tahoma"/>
       <w:sz w:val="16"/>
       <w:szCs w:val="16"/>
     </w:rPr>
   </w:style>
-  <w:style w:type="paragraph" w:styleId="Sangra3detindependiente">
+  <w:style w:type="paragraph" w:styleId="style83">
     <w:name w:val="Body Text Indent 3"/>
-    <w:basedOn w:val="Normal"/>
-    <w:link w:val="Sangra3detindependienteCar"/>
+    <w:basedOn w:val="style0"/>
+    <w:next w:val="style83"/>
+    <w:link w:val="style4115"/>
     <w:uiPriority w:val="99"/>
     <w:pPr>
-      <w:spacing w:after="120" w:line="240" w:lineRule="auto"/>
+      <w:spacing w:after="120" w:lineRule="auto" w:line="240"/>
       <w:ind w:left="283"/>
     </w:pPr>
     <w:rPr>
-      <w:rFonts w:ascii="Times New Roman" w:eastAsia="Times New Roman" w:hAnsi="Times New Roman" w:cs="Times New Roman"/>
+      <w:rFonts w:ascii="Times New Roman" w:cs="Times New Roman" w:eastAsia="Times New Roman" w:hAnsi="Times New Roman"/>
       <w:sz w:val="16"/>
       <w:szCs w:val="16"/>
       <w:lang w:eastAsia="es-ES"/>
     </w:rPr>
   </w:style>
-  <w:style w:type="character" w:customStyle="1" w:styleId="Sangra3detindependienteCar">
+  <w:style w:type="character" w:customStyle="1" w:styleId="style4115">
     <w:name w:val="Sangría 3 de t. independiente Car"/>
-    <w:basedOn w:val="Fuentedeprrafopredeter"/>
-    <w:link w:val="Sangra3detindependiente"/>
+    <w:basedOn w:val="style65"/>
+    <w:next w:val="style4115"/>
+    <w:link w:val="style83"/>
     <w:uiPriority w:val="99"/>
     <w:rPr>
-      <w:rFonts w:ascii="Times New Roman" w:eastAsia="Times New Roman" w:hAnsi="Times New Roman" w:cs="Times New Roman"/>
+      <w:rFonts w:ascii="Times New Roman" w:cs="Times New Roman" w:eastAsia="Times New Roman" w:hAnsi="Times New Roman"/>
       <w:sz w:val="16"/>
       <w:szCs w:val="16"/>
       <w:lang w:eastAsia="es-ES"/>
     </w:rPr>
   </w:style>
-  <w:style w:type="paragraph" w:styleId="Sangradetextonormal">
+  <w:style w:type="paragraph" w:styleId="style67">
     <w:name w:val="Body Text Indent"/>
-    <w:basedOn w:val="Normal"/>
-    <w:link w:val="SangradetextonormalCar"/>
+    <w:basedOn w:val="style0"/>
+    <w:next w:val="style67"/>
+    <w:link w:val="style4116"/>
     <w:uiPriority w:val="99"/>
     <w:pPr>
-      <w:spacing w:after="120" w:line="240" w:lineRule="auto"/>
+      <w:spacing w:after="120" w:lineRule="auto" w:line="240"/>
       <w:ind w:left="283"/>
     </w:pPr>
     <w:rPr>
-      <w:rFonts w:ascii="Times New Roman" w:eastAsia="Times New Roman" w:hAnsi="Times New Roman" w:cs="Times New Roman"/>
+      <w:rFonts w:ascii="Times New Roman" w:cs="Times New Roman" w:eastAsia="Times New Roman" w:hAnsi="Times New Roman"/>
       <w:sz w:val="24"/>
       <w:szCs w:val="24"/>
       <w:lang w:val="es-ES" w:eastAsia="es-ES"/>
     </w:rPr>
   </w:style>
-  <w:style w:type="character" w:customStyle="1" w:styleId="SangradetextonormalCar">
+  <w:style w:type="character" w:customStyle="1" w:styleId="style4116">
     <w:name w:val="Sangría de texto normal Car"/>
-    <w:basedOn w:val="Fuentedeprrafopredeter"/>
-    <w:link w:val="Sangradetextonormal"/>
+    <w:basedOn w:val="style65"/>
+    <w:next w:val="style4116"/>
+    <w:link w:val="style67"/>
     <w:uiPriority w:val="99"/>
     <w:rPr>
-      <w:rFonts w:ascii="Times New Roman" w:eastAsia="Times New Roman" w:hAnsi="Times New Roman" w:cs="Times New Roman"/>
+      <w:rFonts w:ascii="Times New Roman" w:cs="Times New Roman" w:eastAsia="Times New Roman" w:hAnsi="Times New Roman"/>
       <w:sz w:val="24"/>
       <w:szCs w:val="24"/>
       <w:lang w:val="es-ES" w:eastAsia="es-ES"/>
     </w:rPr>
   </w:style>
-  <w:style w:type="character" w:styleId="Hipervnculo">
+  <w:style w:type="character" w:styleId="style85">
     <w:name w:val="Hyperlink"/>
-    <w:basedOn w:val="Fuentedeprrafopredeter"/>
+    <w:basedOn w:val="style65"/>
+    <w:next w:val="style85"/>
     <w:uiPriority w:val="99"/>
     <w:rPr>
       <w:rFonts w:cs="Times New Roman"/>
-      <w:color w:val="0000FF"/>
+      <w:color w:val="0000ff"/>
       <w:u w:val="single"/>
     </w:rPr>
   </w:style>
-  <w:style w:type="paragraph" w:styleId="Textoindependiente2">
+  <w:style w:type="paragraph" w:styleId="style80">
     <w:name w:val="Body Text 2"/>
-    <w:basedOn w:val="Normal"/>
-    <w:link w:val="Textoindependiente2Car"/>
+    <w:basedOn w:val="style0"/>
+    <w:next w:val="style80"/>
+    <w:link w:val="style4117"/>
     <w:uiPriority w:val="99"/>
     <w:pPr>
-      <w:spacing w:after="120" w:line="480" w:lineRule="auto"/>
+      <w:spacing w:after="120" w:lineRule="auto" w:line="480"/>
     </w:pPr>
     <w:rPr>
-      <w:rFonts w:ascii="Times New Roman" w:eastAsia="Times New Roman" w:hAnsi="Times New Roman" w:cs="Times New Roman"/>
+      <w:rFonts w:ascii="Times New Roman" w:cs="Times New Roman" w:eastAsia="Times New Roman" w:hAnsi="Times New Roman"/>
       <w:sz w:val="24"/>
       <w:szCs w:val="24"/>
       <w:lang w:val="es-ES" w:eastAsia="es-ES"/>
     </w:rPr>
   </w:style>
-  <w:style w:type="character" w:customStyle="1" w:styleId="Textoindependiente2Car">
+  <w:style w:type="character" w:customStyle="1" w:styleId="style4117">
     <w:name w:val="Texto independiente 2 Car"/>
-    <w:basedOn w:val="Fuentedeprrafopredeter"/>
-    <w:link w:val="Textoindependiente2"/>
+    <w:basedOn w:val="style65"/>
+    <w:next w:val="style4117"/>
+    <w:link w:val="style80"/>
     <w:uiPriority w:val="99"/>
     <w:rPr>
-      <w:rFonts w:ascii="Times New Roman" w:eastAsia="Times New Roman" w:hAnsi="Times New Roman" w:cs="Times New Roman"/>
+      <w:rFonts w:ascii="Times New Roman" w:cs="Times New Roman" w:eastAsia="Times New Roman" w:hAnsi="Times New Roman"/>
       <w:sz w:val="24"/>
       <w:szCs w:val="24"/>
       <w:lang w:val="es-ES" w:eastAsia="es-ES"/>
     </w:rPr>
   </w:style>
-  <w:style w:type="paragraph" w:styleId="Encabezado">
+  <w:style w:type="paragraph" w:styleId="style31">
     <w:name w:val="header"/>
-    <w:basedOn w:val="Normal"/>
-    <w:link w:val="EncabezadoCar"/>
+    <w:basedOn w:val="style0"/>
+    <w:next w:val="style31"/>
+    <w:link w:val="style4118"/>
     <w:uiPriority w:val="99"/>
     <w:pPr>
       <w:tabs>
-        <w:tab w:val="center" w:pos="4252"/>
-        <w:tab w:val="right" w:pos="8504"/>
+        <w:tab w:val="center" w:leader="none" w:pos="4252"/>
+        <w:tab w:val="right" w:leader="none" w:pos="8504"/>
       </w:tabs>
-      <w:spacing w:after="0" w:line="240" w:lineRule="auto"/>
+      <w:spacing w:after="0" w:lineRule="auto" w:line="240"/>
     </w:pPr>
+    <w:rPr/>
   </w:style>
-  <w:style w:type="character" w:customStyle="1" w:styleId="EncabezadoCar">
+  <w:style w:type="character" w:customStyle="1" w:styleId="style4118">
     <w:name w:val="Encabezado Car"/>
-    <w:basedOn w:val="Fuentedeprrafopredeter"/>
-    <w:link w:val="Encabezado"/>
+    <w:basedOn w:val="style65"/>
+    <w:next w:val="style4118"/>
+    <w:link w:val="style31"/>
     <w:uiPriority w:val="99"/>
   </w:style>
-  <w:style w:type="paragraph" w:styleId="Piedepgina">
+  <w:style w:type="paragraph" w:styleId="style32">
     <w:name w:val="footer"/>
-    <w:basedOn w:val="Normal"/>
-    <w:link w:val="PiedepginaCar"/>
+    <w:basedOn w:val="style0"/>
+    <w:next w:val="style32"/>
+    <w:link w:val="style4119"/>
     <w:uiPriority w:val="99"/>
     <w:pPr>
       <w:tabs>
-        <w:tab w:val="center" w:pos="4252"/>
-        <w:tab w:val="right" w:pos="8504"/>
+        <w:tab w:val="center" w:leader="none" w:pos="4252"/>
+        <w:tab w:val="right" w:leader="none" w:pos="8504"/>
       </w:tabs>
-      <w:spacing w:after="0" w:line="240" w:lineRule="auto"/>
+      <w:spacing w:after="0" w:lineRule="auto" w:line="240"/>
     </w:pPr>
+    <w:rPr/>
   </w:style>
-  <w:style w:type="character" w:customStyle="1" w:styleId="PiedepginaCar">
+  <w:style w:type="character" w:customStyle="1" w:styleId="style4119">
     <w:name w:val="Pie de página Car"/>
-    <w:basedOn w:val="Fuentedeprrafopredeter"/>
-    <w:link w:val="Piedepgina"/>
+    <w:basedOn w:val="style65"/>
+    <w:next w:val="style4119"/>
+    <w:link w:val="style32"/>
     <w:uiPriority w:val="99"/>
   </w:style>
-  <w:style w:type="table" w:styleId="Tablaconcuadrcula">
+  <w:style w:type="table" w:styleId="style154">
     <w:name w:val="Table Grid"/>
-    <w:basedOn w:val="Tablanormal"/>
+    <w:basedOn w:val="style105"/>
+    <w:next w:val="style154"/>
     <w:uiPriority w:val="59"/>
     <w:pPr>
-      <w:spacing w:after="0" w:line="240" w:lineRule="auto"/>
+      <w:spacing w:after="0" w:lineRule="auto" w:line="240"/>
     </w:pPr>
+    <w:rPr/>
     <w:tblPr>
       <w:tblBorders>
         <w:top w:val="single" w:sz="4" w:space="0" w:color="auto"/>
@@ -8413,48 +8297,52 @@
         <w:insideV w:val="single" w:sz="4" w:space="0" w:color="auto"/>
       </w:tblBorders>
     </w:tblPr>
+    <w:tcPr>
+      <w:tcBorders/>
+    </w:tcPr>
   </w:style>
-  <w:style w:type="paragraph" w:styleId="Textonotapie">
+  <w:style w:type="paragraph" w:styleId="style29">
     <w:name w:val="footnote text"/>
-    <w:basedOn w:val="Normal"/>
-    <w:link w:val="TextonotapieCar"/>
+    <w:basedOn w:val="style0"/>
+    <w:next w:val="style29"/>
+    <w:link w:val="style4120"/>
     <w:uiPriority w:val="99"/>
     <w:pPr>
-      <w:spacing w:after="0" w:line="240" w:lineRule="auto"/>
+      <w:spacing w:after="0" w:lineRule="auto" w:line="240"/>
     </w:pPr>
     <w:rPr>
       <w:sz w:val="20"/>
       <w:szCs w:val="20"/>
     </w:rPr>
   </w:style>
-  <w:style w:type="character" w:customStyle="1" w:styleId="TextonotapieCar">
+  <w:style w:type="character" w:customStyle="1" w:styleId="style4120">
     <w:name w:val="Texto nota pie Car"/>
-    <w:basedOn w:val="Fuentedeprrafopredeter"/>
-    <w:link w:val="Textonotapie"/>
+    <w:basedOn w:val="style65"/>
+    <w:next w:val="style4120"/>
+    <w:link w:val="style29"/>
     <w:uiPriority w:val="99"/>
     <w:rPr>
       <w:sz w:val="20"/>
       <w:szCs w:val="20"/>
     </w:rPr>
   </w:style>
-  <w:style w:type="character" w:styleId="Refdenotaalpie">
+  <w:style w:type="character" w:styleId="style38">
     <w:name w:val="footnote reference"/>
-    <w:basedOn w:val="Fuentedeprrafopredeter"/>
+    <w:basedOn w:val="style65"/>
+    <w:next w:val="style38"/>
     <w:uiPriority w:val="99"/>
     <w:rPr>
       <w:vertAlign w:val="superscript"/>
     </w:rPr>
   </w:style>
-  <w:style w:type="character" w:styleId="Mencinsinresolver">
+  <w:style w:type="character" w:customStyle="1" w:styleId="style4121">
     <w:name w:val="Unresolved Mention"/>
-    <w:basedOn w:val="Fuentedeprrafopredeter"/>
+    <w:basedOn w:val="style65"/>
+    <w:next w:val="style4121"/>
     <w:uiPriority w:val="99"/>
-    <w:semiHidden/>
-    <w:unhideWhenUsed/>
-    <w:rsid w:val="00E91B44"/>
     <w:rPr>
-      <w:color w:val="605E5C"/>
-      <w:shd w:val="clear" w:color="auto" w:fill="E1DFDD"/>
+      <w:color w:val="605e5c"/>
+      <w:shd w:val="clear" w:color="auto" w:fill="e1dfdd"/>
     </w:rPr>
   </w:style>
 </w:styles>
